--- a/Ansible to Orchestrator Transition/Completed/Move Windows Event Logs/Remove-OldFiles-UNCShare/Documentation/02_Design_Document.docx
+++ b/Ansible to Orchestrator Transition/Completed/Move Windows Event Logs/Remove-OldFiles-UNCShare/Documentation/02_Design_Document.docx
@@ -1,211 +1,76 @@
 
 <file path=word/document.xml><?xml version="1.0" encoding="utf-8"?>
-<w:document xmlns:w="http://schemas.openxmlformats.org/wordprocessingml/2006/main" xmlns:m="http://schemas.openxmlformats.org/officeDocument/2006/math" xmlns:r="http://schemas.openxmlformats.org/officeDocument/2006/relationships" xmlns:o="urn:schemas-microsoft-com:office:office" xmlns:v="urn:schemas-microsoft-com:vml" xmlns:w10="urn:schemas-microsoft-com:office:word" xmlns:a="http://schemas.openxmlformats.org/drawingml/2006/main" xmlns:pic="http://schemas.openxmlformats.org/drawingml/2006/picture" xmlns:wp="http://schemas.openxmlformats.org/drawingml/2006/wordprocessingDrawing">
+<w:document xmlns:wpc="http://schemas.microsoft.com/office/word/2010/wordprocessingCanvas" xmlns:cx="http://schemas.microsoft.com/office/drawing/2014/chartex" xmlns:cx1="http://schemas.microsoft.com/office/drawing/2015/9/8/chartex" xmlns:cx2="http://schemas.microsoft.com/office/drawing/2015/10/21/chartex" xmlns:cx3="http://schemas.microsoft.com/office/drawing/2016/5/9/chartex" xmlns:cx4="http://schemas.microsoft.com/office/drawing/2016/5/10/chartex" xmlns:cx5="http://schemas.microsoft.com/office/drawing/2016/5/11/chartex" xmlns:cx6="http://schemas.microsoft.com/office/drawing/2016/5/12/chartex" xmlns:cx7="http://schemas.microsoft.com/office/drawing/2016/5/13/chartex" xmlns:cx8="http://schemas.microsoft.com/office/drawing/2016/5/14/chartex" xmlns:mc="http://schemas.openxmlformats.org/markup-compatibility/2006" xmlns:aink="http://schemas.microsoft.com/office/drawing/2016/ink" xmlns:am3d="http://schemas.microsoft.com/office/drawing/2017/model3d" xmlns:o="urn:schemas-microsoft-com:office:office" xmlns:oel="http://schemas.microsoft.com/office/2019/extlst" xmlns:r="http://schemas.openxmlformats.org/officeDocument/2006/relationships" xmlns:m="http://schemas.openxmlformats.org/officeDocument/2006/math" xmlns:v="urn:schemas-microsoft-com:vml" xmlns:wp14="http://schemas.microsoft.com/office/word/2010/wordprocessingDrawing" xmlns:wp="http://schemas.openxmlformats.org/drawingml/2006/wordprocessingDrawing" xmlns:w10="urn:schemas-microsoft-com:office:word" xmlns:w="http://schemas.openxmlformats.org/wordprocessingml/2006/main" xmlns:w14="http://schemas.microsoft.com/office/word/2010/wordml" xmlns:w15="http://schemas.microsoft.com/office/word/2012/wordml" xmlns:w16cex="http://schemas.microsoft.com/office/word/2018/wordml/cex" xmlns:w16cid="http://schemas.microsoft.com/office/word/2016/wordml/cid" xmlns:w16="http://schemas.microsoft.com/office/word/2018/wordml" xmlns:w16du="http://schemas.microsoft.com/office/word/2023/wordml/word16du" xmlns:w16sdtdh="http://schemas.microsoft.com/office/word/2020/wordml/sdtdatahash" xmlns:w16sdtfl="http://schemas.microsoft.com/office/word/2024/wordml/sdtformatlock" xmlns:w16se="http://schemas.microsoft.com/office/word/2015/wordml/symex" xmlns:wpg="http://schemas.microsoft.com/office/word/2010/wordprocessingGroup" xmlns:wpi="http://schemas.microsoft.com/office/word/2010/wordprocessingInk" xmlns:wne="http://schemas.microsoft.com/office/word/2006/wordml" xmlns:wps="http://schemas.microsoft.com/office/word/2010/wordprocessingShape" mc:Ignorable="w14 w15 w16se w16cid w16 w16cex w16sdtdh w16sdtfl w16du wp14">
   <w:body>
-    <w:bookmarkStart w:id="19" w:name="X5ceaed3d40cf6cfdf3f3996e70122e57e8817f6"/>
     <w:p>
       <w:pPr>
         <w:pStyle w:val="Heading1"/>
       </w:pPr>
-      <w:r>
-        <w:t xml:space="preserve">Remove Old Files (UNC Share) — Design Document</w:t>
+      <w:bookmarkStart w:id="0" w:name="X5ceaed3d40cf6cfdf3f3996e70122e57e8817f6"/>
+      <w:r>
+        <w:t>Remove Old Files (UNC Share) — Design Document</w:t>
+      </w:r>
+    </w:p>
+    <w:p>
+      <w:r>
+        <w:pict w14:anchorId="3C0A43CD">
+          <v:rect id="_x0000_i1025" style="width:0;height:1.5pt" o:hralign="center" o:hrstd="t" o:hr="t"/>
+        </w:pict>
+      </w:r>
+    </w:p>
+    <w:p>
+      <w:pPr>
+        <w:pStyle w:val="Heading2"/>
+      </w:pPr>
+      <w:bookmarkStart w:id="1" w:name="X7a8237e7d315e89f38a741ffdb86653a37c1ad7"/>
+      <w:r>
+        <w:t>1. Architecture overview</w:t>
       </w:r>
     </w:p>
     <w:p>
       <w:pPr>
         <w:pStyle w:val="FirstParagraph"/>
       </w:pPr>
+      <w:r>
+        <w:t xml:space="preserve">The workflow builds a single PowerShell invocation string, executes it on a pre-staged PS host via the OOTB </w:t>
+      </w:r>
+      <w:r>
+        <w:rPr>
+          <w:i/>
+          <w:iCs/>
+        </w:rPr>
+        <w:t>Invoke a PowerShell script</w:t>
+      </w:r>
+      <w:r>
+        <w:t xml:space="preserve"> workflow, and parses the result. All file selection and deletion happen </w:t>
+      </w:r>
       <w:r>
         <w:rPr>
           <w:b/>
           <w:bCs/>
         </w:rPr>
-        <w:t xml:space="preserve">Deliverable:</w:t>
-      </w:r>
-      <w:r>
-        <w:t xml:space="preserve"> </w:t>
-      </w:r>
-      <w:r>
-        <w:t xml:space="preserve">Remove-OldFiles-UNCShare</w:t>
-      </w:r>
-      <w:r>
-        <w:t xml:space="preserve"> </w:t>
-      </w:r>
-      <w:r>
-        <w:rPr>
+        <w:t xml:space="preserve">inside </w:t>
+      </w:r>
+      <w:r>
+        <w:rPr>
+          <w:rStyle w:val="VerbatimChar"/>
           <w:b/>
           <w:bCs/>
         </w:rPr>
-        <w:t xml:space="preserve">Project:</w:t>
-      </w:r>
-      <w:r>
-        <w:t xml:space="preserve"> </w:t>
-      </w:r>
-      <w:r>
-        <w:t xml:space="preserve">Ansible → VCF Orchestrator transition — "Move Windows Event Logs"</w:t>
-      </w:r>
-      <w:r>
-        <w:t xml:space="preserve"> </w:t>
+        <w:t>cvs_functions.ps1</w:t>
+      </w:r>
+      <w:r>
+        <w:t xml:space="preserve"> against a </w:t>
       </w:r>
       <w:r>
         <w:rPr>
           <w:b/>
           <w:bCs/>
         </w:rPr>
-        <w:t xml:space="preserve">Platform:</w:t>
-      </w:r>
-      <w:r>
-        <w:t xml:space="preserve"> </w:t>
-      </w:r>
-      <w:r>
-        <w:t xml:space="preserve">VCF Automation 9 / VCF Operations Orchestrator 9</w:t>
-      </w:r>
-      <w:r>
-        <w:t xml:space="preserve"> </w:t>
-      </w:r>
-      <w:r>
-        <w:rPr>
-          <w:b/>
-          <w:bCs/>
-        </w:rPr>
-        <w:t xml:space="preserve">Status:</w:t>
-      </w:r>
-      <w:r>
-        <w:t xml:space="preserve"> </w:t>
-      </w:r>
-      <w:r>
-        <w:t xml:space="preserve">Phase 1</w:t>
-      </w:r>
-      <w:r>
-        <w:t xml:space="preserve"> </w:t>
-      </w:r>
-      <w:r>
-        <w:rPr>
-          <w:b/>
-          <w:bCs/>
-        </w:rPr>
-        <w:t xml:space="preserve">This set:</w:t>
-      </w:r>
-      <w:r>
-        <w:t xml:space="preserve"> </w:t>
-      </w:r>
-      <w:r>
-        <w:t xml:space="preserve">01 Executive Summary · 02 Design Document · 03 Implementation Guide · 04 User Guide · 05 Validation &amp; Testing Plan · WindowsLogManagement-Config_definition</w:t>
-      </w:r>
-      <w:r>
-        <w:t xml:space="preserve"> </w:t>
-      </w:r>
-      <w:r>
-        <w:rPr>
-          <w:b/>
-          <w:bCs/>
-        </w:rPr>
-        <w:t xml:space="preserve">Shared references:</w:t>
-      </w:r>
-      <w:r>
-        <w:t xml:space="preserve"> </w:t>
-      </w:r>
-      <w:r>
-        <w:t xml:space="preserve">../../_Shared/Documentation/Shared-Components.docx · ../../_Shared/Documentation/Change-Register.docx · ../../_Shared/Documentation/Ansible-to-vRO-MappingTable.docx · "How to Build a PowerShell Host" (Automation Projects/_Shared References/PowerShell Host Build Guide/)</w:t>
-      </w:r>
-    </w:p>
-    <w:p>
-      <w:r>
-        <w:pict>
-          <v:rect style="width:0;height:1.5pt" o:hralign="center" o:hrstd="t" o:hr="t"/>
-        </w:pict>
-      </w:r>
-    </w:p>
-    <w:bookmarkStart w:id="9" w:name="X7a8237e7d315e89f38a741ffdb86653a37c1ad7"/>
-    <w:p>
-      <w:pPr>
-        <w:pStyle w:val="Heading2"/>
-      </w:pPr>
-      <w:r>
-        <w:t xml:space="preserve">1. Architecture overview</w:t>
-      </w:r>
-    </w:p>
-    <w:p>
-      <w:pPr>
-        <w:pStyle w:val="FirstParagraph"/>
-      </w:pPr>
-      <w:r>
-        <w:t xml:space="preserve">The workflow builds a single PowerShell invocation string, executes it on a</w:t>
-      </w:r>
-      <w:r>
-        <w:t xml:space="preserve"> </w:t>
-      </w:r>
-      <w:r>
-        <w:t xml:space="preserve">pre-staged PS host via the OOTB</w:t>
-      </w:r>
-      <w:r>
-        <w:t xml:space="preserve"> </w:t>
-      </w:r>
-      <w:r>
-        <w:rPr>
-          <w:i/>
-          <w:iCs/>
-        </w:rPr>
-        <w:t xml:space="preserve">Invoke a PowerShell script</w:t>
-      </w:r>
-      <w:r>
-        <w:t xml:space="preserve"> </w:t>
-      </w:r>
-      <w:r>
-        <w:t xml:space="preserve">workflow, and parses</w:t>
-      </w:r>
-      <w:r>
-        <w:t xml:space="preserve"> </w:t>
-      </w:r>
-      <w:r>
-        <w:t xml:space="preserve">the result. All file selection and deletion happen</w:t>
-      </w:r>
-      <w:r>
-        <w:t xml:space="preserve"> </w:t>
-      </w:r>
-      <w:r>
-        <w:rPr>
-          <w:b/>
-          <w:bCs/>
-        </w:rPr>
-        <w:t xml:space="preserve">inside</w:t>
-      </w:r>
-      <w:r>
-        <w:rPr>
-          <w:b/>
-          <w:bCs/>
-        </w:rPr>
-        <w:t xml:space="preserve"> </w:t>
-      </w:r>
-      <w:r>
-        <w:rPr>
-          <w:rStyle w:val="VerbatimChar"/>
-          <w:b/>
-          <w:bCs/>
-        </w:rPr>
-        <w:t xml:space="preserve">cvs_functions.ps1</w:t>
-      </w:r>
-      <w:r>
-        <w:t xml:space="preserve"> </w:t>
-      </w:r>
-      <w:r>
-        <w:t xml:space="preserve">against a</w:t>
-      </w:r>
-      <w:r>
-        <w:t xml:space="preserve"> </w:t>
-      </w:r>
-      <w:r>
-        <w:rPr>
-          <w:b/>
-          <w:bCs/>
-        </w:rPr>
-        <w:t xml:space="preserve">single UNC target</w:t>
-      </w:r>
-      <w:r>
-        <w:t xml:space="preserve"> </w:t>
-      </w:r>
-      <w:r>
-        <w:t xml:space="preserve">— there is no AD resolution and no per-server loop.</w:t>
+        <w:t>single UNC target</w:t>
+      </w:r>
+      <w:r>
+        <w:t xml:space="preserve"> — there is no AD resolution and no per-server loop.</w:t>
       </w:r>
     </w:p>
     <w:p>
@@ -216,7 +81,7 @@
         <w:rPr>
           <w:rStyle w:val="VerbatimChar"/>
         </w:rPr>
-        <w:t xml:space="preserve">Operator (custom form)</w:t>
+        <w:t>Operator (custom form)</w:t>
       </w:r>
       <w:r>
         <w:br/>
@@ -243,7 +108,7 @@
         <w:rPr>
           <w:rStyle w:val="VerbatimChar"/>
         </w:rPr>
-        <w:t xml:space="preserve">vRO Workflow ── buildRemoveFilesInvocation (Action) ── invocation string</w:t>
+        <w:t>vRO Workflow ── buildRemoveFilesInvocation (Action) ── invocation string</w:t>
       </w:r>
       <w:r>
         <w:br/>
@@ -332,7 +197,7 @@
         <w:pStyle w:val="Compact"/>
         <w:numPr>
           <w:ilvl w:val="0"/>
-          <w:numId w:val="1001"/>
+          <w:numId w:val="2"/>
         </w:numPr>
       </w:pPr>
       <w:r>
@@ -340,13 +205,10 @@
           <w:b/>
           <w:bCs/>
         </w:rPr>
-        <w:t xml:space="preserve">One invocation = one workflow run.</w:t>
-      </w:r>
-      <w:r>
-        <w:t xml:space="preserve"> </w:t>
-      </w:r>
-      <w:r>
-        <w:t xml:space="preserve">No Orchestrator-side loop.</w:t>
+        <w:t>One invocation = one workflow run.</w:t>
+      </w:r>
+      <w:r>
+        <w:t xml:space="preserve"> No Orchestrator-side loop.</w:t>
       </w:r>
     </w:p>
     <w:p>
@@ -354,7 +216,7 @@
         <w:pStyle w:val="Compact"/>
         <w:numPr>
           <w:ilvl w:val="0"/>
-          <w:numId w:val="1001"/>
+          <w:numId w:val="2"/>
         </w:numPr>
       </w:pPr>
       <w:r>
@@ -362,84 +224,90 @@
           <w:b/>
           <w:bCs/>
         </w:rPr>
-        <w:t xml:space="preserve">No source-server or AD access</w:t>
-      </w:r>
-      <w:r>
-        <w:t xml:space="preserve"> </w:t>
-      </w:r>
-      <w:r>
-        <w:t xml:space="preserve">— the only remote target is the UNC share.</w:t>
-      </w:r>
-    </w:p>
-    <w:p>
-      <w:r>
-        <w:pict>
-          <v:rect style="width:0;height:1.5pt" o:hralign="center" o:hrstd="t" o:hr="t"/>
+        <w:t>No source-server or AD access</w:t>
+      </w:r>
+      <w:r>
+        <w:t xml:space="preserve"> — the only remote target is the UNC share.</w:t>
+      </w:r>
+    </w:p>
+    <w:p>
+      <w:r>
+        <w:pict w14:anchorId="70D7F094">
+          <v:rect id="_x0000_i1026" style="width:0;height:1.5pt" o:hralign="center" o:hrstd="t" o:hr="t"/>
         </w:pict>
       </w:r>
     </w:p>
-    <w:bookmarkEnd w:id="9"/>
-    <w:bookmarkStart w:id="10" w:name="X8ebf4272557d59cc9e0a94e798e506dc17cc399"/>
     <w:p>
       <w:pPr>
         <w:pStyle w:val="Heading2"/>
       </w:pPr>
-      <w:r>
-        <w:t xml:space="preserve">2. Components</w:t>
+      <w:bookmarkStart w:id="2" w:name="X8ebf4272557d59cc9e0a94e798e506dc17cc399"/>
+      <w:bookmarkEnd w:id="1"/>
+      <w:r>
+        <w:t>2. Components</w:t>
       </w:r>
     </w:p>
     <w:tbl>
       <w:tblPr>
         <w:tblStyle w:val="Table"/>
-        <w:tblW w:type="auto" w:w="0"/>
-        <w:tblLook w:firstRow="1" w:lastRow="0" w:firstColumn="0" w:lastColumn="0" w:noHBand="0" w:noVBand="0" w:val="0020"/>
+        <w:tblW w:w="0" w:type="auto"/>
+        <w:tblLook w:val="0020" w:firstRow="1" w:lastRow="0" w:firstColumn="0" w:lastColumn="0" w:noHBand="0" w:noVBand="0"/>
       </w:tblPr>
       <w:tblGrid>
-        <w:gridCol w:w="2640"/>
-        <w:gridCol w:w="2640"/>
-        <w:gridCol w:w="2640"/>
+        <w:gridCol w:w="3565"/>
+        <w:gridCol w:w="3704"/>
+        <w:gridCol w:w="2307"/>
       </w:tblGrid>
       <w:tr>
         <w:trPr>
-          <w:tblHeader w:val="on"/>
+          <w:cnfStyle w:val="100000000000" w:firstRow="1" w:lastRow="0" w:firstColumn="0" w:lastColumn="0" w:oddVBand="0" w:evenVBand="0" w:oddHBand="0" w:evenHBand="0" w:firstRowFirstColumn="0" w:firstRowLastColumn="0" w:lastRowFirstColumn="0" w:lastRowLastColumn="0"/>
+          <w:tblHeader/>
         </w:trPr>
         <w:tc>
-          <w:tcPr/>
-          <w:p>
-            <w:pPr>
-              <w:pStyle w:val="Compact"/>
-            </w:pPr>
-            <w:r>
-              <w:t xml:space="preserve">Component</w:t>
-            </w:r>
-          </w:p>
-        </w:tc>
-        <w:tc>
-          <w:tcPr/>
-          <w:p>
-            <w:pPr>
-              <w:pStyle w:val="Compact"/>
-            </w:pPr>
-            <w:r>
-              <w:t xml:space="preserve">Role</w:t>
-            </w:r>
-          </w:p>
-        </w:tc>
-        <w:tc>
-          <w:tcPr/>
-          <w:p>
-            <w:pPr>
-              <w:pStyle w:val="Compact"/>
-            </w:pPr>
-            <w:r>
-              <w:t xml:space="preserve">Shared?</w:t>
+          <w:tcPr>
+            <w:tcW w:w="0" w:type="auto"/>
+          </w:tcPr>
+          <w:p>
+            <w:pPr>
+              <w:pStyle w:val="Compact"/>
+            </w:pPr>
+            <w:r>
+              <w:t>Component</w:t>
+            </w:r>
+          </w:p>
+        </w:tc>
+        <w:tc>
+          <w:tcPr>
+            <w:tcW w:w="0" w:type="auto"/>
+          </w:tcPr>
+          <w:p>
+            <w:pPr>
+              <w:pStyle w:val="Compact"/>
+            </w:pPr>
+            <w:r>
+              <w:t>Role</w:t>
+            </w:r>
+          </w:p>
+        </w:tc>
+        <w:tc>
+          <w:tcPr>
+            <w:tcW w:w="0" w:type="auto"/>
+          </w:tcPr>
+          <w:p>
+            <w:pPr>
+              <w:pStyle w:val="Compact"/>
+            </w:pPr>
+            <w:r>
+              <w:t>Shared?</w:t>
             </w:r>
           </w:p>
         </w:tc>
       </w:tr>
       <w:tr>
         <w:tc>
-          <w:tcPr/>
+          <w:tcPr>
+            <w:tcW w:w="0" w:type="auto"/>
+          </w:tcPr>
           <w:p>
             <w:pPr>
               <w:pStyle w:val="Compact"/>
@@ -449,36 +317,42 @@
                 <w:b/>
                 <w:bCs/>
               </w:rPr>
-              <w:t xml:space="preserve">Workflow: Remove-OldFiles-UNCShare</w:t>
-            </w:r>
-          </w:p>
-        </w:tc>
-        <w:tc>
-          <w:tcPr/>
-          <w:p>
-            <w:pPr>
-              <w:pStyle w:val="Compact"/>
-            </w:pPr>
-            <w:r>
-              <w:t xml:space="preserve">Deletes files on a UNC share older than a threshold; report-only default</w:t>
-            </w:r>
-          </w:p>
-        </w:tc>
-        <w:tc>
-          <w:tcPr/>
-          <w:p>
-            <w:pPr>
-              <w:pStyle w:val="Compact"/>
-            </w:pPr>
-            <w:r>
-              <w:t xml:space="preserve">This deliverable</w:t>
+              <w:t>Workflow: Remove-OldFiles-UNCShare</w:t>
+            </w:r>
+          </w:p>
+        </w:tc>
+        <w:tc>
+          <w:tcPr>
+            <w:tcW w:w="0" w:type="auto"/>
+          </w:tcPr>
+          <w:p>
+            <w:pPr>
+              <w:pStyle w:val="Compact"/>
+            </w:pPr>
+            <w:r>
+              <w:t>Deletes files on a UNC share older than a threshold; report-only default</w:t>
+            </w:r>
+          </w:p>
+        </w:tc>
+        <w:tc>
+          <w:tcPr>
+            <w:tcW w:w="0" w:type="auto"/>
+          </w:tcPr>
+          <w:p>
+            <w:pPr>
+              <w:pStyle w:val="Compact"/>
+            </w:pPr>
+            <w:r>
+              <w:t>This deliverable</w:t>
             </w:r>
           </w:p>
         </w:tc>
       </w:tr>
       <w:tr>
         <w:tc>
-          <w:tcPr/>
+          <w:tcPr>
+            <w:tcW w:w="0" w:type="auto"/>
+          </w:tcPr>
           <w:p>
             <w:pPr>
               <w:pStyle w:val="Compact"/>
@@ -488,60 +362,57 @@
                 <w:b/>
                 <w:bCs/>
               </w:rPr>
-              <w:t xml:space="preserve">Action: buildRemoveFilesInvocation</w:t>
-            </w:r>
-          </w:p>
-        </w:tc>
-        <w:tc>
-          <w:tcPr/>
-          <w:p>
-            <w:pPr>
-              <w:pStyle w:val="Compact"/>
-            </w:pPr>
-            <w:r>
-              <w:t xml:space="preserve">Builds the</w:t>
-            </w:r>
-            <w:r>
-              <w:t xml:space="preserve"> </w:t>
+              <w:t>Action: buildRemoveFilesInvocation</w:t>
+            </w:r>
+          </w:p>
+        </w:tc>
+        <w:tc>
+          <w:tcPr>
+            <w:tcW w:w="0" w:type="auto"/>
+          </w:tcPr>
+          <w:p>
+            <w:pPr>
+              <w:pStyle w:val="Compact"/>
+            </w:pPr>
+            <w:r>
+              <w:t xml:space="preserve">Builds the </w:t>
             </w:r>
             <w:r>
               <w:rPr>
                 <w:rStyle w:val="VerbatimChar"/>
               </w:rPr>
-              <w:t xml:space="preserve">Delete-OldFiles-UNC-Share</w:t>
-            </w:r>
-            <w:r>
-              <w:t xml:space="preserve"> </w:t>
-            </w:r>
-            <w:r>
-              <w:t xml:space="preserve">invocation string; validates inputs; returns</w:t>
-            </w:r>
-            <w:r>
-              <w:t xml:space="preserve"> </w:t>
+              <w:t>Delete-OldFiles-UNC-Share</w:t>
+            </w:r>
+            <w:r>
+              <w:t xml:space="preserve"> invocation string; validates inputs; returns </w:t>
             </w:r>
             <w:r>
               <w:rPr>
                 <w:rStyle w:val="VerbatimChar"/>
               </w:rPr>
-              <w:t xml:space="preserve">string</w:t>
-            </w:r>
-          </w:p>
-        </w:tc>
-        <w:tc>
-          <w:tcPr/>
-          <w:p>
-            <w:pPr>
-              <w:pStyle w:val="Compact"/>
-            </w:pPr>
-            <w:r>
-              <w:t xml:space="preserve">This deliverable</w:t>
+              <w:t>string</w:t>
+            </w:r>
+          </w:p>
+        </w:tc>
+        <w:tc>
+          <w:tcPr>
+            <w:tcW w:w="0" w:type="auto"/>
+          </w:tcPr>
+          <w:p>
+            <w:pPr>
+              <w:pStyle w:val="Compact"/>
+            </w:pPr>
+            <w:r>
+              <w:t>This deliverable</w:t>
             </w:r>
           </w:p>
         </w:tc>
       </w:tr>
       <w:tr>
         <w:tc>
-          <w:tcPr/>
+          <w:tcPr>
+            <w:tcW w:w="0" w:type="auto"/>
+          </w:tcPr>
           <w:p>
             <w:pPr>
               <w:pStyle w:val="Compact"/>
@@ -551,45 +422,48 @@
                 <w:b/>
                 <w:bCs/>
               </w:rPr>
-              <w:t xml:space="preserve">Action: parseScriptOutput</w:t>
-            </w:r>
-          </w:p>
-        </w:tc>
-        <w:tc>
-          <w:tcPr/>
-          <w:p>
-            <w:pPr>
-              <w:pStyle w:val="Compact"/>
-            </w:pPr>
-            <w:r>
-              <w:t xml:space="preserve">Parses the PS output object →</w:t>
-            </w:r>
-            <w:r>
-              <w:t xml:space="preserve"> </w:t>
+              <w:t>Action: parseScriptOutput</w:t>
+            </w:r>
+          </w:p>
+        </w:tc>
+        <w:tc>
+          <w:tcPr>
+            <w:tcW w:w="0" w:type="auto"/>
+          </w:tcPr>
+          <w:p>
+            <w:pPr>
+              <w:pStyle w:val="Compact"/>
+            </w:pPr>
+            <w:r>
+              <w:t xml:space="preserve">Parses the PS output object → </w:t>
             </w:r>
             <w:r>
               <w:rPr>
                 <w:rStyle w:val="VerbatimChar"/>
               </w:rPr>
-              <w:t xml:space="preserve">Properties{success, outputText, errorText}</w:t>
-            </w:r>
-          </w:p>
-        </w:tc>
-        <w:tc>
-          <w:tcPr/>
-          <w:p>
-            <w:pPr>
-              <w:pStyle w:val="Compact"/>
-            </w:pPr>
-            <w:r>
-              <w:t xml:space="preserve">Shared — see Shared-Components.docx</w:t>
+              <w:t>Properties{success, outputText, errorText}</w:t>
+            </w:r>
+          </w:p>
+        </w:tc>
+        <w:tc>
+          <w:tcPr>
+            <w:tcW w:w="0" w:type="auto"/>
+          </w:tcPr>
+          <w:p>
+            <w:pPr>
+              <w:pStyle w:val="Compact"/>
+            </w:pPr>
+            <w:r>
+              <w:t>Shared — see Shared-Components.docx</w:t>
             </w:r>
           </w:p>
         </w:tc>
       </w:tr>
       <w:tr>
         <w:tc>
-          <w:tcPr/>
+          <w:tcPr>
+            <w:tcW w:w="0" w:type="auto"/>
+          </w:tcPr>
           <w:p>
             <w:pPr>
               <w:pStyle w:val="Compact"/>
@@ -599,36 +473,60 @@
                 <w:b/>
                 <w:bCs/>
               </w:rPr>
-              <w:t xml:space="preserve">Scriptable task: handlePSFailure</w:t>
-            </w:r>
-          </w:p>
-        </w:tc>
-        <w:tc>
-          <w:tcPr/>
-          <w:p>
-            <w:pPr>
-              <w:pStyle w:val="Compact"/>
-            </w:pPr>
-            <w:r>
-              <w:t xml:space="preserve">Exception path for terminating PS/plugin failures</w:t>
-            </w:r>
-          </w:p>
-        </w:tc>
-        <w:tc>
-          <w:tcPr/>
-          <w:p>
-            <w:pPr>
-              <w:pStyle w:val="Compact"/>
-            </w:pPr>
-            <w:r>
-              <w:t xml:space="preserve">Shared — see Shared-Components.docx</w:t>
+              <w:t xml:space="preserve">Scriptable task: </w:t>
+            </w:r>
+            <w:r>
+              <w:rPr>
+                <w:b/>
+                <w:bCs/>
+              </w:rPr>
+              <w:lastRenderedPageBreak/>
+              <w:t>handlePSFailure</w:t>
+            </w:r>
+          </w:p>
+        </w:tc>
+        <w:tc>
+          <w:tcPr>
+            <w:tcW w:w="0" w:type="auto"/>
+          </w:tcPr>
+          <w:p>
+            <w:pPr>
+              <w:pStyle w:val="Compact"/>
+            </w:pPr>
+            <w:r>
+              <w:lastRenderedPageBreak/>
+              <w:t xml:space="preserve">Exception path for terminating </w:t>
+            </w:r>
+            <w:r>
+              <w:lastRenderedPageBreak/>
+              <w:t>PS/plugin failures</w:t>
+            </w:r>
+          </w:p>
+        </w:tc>
+        <w:tc>
+          <w:tcPr>
+            <w:tcW w:w="0" w:type="auto"/>
+          </w:tcPr>
+          <w:p>
+            <w:pPr>
+              <w:pStyle w:val="Compact"/>
+            </w:pPr>
+            <w:r>
+              <w:lastRenderedPageBreak/>
+              <w:t xml:space="preserve">Shared — see </w:t>
+            </w:r>
+            <w:r>
+              <w:lastRenderedPageBreak/>
+              <w:t>Shared-Components.docx</w:t>
             </w:r>
           </w:p>
         </w:tc>
       </w:tr>
       <w:tr>
         <w:tc>
-          <w:tcPr/>
+          <w:tcPr>
+            <w:tcW w:w="0" w:type="auto"/>
+          </w:tcPr>
           <w:p>
             <w:pPr>
               <w:pStyle w:val="Compact"/>
@@ -638,36 +536,43 @@
                 <w:b/>
                 <w:bCs/>
               </w:rPr>
-              <w:t xml:space="preserve">OOTB: Invoke a PowerShell script</w:t>
-            </w:r>
-          </w:p>
-        </w:tc>
-        <w:tc>
-          <w:tcPr/>
-          <w:p>
-            <w:pPr>
-              <w:pStyle w:val="Compact"/>
-            </w:pPr>
-            <w:r>
-              <w:t xml:space="preserve">Executes the invocation string on the PS host</w:t>
-            </w:r>
-          </w:p>
-        </w:tc>
-        <w:tc>
-          <w:tcPr/>
-          <w:p>
-            <w:pPr>
-              <w:pStyle w:val="Compact"/>
-            </w:pPr>
-            <w:r>
-              <w:t xml:space="preserve">Shared — see Shared-Components.docx</w:t>
+              <w:lastRenderedPageBreak/>
+              <w:t>OOTB: Invoke a PowerShell script</w:t>
+            </w:r>
+          </w:p>
+        </w:tc>
+        <w:tc>
+          <w:tcPr>
+            <w:tcW w:w="0" w:type="auto"/>
+          </w:tcPr>
+          <w:p>
+            <w:pPr>
+              <w:pStyle w:val="Compact"/>
+            </w:pPr>
+            <w:r>
+              <w:t>Executes the invocation string on the PS host</w:t>
+            </w:r>
+          </w:p>
+        </w:tc>
+        <w:tc>
+          <w:tcPr>
+            <w:tcW w:w="0" w:type="auto"/>
+          </w:tcPr>
+          <w:p>
+            <w:pPr>
+              <w:pStyle w:val="Compact"/>
+            </w:pPr>
+            <w:r>
+              <w:t>Shared — see Shared-Components.docx</w:t>
             </w:r>
           </w:p>
         </w:tc>
       </w:tr>
       <w:tr>
         <w:tc>
-          <w:tcPr/>
+          <w:tcPr>
+            <w:tcW w:w="0" w:type="auto"/>
+          </w:tcPr>
           <w:p>
             <w:pPr>
               <w:pStyle w:val="Compact"/>
@@ -677,109 +582,88 @@
                 <w:b/>
                 <w:bCs/>
               </w:rPr>
-              <w:t xml:space="preserve">Configuration Element: WindowsLogManagement-Config</w:t>
-            </w:r>
-          </w:p>
-        </w:tc>
-        <w:tc>
-          <w:tcPr/>
-          <w:p>
-            <w:pPr>
-              <w:pStyle w:val="Compact"/>
-            </w:pPr>
-            <w:r>
-              <w:t xml:space="preserve">Supplies</w:t>
-            </w:r>
-            <w:r>
-              <w:t xml:space="preserve"> </w:t>
+              <w:t>Configuration Element: WindowsLogManagement-Config</w:t>
+            </w:r>
+          </w:p>
+        </w:tc>
+        <w:tc>
+          <w:tcPr>
+            <w:tcW w:w="0" w:type="auto"/>
+          </w:tcPr>
+          <w:p>
+            <w:pPr>
+              <w:pStyle w:val="Compact"/>
+            </w:pPr>
+            <w:r>
+              <w:t xml:space="preserve">Supplies </w:t>
             </w:r>
             <w:r>
               <w:rPr>
                 <w:rStyle w:val="VerbatimChar"/>
               </w:rPr>
-              <w:t xml:space="preserve">defaultScriptPath</w:t>
-            </w:r>
-            <w:r>
-              <w:t xml:space="preserve"> </w:t>
-            </w:r>
-            <w:r>
-              <w:t xml:space="preserve">→</w:t>
-            </w:r>
-            <w:r>
-              <w:t xml:space="preserve"> </w:t>
+              <w:t>defaultScriptPath</w:t>
+            </w:r>
+            <w:r>
+              <w:t xml:space="preserve"> → </w:t>
             </w:r>
             <w:r>
               <w:rPr>
                 <w:rStyle w:val="VerbatimChar"/>
               </w:rPr>
-              <w:t xml:space="preserve">scriptPath</w:t>
-            </w:r>
-            <w:r>
-              <w:t xml:space="preserve"> </w:t>
-            </w:r>
-            <w:r>
-              <w:t xml:space="preserve">and</w:t>
-            </w:r>
-            <w:r>
-              <w:t xml:space="preserve"> </w:t>
+              <w:t>scriptPath</w:t>
+            </w:r>
+            <w:r>
+              <w:t xml:space="preserve"> and </w:t>
             </w:r>
             <w:r>
               <w:rPr>
                 <w:rStyle w:val="VerbatimChar"/>
               </w:rPr>
-              <w:t xml:space="preserve">defaultLogRetentionDays</w:t>
-            </w:r>
-            <w:r>
-              <w:t xml:space="preserve"> </w:t>
-            </w:r>
-            <w:r>
-              <w:t xml:space="preserve">→</w:t>
-            </w:r>
-            <w:r>
-              <w:t xml:space="preserve"> </w:t>
+              <w:t>defaultLogRetentionDays</w:t>
+            </w:r>
+            <w:r>
+              <w:t xml:space="preserve"> → </w:t>
             </w:r>
             <w:r>
               <w:rPr>
                 <w:rStyle w:val="VerbatimChar"/>
               </w:rPr>
-              <w:t xml:space="preserve">olderThanDays</w:t>
-            </w:r>
-            <w:r>
-              <w:t xml:space="preserve">. Used</w:t>
-            </w:r>
-            <w:r>
-              <w:t xml:space="preserve"> </w:t>
+              <w:t>olderThanDays</w:t>
+            </w:r>
+            <w:r>
+              <w:t xml:space="preserve">. Used </w:t>
             </w:r>
             <w:r>
               <w:rPr>
                 <w:b/>
                 <w:bCs/>
               </w:rPr>
-              <w:t xml:space="preserve">only</w:t>
-            </w:r>
-            <w:r>
-              <w:t xml:space="preserve"> </w:t>
-            </w:r>
-            <w:r>
-              <w:t xml:space="preserve">by this workflow</w:t>
-            </w:r>
-          </w:p>
-        </w:tc>
-        <w:tc>
-          <w:tcPr/>
-          <w:p>
-            <w:pPr>
-              <w:pStyle w:val="Compact"/>
-            </w:pPr>
-            <w:r>
-              <w:t xml:space="preserve">This deliverable</w:t>
+              <w:t>only</w:t>
+            </w:r>
+            <w:r>
+              <w:t xml:space="preserve"> by this workflow</w:t>
+            </w:r>
+          </w:p>
+        </w:tc>
+        <w:tc>
+          <w:tcPr>
+            <w:tcW w:w="0" w:type="auto"/>
+          </w:tcPr>
+          <w:p>
+            <w:pPr>
+              <w:pStyle w:val="Compact"/>
+            </w:pPr>
+            <w:r>
+              <w:t>This deliverable</w:t>
             </w:r>
           </w:p>
         </w:tc>
       </w:tr>
       <w:tr>
         <w:tc>
-          <w:tcPr/>
+          <w:tcPr>
+            <w:tcW w:w="0" w:type="auto"/>
+          </w:tcPr>
           <w:p>
             <w:pPr>
               <w:pStyle w:val="Compact"/>
@@ -789,48 +673,51 @@
                 <w:b/>
                 <w:bCs/>
               </w:rPr>
-              <w:t xml:space="preserve">PowerShell host</w:t>
-            </w:r>
-          </w:p>
-        </w:tc>
-        <w:tc>
-          <w:tcPr/>
-          <w:p>
-            <w:pPr>
-              <w:pStyle w:val="Compact"/>
-            </w:pPr>
-            <w:r>
-              <w:t xml:space="preserve">Windows Server running</w:t>
-            </w:r>
-            <w:r>
-              <w:t xml:space="preserve"> </w:t>
+              <w:t>PowerShell host</w:t>
+            </w:r>
+          </w:p>
+        </w:tc>
+        <w:tc>
+          <w:tcPr>
+            <w:tcW w:w="0" w:type="auto"/>
+          </w:tcPr>
+          <w:p>
+            <w:pPr>
+              <w:pStyle w:val="Compact"/>
+            </w:pPr>
+            <w:r>
+              <w:t xml:space="preserve">Windows Server running </w:t>
             </w:r>
             <w:r>
               <w:rPr>
                 <w:rStyle w:val="VerbatimChar"/>
               </w:rPr>
-              <w:t xml:space="preserve">cvs_functions.ps1</w:t>
-            </w:r>
-            <w:r>
-              <w:t xml:space="preserve">; reaches the UNC share</w:t>
-            </w:r>
-          </w:p>
-        </w:tc>
-        <w:tc>
-          <w:tcPr/>
-          <w:p>
-            <w:pPr>
-              <w:pStyle w:val="Compact"/>
-            </w:pPr>
-            <w:r>
-              <w:t xml:space="preserve">Shared — see PS-Host guide</w:t>
+              <w:t>cvs_functions.ps1</w:t>
+            </w:r>
+            <w:r>
+              <w:t>; reaches the UNC share</w:t>
+            </w:r>
+          </w:p>
+        </w:tc>
+        <w:tc>
+          <w:tcPr>
+            <w:tcW w:w="0" w:type="auto"/>
+          </w:tcPr>
+          <w:p>
+            <w:pPr>
+              <w:pStyle w:val="Compact"/>
+            </w:pPr>
+            <w:r>
+              <w:t>Shared — see PS-Host guide</w:t>
             </w:r>
           </w:p>
         </w:tc>
       </w:tr>
       <w:tr>
         <w:tc>
-          <w:tcPr/>
+          <w:tcPr>
+            <w:tcW w:w="0" w:type="auto"/>
+          </w:tcPr>
           <w:p>
             <w:pPr>
               <w:pStyle w:val="Compact"/>
@@ -840,29 +727,33 @@
                 <w:b/>
                 <w:bCs/>
               </w:rPr>
-              <w:t xml:space="preserve">cvs_functions.ps1</w:t>
-            </w:r>
-          </w:p>
-        </w:tc>
-        <w:tc>
-          <w:tcPr/>
-          <w:p>
-            <w:pPr>
-              <w:pStyle w:val="Compact"/>
-            </w:pPr>
-            <w:r>
-              <w:t xml:space="preserve">Shared PowerShell toolbox; changes S-1…S-5</w:t>
-            </w:r>
-          </w:p>
-        </w:tc>
-        <w:tc>
-          <w:tcPr/>
-          <w:p>
-            <w:pPr>
-              <w:pStyle w:val="Compact"/>
-            </w:pPr>
-            <w:r>
-              <w:t xml:space="preserve">Shared — see Change-Register</w:t>
+              <w:t>cvs_functions.ps1</w:t>
+            </w:r>
+          </w:p>
+        </w:tc>
+        <w:tc>
+          <w:tcPr>
+            <w:tcW w:w="0" w:type="auto"/>
+          </w:tcPr>
+          <w:p>
+            <w:pPr>
+              <w:pStyle w:val="Compact"/>
+            </w:pPr>
+            <w:r>
+              <w:t>Shared PowerShell toolbox; changes S-1…S-5</w:t>
+            </w:r>
+          </w:p>
+        </w:tc>
+        <w:tc>
+          <w:tcPr>
+            <w:tcW w:w="0" w:type="auto"/>
+          </w:tcPr>
+          <w:p>
+            <w:pPr>
+              <w:pStyle w:val="Compact"/>
+            </w:pPr>
+            <w:r>
+              <w:t>Shared — see Change-Register</w:t>
             </w:r>
           </w:p>
         </w:tc>
@@ -877,7 +768,7 @@
           <w:b/>
           <w:bCs/>
         </w:rPr>
-        <w:t xml:space="preserve">Module namespace (action):</w:t>
+        <w:t>Module namespace (action):</w:t>
       </w:r>
       <w:r>
         <w:t xml:space="preserve"> </w:t>
@@ -886,7 +777,7 @@
         <w:rPr>
           <w:rStyle w:val="VerbatimChar"/>
         </w:rPr>
-        <w:t xml:space="preserve">broadcom.pso.vc.vm.guestOps.files.windows.logs</w:t>
+        <w:t>broadcom.pso.vc.vm.guestOps.files.windows.logs</w:t>
       </w:r>
       <w:r>
         <w:t xml:space="preserve"> </w:t>
@@ -896,7 +787,7 @@
           <w:b/>
           <w:bCs/>
         </w:rPr>
-        <w:t xml:space="preserve">Workflow folder:</w:t>
+        <w:t>Workflow folder:</w:t>
       </w:r>
       <w:r>
         <w:t xml:space="preserve"> </w:t>
@@ -905,42 +796,36 @@
         <w:rPr>
           <w:rStyle w:val="VerbatimChar"/>
         </w:rPr>
-        <w:t xml:space="preserve">Production &gt; Servers &gt; Windows &gt; Event Log Management</w:t>
-      </w:r>
-      <w:r>
-        <w:t xml:space="preserve"> </w:t>
-      </w:r>
-      <w:r>
-        <w:t xml:space="preserve">(lab/dev:</w:t>
-      </w:r>
-      <w:r>
-        <w:t xml:space="preserve"> </w:t>
-      </w:r>
-      <w:r>
-        <w:rPr>
-          <w:rStyle w:val="VerbatimChar"/>
-        </w:rPr>
-        <w:t xml:space="preserve">Workflows &gt; Customer &gt; &lt;Customer Name&gt; &gt; Production &gt; Servers &gt; Windows &gt; Event Log Management</w:t>
-      </w:r>
-      <w:r>
-        <w:t xml:space="preserve">)</w:t>
-      </w:r>
-    </w:p>
-    <w:p>
-      <w:r>
-        <w:pict>
-          <v:rect style="width:0;height:1.5pt" o:hralign="center" o:hrstd="t" o:hr="t"/>
+        <w:t>Production &gt; Servers &gt; Windows &gt; Event Log Management</w:t>
+      </w:r>
+      <w:r>
+        <w:t xml:space="preserve"> (lab/dev: </w:t>
+      </w:r>
+      <w:r>
+        <w:rPr>
+          <w:rStyle w:val="VerbatimChar"/>
+        </w:rPr>
+        <w:t>Workflows &gt; Customer &gt; &lt;Customer Name&gt; &gt; Production &gt; Servers &gt; Windows &gt; Event Log Management</w:t>
+      </w:r>
+      <w:r>
+        <w:t>)</w:t>
+      </w:r>
+    </w:p>
+    <w:p>
+      <w:r>
+        <w:pict w14:anchorId="27354731">
+          <v:rect id="_x0000_i1027" style="width:0;height:1.5pt" o:hralign="center" o:hrstd="t" o:hr="t"/>
         </w:pict>
       </w:r>
     </w:p>
-    <w:bookmarkEnd w:id="10"/>
-    <w:bookmarkStart w:id="12" w:name="Xbcd46393bbd64a81f585476d191ec052d31ba9f"/>
     <w:p>
       <w:pPr>
         <w:pStyle w:val="Heading2"/>
       </w:pPr>
-      <w:r>
-        <w:t xml:space="preserve">3. Data flow</w:t>
+      <w:bookmarkStart w:id="3" w:name="Xbcd46393bbd64a81f585476d191ec052d31ba9f"/>
+      <w:bookmarkEnd w:id="2"/>
+      <w:r>
+        <w:t>3. Data flow</w:t>
       </w:r>
     </w:p>
     <w:p>
@@ -948,16 +833,16 @@
         <w:pStyle w:val="FirstParagraph"/>
       </w:pPr>
       <w:r>
-        <w:t xml:space="preserve">Per the workflow spec (</w:t>
-      </w:r>
-      <w:r>
-        <w:rPr>
-          <w:rStyle w:val="VerbatimChar"/>
-        </w:rPr>
-        <w:t xml:space="preserve">Remove-OldFiles-UNCShare_spec.js</w:t>
-      </w:r>
-      <w:r>
-        <w:t xml:space="preserve">):</w:t>
+        <w:t>Per the workflow spec (</w:t>
+      </w:r>
+      <w:r>
+        <w:rPr>
+          <w:rStyle w:val="VerbatimChar"/>
+        </w:rPr>
+        <w:t>Remove-OldFiles-UNCShare_spec.js</w:t>
+      </w:r>
+      <w:r>
+        <w:t>):</w:t>
       </w:r>
     </w:p>
     <w:p>
@@ -965,7 +850,7 @@
         <w:pStyle w:val="Compact"/>
         <w:numPr>
           <w:ilvl w:val="0"/>
-          <w:numId w:val="1002"/>
+          <w:numId w:val="3"/>
         </w:numPr>
       </w:pPr>
       <w:r>
@@ -974,13 +859,10 @@
           <w:b/>
           <w:bCs/>
         </w:rPr>
-        <w:t xml:space="preserve">buildRemoveFilesInvocation</w:t>
-      </w:r>
-      <w:r>
-        <w:t xml:space="preserve"> </w:t>
-      </w:r>
-      <w:r>
-        <w:t xml:space="preserve">validates inputs and returns:</w:t>
+        <w:t>buildRemoveFilesInvocation</w:t>
+      </w:r>
+      <w:r>
+        <w:t xml:space="preserve"> validates inputs and returns:</w:t>
       </w:r>
     </w:p>
     <w:p>
@@ -988,14 +870,14 @@
         <w:pStyle w:val="SourceCode"/>
         <w:numPr>
           <w:ilvl w:val="0"/>
-          <w:numId w:val="1000"/>
+          <w:numId w:val="1"/>
         </w:numPr>
       </w:pPr>
       <w:r>
         <w:rPr>
           <w:rStyle w:val="VerbatimChar"/>
         </w:rPr>
-        <w:t xml:space="preserve">&amp; "&lt;scriptPath&gt;" -Action 'Delete-OldFiles-UNC-Share' -UNC_SharePath '&lt;path&gt;' -OlderThanDays &lt;n&gt; -WhatIf '&lt;yes|no&gt;' *&gt;&amp;1 | Out-String -Width 4096</w:t>
+        <w:t>&amp; "&lt;scriptPath&gt;" -Action 'Delete-OldFiles-UNC-Share' -UNC_SharePath '&lt;path&gt;' -OlderThanDays &lt;n&gt; -WhatIf '&lt;yes|no&gt;' *&gt;&amp;1 | Out-String -Width 4096</w:t>
       </w:r>
     </w:p>
     <w:p>
@@ -1003,33 +885,27 @@
         <w:pStyle w:val="Compact"/>
         <w:numPr>
           <w:ilvl w:val="1"/>
-          <w:numId w:val="1003"/>
+          <w:numId w:val="4"/>
         </w:numPr>
       </w:pPr>
       <w:r>
         <w:rPr>
           <w:rStyle w:val="VerbatimChar"/>
         </w:rPr>
-        <w:t xml:space="preserve">-UNC_SharePath</w:t>
-      </w:r>
-      <w:r>
-        <w:t xml:space="preserve"> </w:t>
-      </w:r>
-      <w:r>
-        <w:t xml:space="preserve">has an</w:t>
-      </w:r>
-      <w:r>
-        <w:t xml:space="preserve"> </w:t>
+        <w:t>-UNC_SharePath</w:t>
+      </w:r>
+      <w:r>
+        <w:t xml:space="preserve"> has an </w:t>
       </w:r>
       <w:r>
         <w:rPr>
           <w:b/>
           <w:bCs/>
         </w:rPr>
-        <w:t xml:space="preserve">underscore</w:t>
-      </w:r>
-      <w:r>
-        <w:t xml:space="preserve">.</w:t>
+        <w:t>underscore</w:t>
+      </w:r>
+      <w:r>
+        <w:t>.</w:t>
       </w:r>
     </w:p>
     <w:p>
@@ -1037,36 +913,27 @@
         <w:pStyle w:val="Compact"/>
         <w:numPr>
           <w:ilvl w:val="1"/>
-          <w:numId w:val="1003"/>
+          <w:numId w:val="4"/>
         </w:numPr>
       </w:pPr>
       <w:r>
         <w:rPr>
           <w:rStyle w:val="VerbatimChar"/>
         </w:rPr>
-        <w:t xml:space="preserve">-OlderThanDays</w:t>
-      </w:r>
-      <w:r>
-        <w:t xml:space="preserve"> </w:t>
-      </w:r>
-      <w:r>
-        <w:t xml:space="preserve">is an</w:t>
-      </w:r>
-      <w:r>
-        <w:t xml:space="preserve"> </w:t>
+        <w:t>-OlderThanDays</w:t>
+      </w:r>
+      <w:r>
+        <w:t xml:space="preserve"> is an </w:t>
       </w:r>
       <w:r>
         <w:rPr>
           <w:b/>
           <w:bCs/>
         </w:rPr>
-        <w:t xml:space="preserve">unquoted numeric</w:t>
-      </w:r>
-      <w:r>
-        <w:t xml:space="preserve"> </w:t>
-      </w:r>
-      <w:r>
-        <w:t xml:space="preserve">value.</w:t>
+        <w:t>unquoted numeric</w:t>
+      </w:r>
+      <w:r>
+        <w:t xml:space="preserve"> value.</w:t>
       </w:r>
     </w:p>
     <w:p>
@@ -1074,50 +941,35 @@
         <w:pStyle w:val="Compact"/>
         <w:numPr>
           <w:ilvl w:val="1"/>
-          <w:numId w:val="1003"/>
+          <w:numId w:val="4"/>
         </w:numPr>
       </w:pPr>
       <w:r>
         <w:rPr>
           <w:rStyle w:val="VerbatimChar"/>
         </w:rPr>
-        <w:t xml:space="preserve">-WhatIf</w:t>
-      </w:r>
-      <w:r>
-        <w:t xml:space="preserve"> </w:t>
-      </w:r>
-      <w:r>
-        <w:t xml:space="preserve">is</w:t>
-      </w:r>
-      <w:r>
-        <w:t xml:space="preserve"> </w:t>
-      </w:r>
-      <w:r>
-        <w:rPr>
-          <w:rStyle w:val="VerbatimChar"/>
-        </w:rPr>
-        <w:t xml:space="preserve">'yes'</w:t>
-      </w:r>
-      <w:r>
-        <w:t xml:space="preserve"> </w:t>
-      </w:r>
-      <w:r>
-        <w:t xml:space="preserve">or</w:t>
-      </w:r>
-      <w:r>
-        <w:t xml:space="preserve"> </w:t>
-      </w:r>
-      <w:r>
-        <w:rPr>
-          <w:rStyle w:val="VerbatimChar"/>
-        </w:rPr>
-        <w:t xml:space="preserve">'no'</w:t>
-      </w:r>
-      <w:r>
-        <w:t xml:space="preserve"> </w:t>
-      </w:r>
-      <w:r>
-        <w:t xml:space="preserve">— any other value throws (bad input).</w:t>
+        <w:t>-WhatIf</w:t>
+      </w:r>
+      <w:r>
+        <w:t xml:space="preserve"> is </w:t>
+      </w:r>
+      <w:r>
+        <w:rPr>
+          <w:rStyle w:val="VerbatimChar"/>
+        </w:rPr>
+        <w:t>'yes'</w:t>
+      </w:r>
+      <w:r>
+        <w:t xml:space="preserve"> or </w:t>
+      </w:r>
+      <w:r>
+        <w:rPr>
+          <w:rStyle w:val="VerbatimChar"/>
+        </w:rPr>
+        <w:t>'no'</w:t>
+      </w:r>
+      <w:r>
+        <w:t xml:space="preserve"> — any other value throws (bad input).</w:t>
       </w:r>
     </w:p>
     <w:p>
@@ -1125,32 +977,20 @@
         <w:pStyle w:val="Compact"/>
         <w:numPr>
           <w:ilvl w:val="1"/>
-          <w:numId w:val="1003"/>
+          <w:numId w:val="4"/>
         </w:numPr>
       </w:pPr>
       <w:r>
-        <w:t xml:space="preserve">The</w:t>
-      </w:r>
-      <w:r>
-        <w:t xml:space="preserve"> </w:t>
-      </w:r>
-      <w:r>
-        <w:rPr>
-          <w:rStyle w:val="VerbatimChar"/>
-        </w:rPr>
-        <w:t xml:space="preserve">*&gt;&amp;1 | Out-String -Width 4096</w:t>
-      </w:r>
-      <w:r>
-        <w:t xml:space="preserve"> </w:t>
-      </w:r>
-      <w:r>
-        <w:t xml:space="preserve">stream-capture suffix is required so the</w:t>
-      </w:r>
-      <w:r>
-        <w:t xml:space="preserve"> </w:t>
-      </w:r>
-      <w:r>
-        <w:t xml:space="preserve">PS plug-in returns the log text for parsing (see Shared-Components.docx).</w:t>
+        <w:t xml:space="preserve">The </w:t>
+      </w:r>
+      <w:r>
+        <w:rPr>
+          <w:rStyle w:val="VerbatimChar"/>
+        </w:rPr>
+        <w:t>*&gt;&amp;1 | Out-String -Width 4096</w:t>
+      </w:r>
+      <w:r>
+        <w:t xml:space="preserve"> stream-capture suffix is required so the PS plug-in returns the log text for parsing (see Shared-Components.docx).</w:t>
       </w:r>
     </w:p>
     <w:p>
@@ -1158,24 +998,21 @@
         <w:pStyle w:val="Compact"/>
         <w:numPr>
           <w:ilvl w:val="1"/>
-          <w:numId w:val="1003"/>
+          <w:numId w:val="4"/>
         </w:numPr>
       </w:pPr>
       <w:r>
-        <w:t xml:space="preserve">Exception →</w:t>
-      </w:r>
-      <w:r>
-        <w:t xml:space="preserve"> </w:t>
+        <w:t xml:space="preserve">Exception → </w:t>
       </w:r>
       <w:r>
         <w:rPr>
           <w:b/>
           <w:bCs/>
         </w:rPr>
-        <w:t xml:space="preserve">End - Failed: Bad Inputs</w:t>
-      </w:r>
-      <w:r>
-        <w:t xml:space="preserve">.</w:t>
+        <w:t>End - Failed: Bad Inputs</w:t>
+      </w:r>
+      <w:r>
+        <w:t>.</w:t>
       </w:r>
     </w:p>
     <w:p>
@@ -1183,7 +1020,7 @@
         <w:pStyle w:val="Compact"/>
         <w:numPr>
           <w:ilvl w:val="0"/>
-          <w:numId w:val="1002"/>
+          <w:numId w:val="3"/>
         </w:numPr>
       </w:pPr>
       <w:r>
@@ -1191,14 +1028,7 @@
           <w:b/>
           <w:bCs/>
         </w:rPr>
-        <w:t xml:space="preserve">OOTB</w:t>
-      </w:r>
-      <w:r>
-        <w:rPr>
-          <w:b/>
-          <w:bCs/>
-        </w:rPr>
-        <w:t xml:space="preserve"> </w:t>
+        <w:t xml:space="preserve">OOTB </w:t>
       </w:r>
       <w:r>
         <w:rPr>
@@ -1207,65 +1037,47 @@
           <w:i/>
           <w:iCs/>
         </w:rPr>
-        <w:t xml:space="preserve">Invoke a PowerShell script</w:t>
-      </w:r>
-      <w:r>
-        <w:t xml:space="preserve"> </w:t>
-      </w:r>
-      <w:r>
-        <w:t xml:space="preserve">runs the string on</w:t>
-      </w:r>
-      <w:r>
-        <w:t xml:space="preserve"> </w:t>
-      </w:r>
-      <w:r>
-        <w:rPr>
-          <w:rStyle w:val="VerbatimChar"/>
-        </w:rPr>
-        <w:t xml:space="preserve">psHost</w:t>
-      </w:r>
-      <w:r>
-        <w:t xml:space="preserve"> </w:t>
-      </w:r>
-      <w:r>
-        <w:t xml:space="preserve">(</w:t>
-      </w:r>
-      <w:r>
-        <w:rPr>
-          <w:rStyle w:val="VerbatimChar"/>
-        </w:rPr>
-        <w:t xml:space="preserve">output → psRawOutput</w:t>
-      </w:r>
-      <w:r>
-        <w:t xml:space="preserve">). Exception →</w:t>
-      </w:r>
-      <w:r>
-        <w:t xml:space="preserve"> </w:t>
-      </w:r>
-      <w:r>
-        <w:rPr>
-          <w:rStyle w:val="VerbatimChar"/>
-        </w:rPr>
-        <w:t xml:space="preserve">handlePSFailure</w:t>
-      </w:r>
-      <w:r>
-        <w:t xml:space="preserve"> </w:t>
-      </w:r>
-      <w:r>
-        <w:t xml:space="preserve">→</w:t>
-      </w:r>
-      <w:r>
-        <w:t xml:space="preserve"> </w:t>
+        <w:t>Invoke a PowerShell script</w:t>
+      </w:r>
+      <w:r>
+        <w:t xml:space="preserve"> runs the string on </w:t>
+      </w:r>
+      <w:r>
+        <w:rPr>
+          <w:rStyle w:val="VerbatimChar"/>
+        </w:rPr>
+        <w:t>psHost</w:t>
+      </w:r>
+      <w:r>
+        <w:t xml:space="preserve"> (</w:t>
+      </w:r>
+      <w:r>
+        <w:rPr>
+          <w:rStyle w:val="VerbatimChar"/>
+        </w:rPr>
+        <w:t>output → psRawOutput</w:t>
+      </w:r>
+      <w:r>
+        <w:t xml:space="preserve">). Exception → </w:t>
+      </w:r>
+      <w:r>
+        <w:rPr>
+          <w:rStyle w:val="VerbatimChar"/>
+        </w:rPr>
+        <w:t>handlePSFailure</w:t>
+      </w:r>
+      <w:r>
+        <w:t xml:space="preserve"> → </w:t>
       </w:r>
       <w:r>
         <w:rPr>
           <w:b/>
           <w:bCs/>
         </w:rPr>
-        <w:t xml:space="preserve">End - Failed: PS Execution</w:t>
-      </w:r>
-      <w:r>
-        <w:t xml:space="preserve">.</w:t>
+        <w:t>End - Failed: PS Execution</w:t>
+      </w:r>
+      <w:r>
+        <w:t>.</w:t>
       </w:r>
     </w:p>
     <w:p>
@@ -1273,7 +1085,7 @@
         <w:pStyle w:val="Compact"/>
         <w:numPr>
           <w:ilvl w:val="0"/>
-          <w:numId w:val="1002"/>
+          <w:numId w:val="3"/>
         </w:numPr>
       </w:pPr>
       <w:r>
@@ -1282,64 +1094,46 @@
           <w:b/>
           <w:bCs/>
         </w:rPr>
-        <w:t xml:space="preserve">parseScriptOutput</w:t>
-      </w:r>
-      <w:r>
-        <w:t xml:space="preserve"> </w:t>
-      </w:r>
-      <w:r>
-        <w:t xml:space="preserve">(</w:t>
-      </w:r>
-      <w:r>
-        <w:rPr>
-          <w:rStyle w:val="VerbatimChar"/>
-        </w:rPr>
-        <w:t xml:space="preserve">psOutput ← psRawOutput</w:t>
-      </w:r>
-      <w:r>
-        <w:t xml:space="preserve">,</w:t>
-      </w:r>
-      <w:r>
-        <w:t xml:space="preserve"> </w:t>
-      </w:r>
-      <w:r>
-        <w:rPr>
-          <w:rStyle w:val="VerbatimChar"/>
-        </w:rPr>
-        <w:t xml:space="preserve">executionContext ← uncSharePath</w:t>
-      </w:r>
-      <w:r>
-        <w:t xml:space="preserve">)</w:t>
-      </w:r>
-      <w:r>
-        <w:t xml:space="preserve"> </w:t>
-      </w:r>
-      <w:r>
-        <w:t xml:space="preserve">returns</w:t>
-      </w:r>
-      <w:r>
-        <w:t xml:space="preserve"> </w:t>
-      </w:r>
-      <w:r>
-        <w:rPr>
-          <w:rStyle w:val="VerbatimChar"/>
-        </w:rPr>
-        <w:t xml:space="preserve">parsedResult</w:t>
-      </w:r>
-      <w:r>
-        <w:t xml:space="preserve"> </w:t>
-      </w:r>
-      <w:r>
-        <w:t xml:space="preserve">(</w:t>
-      </w:r>
-      <w:r>
-        <w:rPr>
-          <w:rStyle w:val="VerbatimChar"/>
-        </w:rPr>
-        <w:t xml:space="preserve">Properties{success, outputText, errorText}</w:t>
-      </w:r>
-      <w:r>
-        <w:t xml:space="preserve">).</w:t>
+        <w:t>parseScriptOutput</w:t>
+      </w:r>
+      <w:r>
+        <w:t xml:space="preserve"> (</w:t>
+      </w:r>
+      <w:r>
+        <w:rPr>
+          <w:rStyle w:val="VerbatimChar"/>
+        </w:rPr>
+        <w:t>psOutput ← psRawOutput</w:t>
+      </w:r>
+      <w:r>
+        <w:t xml:space="preserve">, </w:t>
+      </w:r>
+      <w:r>
+        <w:rPr>
+          <w:rStyle w:val="VerbatimChar"/>
+        </w:rPr>
+        <w:t>executionContext ← uncSharePath</w:t>
+      </w:r>
+      <w:r>
+        <w:t xml:space="preserve">) returns </w:t>
+      </w:r>
+      <w:r>
+        <w:rPr>
+          <w:rStyle w:val="VerbatimChar"/>
+        </w:rPr>
+        <w:t>parsedResult</w:t>
+      </w:r>
+      <w:r>
+        <w:t xml:space="preserve"> (</w:t>
+      </w:r>
+      <w:r>
+        <w:rPr>
+          <w:rStyle w:val="VerbatimChar"/>
+        </w:rPr>
+        <w:t>Properties{success, outputText, errorText}</w:t>
+      </w:r>
+      <w:r>
+        <w:t>).</w:t>
       </w:r>
     </w:p>
     <w:p>
@@ -1347,7 +1141,7 @@
         <w:pStyle w:val="Compact"/>
         <w:numPr>
           <w:ilvl w:val="0"/>
-          <w:numId w:val="1002"/>
+          <w:numId w:val="3"/>
         </w:numPr>
       </w:pPr>
       <w:r>
@@ -1355,7 +1149,8 @@
           <w:b/>
           <w:bCs/>
         </w:rPr>
-        <w:t xml:space="preserve">Decision</w:t>
+        <w:lastRenderedPageBreak/>
+        <w:t>Decision</w:t>
       </w:r>
       <w:r>
         <w:t xml:space="preserve"> </w:t>
@@ -1364,10 +1159,10 @@
         <w:rPr>
           <w:rStyle w:val="VerbatimChar"/>
         </w:rPr>
-        <w:t xml:space="preserve">parsedResult.get("success") === true</w:t>
-      </w:r>
-      <w:r>
-        <w:t xml:space="preserve">:</w:t>
+        <w:t>parsedResult.get("success") === true</w:t>
+      </w:r>
+      <w:r>
+        <w:t>:</w:t>
       </w:r>
     </w:p>
     <w:p>
@@ -1375,57 +1170,45 @@
         <w:pStyle w:val="Compact"/>
         <w:numPr>
           <w:ilvl w:val="1"/>
-          <w:numId w:val="1004"/>
+          <w:numId w:val="5"/>
         </w:numPr>
       </w:pPr>
       <w:r>
         <w:rPr>
           <w:rStyle w:val="VerbatimChar"/>
         </w:rPr>
-        <w:t xml:space="preserve">true</w:t>
-      </w:r>
-      <w:r>
-        <w:t xml:space="preserve"> </w:t>
-      </w:r>
-      <w:r>
-        <w:t xml:space="preserve">→</w:t>
-      </w:r>
-      <w:r>
-        <w:t xml:space="preserve"> </w:t>
+        <w:t>true</w:t>
+      </w:r>
+      <w:r>
+        <w:t xml:space="preserve"> → </w:t>
       </w:r>
       <w:r>
         <w:rPr>
           <w:b/>
           <w:bCs/>
         </w:rPr>
-        <w:t xml:space="preserve">End - Completed Successfully</w:t>
-      </w:r>
-      <w:r>
-        <w:t xml:space="preserve"> </w:t>
-      </w:r>
-      <w:r>
-        <w:t xml:space="preserve">(</w:t>
-      </w:r>
-      <w:r>
-        <w:rPr>
-          <w:rStyle w:val="VerbatimChar"/>
-        </w:rPr>
-        <w:t xml:space="preserve">executionSuccess = true</w:t>
-      </w:r>
-      <w:r>
-        <w:t xml:space="preserve">,</w:t>
-      </w:r>
-      <w:r>
-        <w:t xml:space="preserve"> </w:t>
-      </w:r>
-      <w:r>
-        <w:rPr>
-          <w:rStyle w:val="VerbatimChar"/>
-        </w:rPr>
-        <w:t xml:space="preserve">executionOutput = parsedResult.get("outputText")</w:t>
-      </w:r>
-      <w:r>
-        <w:t xml:space="preserve">).</w:t>
+        <w:t>End - Completed Successfully</w:t>
+      </w:r>
+      <w:r>
+        <w:t xml:space="preserve"> (</w:t>
+      </w:r>
+      <w:r>
+        <w:rPr>
+          <w:rStyle w:val="VerbatimChar"/>
+        </w:rPr>
+        <w:t>executionSuccess = true</w:t>
+      </w:r>
+      <w:r>
+        <w:t xml:space="preserve">, </w:t>
+      </w:r>
+      <w:r>
+        <w:rPr>
+          <w:rStyle w:val="VerbatimChar"/>
+        </w:rPr>
+        <w:t>executionOutput = parsedResult.get("outputText")</w:t>
+      </w:r>
+      <w:r>
+        <w:t>).</w:t>
       </w:r>
     </w:p>
     <w:p>
@@ -1433,100 +1216,85 @@
         <w:pStyle w:val="Compact"/>
         <w:numPr>
           <w:ilvl w:val="1"/>
-          <w:numId w:val="1004"/>
+          <w:numId w:val="5"/>
         </w:numPr>
       </w:pPr>
       <w:r>
         <w:rPr>
           <w:rStyle w:val="VerbatimChar"/>
         </w:rPr>
-        <w:t xml:space="preserve">false</w:t>
-      </w:r>
-      <w:r>
-        <w:t xml:space="preserve"> </w:t>
-      </w:r>
-      <w:r>
-        <w:t xml:space="preserve">→</w:t>
-      </w:r>
-      <w:r>
-        <w:t xml:space="preserve"> </w:t>
+        <w:t>false</w:t>
+      </w:r>
+      <w:r>
+        <w:t xml:space="preserve"> → </w:t>
       </w:r>
       <w:r>
         <w:rPr>
           <w:b/>
           <w:bCs/>
         </w:rPr>
-        <w:t xml:space="preserve">End - Completed with Errors</w:t>
-      </w:r>
-      <w:r>
-        <w:t xml:space="preserve"> </w:t>
-      </w:r>
-      <w:r>
-        <w:t xml:space="preserve">(</w:t>
-      </w:r>
-      <w:r>
-        <w:rPr>
-          <w:rStyle w:val="VerbatimChar"/>
-        </w:rPr>
-        <w:t xml:space="preserve">executionSuccess = false</w:t>
-      </w:r>
-      <w:r>
-        <w:t xml:space="preserve">,</w:t>
-      </w:r>
-      <w:r>
-        <w:t xml:space="preserve"> </w:t>
-      </w:r>
-      <w:r>
-        <w:rPr>
-          <w:rStyle w:val="VerbatimChar"/>
-        </w:rPr>
-        <w:t xml:space="preserve">executionOutput</w:t>
-      </w:r>
-      <w:r>
-        <w:t xml:space="preserve"> </w:t>
-      </w:r>
-      <w:r>
-        <w:t xml:space="preserve">= "Script completed with errors…" +</w:t>
-      </w:r>
-      <w:r>
-        <w:t xml:space="preserve"> </w:t>
-      </w:r>
-      <w:r>
-        <w:rPr>
-          <w:rStyle w:val="VerbatimChar"/>
-        </w:rPr>
-        <w:t xml:space="preserve">errorText</w:t>
-      </w:r>
-      <w:r>
-        <w:t xml:space="preserve">).</w:t>
-      </w:r>
-    </w:p>
-    <w:bookmarkStart w:id="11" w:name="whatif--script-behaviour-mapping-s-1"/>
+        <w:t>End - Completed with Errors</w:t>
+      </w:r>
+      <w:r>
+        <w:t xml:space="preserve"> (</w:t>
+      </w:r>
+      <w:r>
+        <w:rPr>
+          <w:rStyle w:val="VerbatimChar"/>
+        </w:rPr>
+        <w:t>executionSuccess = false</w:t>
+      </w:r>
+      <w:r>
+        <w:t xml:space="preserve">, </w:t>
+      </w:r>
+      <w:r>
+        <w:rPr>
+          <w:rStyle w:val="VerbatimChar"/>
+        </w:rPr>
+        <w:t>executionOutput</w:t>
+      </w:r>
+      <w:r>
+        <w:t xml:space="preserve"> = "Script completed with errors…" + </w:t>
+      </w:r>
+      <w:r>
+        <w:rPr>
+          <w:rStyle w:val="VerbatimChar"/>
+        </w:rPr>
+        <w:t>errorText</w:t>
+      </w:r>
+      <w:r>
+        <w:t>).</w:t>
+      </w:r>
+    </w:p>
     <w:p>
       <w:pPr>
         <w:pStyle w:val="Heading3"/>
       </w:pPr>
-      <w:r>
-        <w:t xml:space="preserve">whatIf → script behaviour mapping (S-1)</w:t>
+      <w:bookmarkStart w:id="4" w:name="whatif--script-behaviour-mapping-s-1"/>
+      <w:r>
+        <w:t>whatIf → script behaviour mapping (S-1)</w:t>
       </w:r>
     </w:p>
     <w:tbl>
       <w:tblPr>
         <w:tblStyle w:val="Table"/>
-        <w:tblW w:type="auto" w:w="0"/>
-        <w:tblLook w:firstRow="1" w:lastRow="0" w:firstColumn="0" w:lastColumn="0" w:noHBand="0" w:noVBand="0" w:val="0020"/>
+        <w:tblW w:w="0" w:type="auto"/>
+        <w:tblLook w:val="0020" w:firstRow="1" w:lastRow="0" w:firstColumn="0" w:lastColumn="0" w:noHBand="0" w:noVBand="0"/>
       </w:tblPr>
       <w:tblGrid>
-        <w:gridCol w:w="2640"/>
-        <w:gridCol w:w="2640"/>
-        <w:gridCol w:w="2640"/>
+        <w:gridCol w:w="1357"/>
+        <w:gridCol w:w="2945"/>
+        <w:gridCol w:w="5274"/>
       </w:tblGrid>
       <w:tr>
         <w:trPr>
-          <w:tblHeader w:val="on"/>
+          <w:cnfStyle w:val="100000000000" w:firstRow="1" w:lastRow="0" w:firstColumn="0" w:lastColumn="0" w:oddVBand="0" w:evenVBand="0" w:oddHBand="0" w:evenHBand="0" w:firstRowFirstColumn="0" w:firstRowLastColumn="0" w:lastRowFirstColumn="0" w:lastRowLastColumn="0"/>
+          <w:tblHeader/>
         </w:trPr>
         <w:tc>
-          <w:tcPr/>
+          <w:tcPr>
+            <w:tcW w:w="0" w:type="auto"/>
+          </w:tcPr>
           <w:p>
             <w:pPr>
               <w:pStyle w:val="Compact"/>
@@ -1535,18 +1303,17 @@
               <w:rPr>
                 <w:rStyle w:val="VerbatimChar"/>
               </w:rPr>
-              <w:t xml:space="preserve">whatIf</w:t>
-            </w:r>
-            <w:r>
-              <w:t xml:space="preserve"> </w:t>
-            </w:r>
-            <w:r>
-              <w:t xml:space="preserve">input</w:t>
-            </w:r>
-          </w:p>
-        </w:tc>
-        <w:tc>
-          <w:tcPr/>
+              <w:t>whatIf</w:t>
+            </w:r>
+            <w:r>
+              <w:t xml:space="preserve"> input</w:t>
+            </w:r>
+          </w:p>
+        </w:tc>
+        <w:tc>
+          <w:tcPr>
+            <w:tcW w:w="0" w:type="auto"/>
+          </w:tcPr>
           <w:p>
             <w:pPr>
               <w:pStyle w:val="Compact"/>
@@ -1555,31 +1322,32 @@
               <w:rPr>
                 <w:rStyle w:val="VerbatimChar"/>
               </w:rPr>
-              <w:t xml:space="preserve">Delete-OldFiles-UNC-Share</w:t>
-            </w:r>
-            <w:r>
-              <w:t xml:space="preserve"> </w:t>
-            </w:r>
-            <w:r>
-              <w:t xml:space="preserve">switch calls</w:t>
-            </w:r>
-          </w:p>
-        </w:tc>
-        <w:tc>
-          <w:tcPr/>
-          <w:p>
-            <w:pPr>
-              <w:pStyle w:val="Compact"/>
-            </w:pPr>
-            <w:r>
-              <w:t xml:space="preserve">Effect</w:t>
+              <w:t>Delete-OldFiles-UNC-Share</w:t>
+            </w:r>
+            <w:r>
+              <w:t xml:space="preserve"> switch calls</w:t>
+            </w:r>
+          </w:p>
+        </w:tc>
+        <w:tc>
+          <w:tcPr>
+            <w:tcW w:w="0" w:type="auto"/>
+          </w:tcPr>
+          <w:p>
+            <w:pPr>
+              <w:pStyle w:val="Compact"/>
+            </w:pPr>
+            <w:r>
+              <w:t>Effect</w:t>
             </w:r>
           </w:p>
         </w:tc>
       </w:tr>
       <w:tr>
         <w:tc>
-          <w:tcPr/>
+          <w:tcPr>
+            <w:tcW w:w="0" w:type="auto"/>
+          </w:tcPr>
           <w:p>
             <w:pPr>
               <w:pStyle w:val="Compact"/>
@@ -1588,18 +1356,17 @@
               <w:rPr>
                 <w:rStyle w:val="VerbatimChar"/>
               </w:rPr>
-              <w:t xml:space="preserve">yes</w:t>
-            </w:r>
-            <w:r>
-              <w:t xml:space="preserve"> </w:t>
-            </w:r>
-            <w:r>
-              <w:t xml:space="preserve">(default)</w:t>
-            </w:r>
-          </w:p>
-        </w:tc>
-        <w:tc>
-          <w:tcPr/>
+              <w:t>yes</w:t>
+            </w:r>
+            <w:r>
+              <w:t xml:space="preserve"> (default)</w:t>
+            </w:r>
+          </w:p>
+        </w:tc>
+        <w:tc>
+          <w:tcPr>
+            <w:tcW w:w="0" w:type="auto"/>
+          </w:tcPr>
           <w:p>
             <w:pPr>
               <w:pStyle w:val="Compact"/>
@@ -1608,65 +1375,57 @@
               <w:rPr>
                 <w:rStyle w:val="VerbatimChar"/>
               </w:rPr>
-              <w:t xml:space="preserve">Remove-OldFiles-UNCPath … -ReportOnly $true</w:t>
-            </w:r>
-          </w:p>
-        </w:tc>
-        <w:tc>
-          <w:tcPr/>
-          <w:p>
-            <w:pPr>
-              <w:pStyle w:val="Compact"/>
-            </w:pPr>
-            <w:r>
-              <w:t xml:space="preserve">Lists</w:t>
-            </w:r>
-            <w:r>
-              <w:t xml:space="preserve"> </w:t>
+              <w:t>Remove-OldFiles-UNCPath … -ReportOnly $true</w:t>
+            </w:r>
+          </w:p>
+        </w:tc>
+        <w:tc>
+          <w:tcPr>
+            <w:tcW w:w="0" w:type="auto"/>
+          </w:tcPr>
+          <w:p>
+            <w:pPr>
+              <w:pStyle w:val="Compact"/>
+            </w:pPr>
+            <w:r>
+              <w:t xml:space="preserve">Lists </w:t>
             </w:r>
             <w:r>
               <w:rPr>
                 <w:rStyle w:val="VerbatimChar"/>
               </w:rPr>
-              <w:t xml:space="preserve">[ReportOnly] WouldDelete: &lt;file&gt;</w:t>
-            </w:r>
-            <w:r>
-              <w:t xml:space="preserve"> </w:t>
-            </w:r>
-            <w:r>
-              <w:t xml:space="preserve">lines,</w:t>
-            </w:r>
-            <w:r>
-              <w:t xml:space="preserve"> </w:t>
+              <w:t>[ReportOnly] WouldDelete: &lt;file&gt;</w:t>
+            </w:r>
+            <w:r>
+              <w:t xml:space="preserve"> lines, </w:t>
             </w:r>
             <w:r>
               <w:rPr>
                 <w:b/>
                 <w:bCs/>
               </w:rPr>
-              <w:t xml:space="preserve">deletes nothing</w:t>
-            </w:r>
-            <w:r>
-              <w:t xml:space="preserve">, runs non-interactively (no</w:t>
-            </w:r>
-            <w:r>
-              <w:t xml:space="preserve"> </w:t>
+              <w:t>deletes nothing</w:t>
+            </w:r>
+            <w:r>
+              <w:t xml:space="preserve">, runs non-interactively (no </w:t>
             </w:r>
             <w:r>
               <w:rPr>
                 <w:rStyle w:val="VerbatimChar"/>
               </w:rPr>
-              <w:t xml:space="preserve">Read-Host</w:t>
-            </w:r>
-            <w:r>
-              <w:t xml:space="preserve">)</w:t>
+              <w:t>Read-Host</w:t>
+            </w:r>
+            <w:r>
+              <w:t>)</w:t>
             </w:r>
           </w:p>
         </w:tc>
       </w:tr>
       <w:tr>
         <w:tc>
-          <w:tcPr/>
+          <w:tcPr>
+            <w:tcW w:w="0" w:type="auto"/>
+          </w:tcPr>
           <w:p>
             <w:pPr>
               <w:pStyle w:val="Compact"/>
@@ -1675,12 +1434,14 @@
               <w:rPr>
                 <w:rStyle w:val="VerbatimChar"/>
               </w:rPr>
-              <w:t xml:space="preserve">no</w:t>
-            </w:r>
-          </w:p>
-        </w:tc>
-        <w:tc>
-          <w:tcPr/>
+              <w:t>no</w:t>
+            </w:r>
+          </w:p>
+        </w:tc>
+        <w:tc>
+          <w:tcPr>
+            <w:tcW w:w="0" w:type="auto"/>
+          </w:tcPr>
           <w:p>
             <w:pPr>
               <w:pStyle w:val="Compact"/>
@@ -1689,12 +1450,14 @@
               <w:rPr>
                 <w:rStyle w:val="VerbatimChar"/>
               </w:rPr>
-              <w:t xml:space="preserve">Remove-OldFiles-UNCPath … -Force $true</w:t>
-            </w:r>
-          </w:p>
-        </w:tc>
-        <w:tc>
-          <w:tcPr/>
+              <w:t>Remove-OldFiles-UNCPath … -Force $true</w:t>
+            </w:r>
+          </w:p>
+        </w:tc>
+        <w:tc>
+          <w:tcPr>
+            <w:tcW w:w="0" w:type="auto"/>
+          </w:tcPr>
           <w:p>
             <w:pPr>
               <w:pStyle w:val="Compact"/>
@@ -1704,69 +1467,66 @@
                 <w:b/>
                 <w:bCs/>
               </w:rPr>
-              <w:t xml:space="preserve">Live delete</w:t>
-            </w:r>
-            <w:r>
-              <w:t xml:space="preserve">, no prompt</w:t>
+              <w:t>Live delete</w:t>
+            </w:r>
+            <w:r>
+              <w:t>, no prompt</w:t>
             </w:r>
           </w:p>
         </w:tc>
       </w:tr>
       <w:tr>
         <w:tc>
-          <w:tcPr/>
-          <w:p>
-            <w:pPr>
-              <w:pStyle w:val="Compact"/>
-            </w:pPr>
-            <w:r>
-              <w:t xml:space="preserve">any other value</w:t>
-            </w:r>
-          </w:p>
-        </w:tc>
-        <w:tc>
-          <w:tcPr/>
-          <w:p>
-            <w:pPr>
-              <w:pStyle w:val="Compact"/>
-            </w:pPr>
-            <w:r>
-              <w:t xml:space="preserve">(none)</w:t>
-            </w:r>
-          </w:p>
-        </w:tc>
-        <w:tc>
-          <w:tcPr/>
-          <w:p>
-            <w:pPr>
-              <w:pStyle w:val="Compact"/>
-            </w:pPr>
-            <w:r>
-              <w:t xml:space="preserve">Logs an</w:t>
-            </w:r>
-            <w:r>
-              <w:t xml:space="preserve"> </w:t>
+          <w:tcPr>
+            <w:tcW w:w="0" w:type="auto"/>
+          </w:tcPr>
+          <w:p>
+            <w:pPr>
+              <w:pStyle w:val="Compact"/>
+            </w:pPr>
+            <w:r>
+              <w:t>any other value</w:t>
+            </w:r>
+          </w:p>
+        </w:tc>
+        <w:tc>
+          <w:tcPr>
+            <w:tcW w:w="0" w:type="auto"/>
+          </w:tcPr>
+          <w:p>
+            <w:pPr>
+              <w:pStyle w:val="Compact"/>
+            </w:pPr>
+            <w:r>
+              <w:t>(none)</w:t>
+            </w:r>
+          </w:p>
+        </w:tc>
+        <w:tc>
+          <w:tcPr>
+            <w:tcW w:w="0" w:type="auto"/>
+          </w:tcPr>
+          <w:p>
+            <w:pPr>
+              <w:pStyle w:val="Compact"/>
+            </w:pPr>
+            <w:r>
+              <w:t xml:space="preserve">Logs an </w:t>
             </w:r>
             <w:r>
               <w:rPr>
                 <w:rStyle w:val="VerbatimChar"/>
               </w:rPr>
-              <w:t xml:space="preserve">Error:</w:t>
-            </w:r>
-            <w:r>
-              <w:t xml:space="preserve"> </w:t>
-            </w:r>
-            <w:r>
-              <w:t xml:space="preserve">line → parsed as</w:t>
-            </w:r>
-            <w:r>
-              <w:t xml:space="preserve"> </w:t>
+              <w:t>Error:</w:t>
+            </w:r>
+            <w:r>
+              <w:t xml:space="preserve"> line → parsed as </w:t>
             </w:r>
             <w:r>
               <w:rPr>
                 <w:rStyle w:val="VerbatimChar"/>
               </w:rPr>
-              <w:t xml:space="preserve">success=false</w:t>
+              <w:t>success=false</w:t>
             </w:r>
           </w:p>
         </w:tc>
@@ -1774,109 +1534,114 @@
     </w:tbl>
     <w:p>
       <w:r>
-        <w:pict>
-          <v:rect style="width:0;height:1.5pt" o:hralign="center" o:hrstd="t" o:hr="t"/>
+        <w:pict w14:anchorId="41F8EC28">
+          <v:rect id="_x0000_i1028" style="width:0;height:1.5pt" o:hralign="center" o:hrstd="t" o:hr="t"/>
         </w:pict>
       </w:r>
     </w:p>
-    <w:bookmarkEnd w:id="11"/>
-    <w:bookmarkEnd w:id="12"/>
-    <w:bookmarkStart w:id="13" w:name="X82c57da4f46c1e80eb8e4ade63786c429192f21"/>
     <w:p>
       <w:pPr>
         <w:pStyle w:val="Heading2"/>
       </w:pPr>
-      <w:r>
-        <w:t xml:space="preserve">4. Failure-handling contract</w:t>
+      <w:bookmarkStart w:id="5" w:name="X82c57da4f46c1e80eb8e4ade63786c429192f21"/>
+      <w:bookmarkEnd w:id="3"/>
+      <w:bookmarkEnd w:id="4"/>
+      <w:r>
+        <w:t>4. Failure-handling contract</w:t>
       </w:r>
     </w:p>
     <w:tbl>
       <w:tblPr>
         <w:tblStyle w:val="Table"/>
-        <w:tblW w:type="auto" w:w="0"/>
-        <w:tblLook w:firstRow="1" w:lastRow="0" w:firstColumn="0" w:lastColumn="0" w:noHBand="0" w:noVBand="0" w:val="0020"/>
+        <w:tblW w:w="0" w:type="auto"/>
+        <w:tblLook w:val="0020" w:firstRow="1" w:lastRow="0" w:firstColumn="0" w:lastColumn="0" w:noHBand="0" w:noVBand="0"/>
       </w:tblPr>
       <w:tblGrid>
-        <w:gridCol w:w="2640"/>
-        <w:gridCol w:w="2640"/>
-        <w:gridCol w:w="2640"/>
+        <w:gridCol w:w="3850"/>
+        <w:gridCol w:w="3638"/>
+        <w:gridCol w:w="2088"/>
       </w:tblGrid>
       <w:tr>
         <w:trPr>
-          <w:tblHeader w:val="on"/>
+          <w:cnfStyle w:val="100000000000" w:firstRow="1" w:lastRow="0" w:firstColumn="0" w:lastColumn="0" w:oddVBand="0" w:evenVBand="0" w:oddHBand="0" w:evenHBand="0" w:firstRowFirstColumn="0" w:firstRowLastColumn="0" w:lastRowFirstColumn="0" w:lastRowLastColumn="0"/>
+          <w:tblHeader/>
         </w:trPr>
         <w:tc>
-          <w:tcPr/>
-          <w:p>
-            <w:pPr>
-              <w:pStyle w:val="Compact"/>
-            </w:pPr>
-            <w:r>
-              <w:t xml:space="preserve">Condition</w:t>
-            </w:r>
-          </w:p>
-        </w:tc>
-        <w:tc>
-          <w:tcPr/>
-          <w:p>
-            <w:pPr>
-              <w:pStyle w:val="Compact"/>
-            </w:pPr>
-            <w:r>
-              <w:t xml:space="preserve">Behaviour</w:t>
-            </w:r>
-          </w:p>
-        </w:tc>
-        <w:tc>
-          <w:tcPr/>
-          <w:p>
-            <w:pPr>
-              <w:pStyle w:val="Compact"/>
-            </w:pPr>
-            <w:r>
-              <w:t xml:space="preserve">End state</w:t>
+          <w:tcPr>
+            <w:tcW w:w="0" w:type="auto"/>
+          </w:tcPr>
+          <w:p>
+            <w:pPr>
+              <w:pStyle w:val="Compact"/>
+            </w:pPr>
+            <w:r>
+              <w:t>Condition</w:t>
+            </w:r>
+          </w:p>
+        </w:tc>
+        <w:tc>
+          <w:tcPr>
+            <w:tcW w:w="0" w:type="auto"/>
+          </w:tcPr>
+          <w:p>
+            <w:pPr>
+              <w:pStyle w:val="Compact"/>
+            </w:pPr>
+            <w:r>
+              <w:t>Behaviour</w:t>
+            </w:r>
+          </w:p>
+        </w:tc>
+        <w:tc>
+          <w:tcPr>
+            <w:tcW w:w="0" w:type="auto"/>
+          </w:tcPr>
+          <w:p>
+            <w:pPr>
+              <w:pStyle w:val="Compact"/>
+            </w:pPr>
+            <w:r>
+              <w:t>End state</w:t>
             </w:r>
           </w:p>
         </w:tc>
       </w:tr>
       <w:tr>
         <w:tc>
-          <w:tcPr/>
-          <w:p>
-            <w:pPr>
-              <w:pStyle w:val="Compact"/>
-            </w:pPr>
-            <w:r>
-              <w:t xml:space="preserve">Input validation fails (empty path,</w:t>
-            </w:r>
-            <w:r>
-              <w:t xml:space="preserve"> </w:t>
+          <w:tcPr>
+            <w:tcW w:w="0" w:type="auto"/>
+          </w:tcPr>
+          <w:p>
+            <w:pPr>
+              <w:pStyle w:val="Compact"/>
+            </w:pPr>
+            <w:r>
+              <w:t xml:space="preserve">Input validation fails (empty path, </w:t>
             </w:r>
             <w:r>
               <w:rPr>
                 <w:rStyle w:val="VerbatimChar"/>
               </w:rPr>
-              <w:t xml:space="preserve">olderThanDays &lt; 1</w:t>
-            </w:r>
-            <w:r>
-              <w:t xml:space="preserve">, invalid</w:t>
-            </w:r>
-            <w:r>
-              <w:t xml:space="preserve"> </w:t>
+              <w:t>olderThanDays &lt; 1</w:t>
+            </w:r>
+            <w:r>
+              <w:t xml:space="preserve">, invalid </w:t>
             </w:r>
             <w:r>
               <w:rPr>
                 <w:rStyle w:val="VerbatimChar"/>
               </w:rPr>
-              <w:t xml:space="preserve">whatIf</w:t>
-            </w:r>
-            <w:r>
-              <w:t xml:space="preserve">)</w:t>
-            </w:r>
-          </w:p>
-        </w:tc>
-        <w:tc>
-          <w:tcPr/>
+              <w:t>whatIf</w:t>
+            </w:r>
+            <w:r>
+              <w:t>)</w:t>
+            </w:r>
+          </w:p>
+        </w:tc>
+        <w:tc>
+          <w:tcPr>
+            <w:tcW w:w="0" w:type="auto"/>
+          </w:tcPr>
           <w:p>
             <w:pPr>
               <w:pStyle w:val="Compact"/>
@@ -1885,18 +1650,17 @@
               <w:rPr>
                 <w:rStyle w:val="VerbatimChar"/>
               </w:rPr>
-              <w:t xml:space="preserve">buildRemoveFilesInvocation</w:t>
-            </w:r>
-            <w:r>
-              <w:t xml:space="preserve"> </w:t>
-            </w:r>
-            <w:r>
-              <w:t xml:space="preserve">throws</w:t>
-            </w:r>
-          </w:p>
-        </w:tc>
-        <w:tc>
-          <w:tcPr/>
+              <w:t>buildRemoveFilesInvocation</w:t>
+            </w:r>
+            <w:r>
+              <w:t xml:space="preserve"> throws</w:t>
+            </w:r>
+          </w:p>
+        </w:tc>
+        <w:tc>
+          <w:tcPr>
+            <w:tcW w:w="0" w:type="auto"/>
+          </w:tcPr>
           <w:p>
             <w:pPr>
               <w:pStyle w:val="Compact"/>
@@ -1906,45 +1670,48 @@
                 <w:b/>
                 <w:bCs/>
               </w:rPr>
-              <w:t xml:space="preserve">Failed: Bad Inputs</w:t>
+              <w:t>Failed: Bad Inputs</w:t>
             </w:r>
           </w:p>
         </w:tc>
       </w:tr>
       <w:tr>
         <w:tc>
-          <w:tcPr/>
-          <w:p>
-            <w:pPr>
-              <w:pStyle w:val="Compact"/>
-            </w:pPr>
-            <w:r>
-              <w:t xml:space="preserve">PS host unreachable / plug-in / terminating PS error</w:t>
-            </w:r>
-          </w:p>
-        </w:tc>
-        <w:tc>
-          <w:tcPr/>
-          <w:p>
-            <w:pPr>
-              <w:pStyle w:val="Compact"/>
-            </w:pPr>
-            <w:r>
-              <w:t xml:space="preserve">Exception →</w:t>
-            </w:r>
-            <w:r>
-              <w:t xml:space="preserve"> </w:t>
+          <w:tcPr>
+            <w:tcW w:w="0" w:type="auto"/>
+          </w:tcPr>
+          <w:p>
+            <w:pPr>
+              <w:pStyle w:val="Compact"/>
+            </w:pPr>
+            <w:r>
+              <w:t>PS host unreachable / plug-in / terminating PS error</w:t>
+            </w:r>
+          </w:p>
+        </w:tc>
+        <w:tc>
+          <w:tcPr>
+            <w:tcW w:w="0" w:type="auto"/>
+          </w:tcPr>
+          <w:p>
+            <w:pPr>
+              <w:pStyle w:val="Compact"/>
+            </w:pPr>
+            <w:r>
+              <w:t xml:space="preserve">Exception → </w:t>
             </w:r>
             <w:r>
               <w:rPr>
                 <w:rStyle w:val="VerbatimChar"/>
               </w:rPr>
-              <w:t xml:space="preserve">handlePSFailure</w:t>
-            </w:r>
-          </w:p>
-        </w:tc>
-        <w:tc>
-          <w:tcPr/>
+              <w:t>handlePSFailure</w:t>
+            </w:r>
+          </w:p>
+        </w:tc>
+        <w:tc>
+          <w:tcPr>
+            <w:tcW w:w="0" w:type="auto"/>
+          </w:tcPr>
           <w:p>
             <w:pPr>
               <w:pStyle w:val="Compact"/>
@@ -1954,66 +1721,60 @@
                 <w:b/>
                 <w:bCs/>
               </w:rPr>
-              <w:t xml:space="preserve">Failed: PS Execution</w:t>
+              <w:t>Failed: PS Execution</w:t>
             </w:r>
           </w:p>
         </w:tc>
       </w:tr>
       <w:tr>
         <w:tc>
-          <w:tcPr/>
-          <w:p>
-            <w:pPr>
-              <w:pStyle w:val="Compact"/>
-            </w:pPr>
-            <w:r>
-              <w:t xml:space="preserve">Invalid</w:t>
-            </w:r>
-            <w:r>
-              <w:t xml:space="preserve"> </w:t>
+          <w:tcPr>
+            <w:tcW w:w="0" w:type="auto"/>
+          </w:tcPr>
+          <w:p>
+            <w:pPr>
+              <w:pStyle w:val="Compact"/>
+            </w:pPr>
+            <w:r>
+              <w:t xml:space="preserve">Invalid </w:t>
             </w:r>
             <w:r>
               <w:rPr>
                 <w:rStyle w:val="VerbatimChar"/>
               </w:rPr>
-              <w:t xml:space="preserve">whatIf</w:t>
-            </w:r>
-            <w:r>
-              <w:t xml:space="preserve"> </w:t>
-            </w:r>
-            <w:r>
-              <w:t xml:space="preserve">value reaches the script</w:t>
-            </w:r>
-          </w:p>
-        </w:tc>
-        <w:tc>
-          <w:tcPr/>
-          <w:p>
-            <w:pPr>
-              <w:pStyle w:val="Compact"/>
-            </w:pPr>
-            <w:r>
-              <w:t xml:space="preserve">Script logs</w:t>
-            </w:r>
-            <w:r>
-              <w:t xml:space="preserve"> </w:t>
+              <w:t>whatIf</w:t>
+            </w:r>
+            <w:r>
+              <w:t xml:space="preserve"> value reaches the script</w:t>
+            </w:r>
+          </w:p>
+        </w:tc>
+        <w:tc>
+          <w:tcPr>
+            <w:tcW w:w="0" w:type="auto"/>
+          </w:tcPr>
+          <w:p>
+            <w:pPr>
+              <w:pStyle w:val="Compact"/>
+            </w:pPr>
+            <w:r>
+              <w:t xml:space="preserve">Script logs </w:t>
             </w:r>
             <w:r>
               <w:rPr>
                 <w:rStyle w:val="VerbatimChar"/>
               </w:rPr>
-              <w:t xml:space="preserve">Error:</w:t>
-            </w:r>
-            <w:r>
-              <w:t xml:space="preserve"> </w:t>
-            </w:r>
-            <w:r>
-              <w:t xml:space="preserve">line</w:t>
-            </w:r>
-          </w:p>
-        </w:tc>
-        <w:tc>
-          <w:tcPr/>
+              <w:t>Error:</w:t>
+            </w:r>
+            <w:r>
+              <w:t xml:space="preserve"> line</w:t>
+            </w:r>
+          </w:p>
+        </w:tc>
+        <w:tc>
+          <w:tcPr>
+            <w:tcW w:w="0" w:type="auto"/>
+          </w:tcPr>
           <w:p>
             <w:pPr>
               <w:pStyle w:val="Compact"/>
@@ -2023,40 +1784,38 @@
                 <w:b/>
                 <w:bCs/>
               </w:rPr>
-              <w:t xml:space="preserve">Completed with Errors</w:t>
+              <w:t>Completed with Errors</w:t>
             </w:r>
           </w:p>
         </w:tc>
       </w:tr>
       <w:tr>
         <w:tc>
-          <w:tcPr/>
-          <w:p>
-            <w:pPr>
-              <w:pStyle w:val="Compact"/>
-            </w:pPr>
-            <w:r>
-              <w:t xml:space="preserve">Deletion/report completes, no</w:t>
-            </w:r>
-            <w:r>
-              <w:t xml:space="preserve"> </w:t>
+          <w:tcPr>
+            <w:tcW w:w="0" w:type="auto"/>
+          </w:tcPr>
+          <w:p>
+            <w:pPr>
+              <w:pStyle w:val="Compact"/>
+            </w:pPr>
+            <w:r>
+              <w:t xml:space="preserve">Deletion/report completes, no </w:t>
             </w:r>
             <w:r>
               <w:rPr>
                 <w:rStyle w:val="VerbatimChar"/>
               </w:rPr>
-              <w:t xml:space="preserve">Error:</w:t>
-            </w:r>
-            <w:r>
-              <w:t xml:space="preserve"> </w:t>
-            </w:r>
-            <w:r>
-              <w:t xml:space="preserve">lines</w:t>
-            </w:r>
-          </w:p>
-        </w:tc>
-        <w:tc>
-          <w:tcPr/>
+              <w:t>Error:</w:t>
+            </w:r>
+            <w:r>
+              <w:t xml:space="preserve"> lines</w:t>
+            </w:r>
+          </w:p>
+        </w:tc>
+        <w:tc>
+          <w:tcPr>
+            <w:tcW w:w="0" w:type="auto"/>
+          </w:tcPr>
           <w:p>
             <w:pPr>
               <w:pStyle w:val="Compact"/>
@@ -2065,12 +1824,14 @@
               <w:rPr>
                 <w:rStyle w:val="VerbatimChar"/>
               </w:rPr>
-              <w:t xml:space="preserve">success=true</w:t>
-            </w:r>
-          </w:p>
-        </w:tc>
-        <w:tc>
-          <w:tcPr/>
+              <w:t>success=true</w:t>
+            </w:r>
+          </w:p>
+        </w:tc>
+        <w:tc>
+          <w:tcPr>
+            <w:tcW w:w="0" w:type="auto"/>
+          </w:tcPr>
           <w:p>
             <w:pPr>
               <w:pStyle w:val="Compact"/>
@@ -2080,40 +1841,38 @@
                 <w:b/>
                 <w:bCs/>
               </w:rPr>
-              <w:t xml:space="preserve">Completed Successfully</w:t>
+              <w:t>Completed Successfully</w:t>
             </w:r>
           </w:p>
         </w:tc>
       </w:tr>
       <w:tr>
         <w:tc>
-          <w:tcPr/>
-          <w:p>
-            <w:pPr>
-              <w:pStyle w:val="Compact"/>
-            </w:pPr>
-            <w:r>
-              <w:t xml:space="preserve">Script runs but emits</w:t>
-            </w:r>
-            <w:r>
-              <w:t xml:space="preserve"> </w:t>
+          <w:tcPr>
+            <w:tcW w:w="0" w:type="auto"/>
+          </w:tcPr>
+          <w:p>
+            <w:pPr>
+              <w:pStyle w:val="Compact"/>
+            </w:pPr>
+            <w:r>
+              <w:t xml:space="preserve">Script runs but emits </w:t>
             </w:r>
             <w:r>
               <w:rPr>
                 <w:rStyle w:val="VerbatimChar"/>
               </w:rPr>
-              <w:t xml:space="preserve">Error:</w:t>
-            </w:r>
-            <w:r>
-              <w:t xml:space="preserve"> </w:t>
-            </w:r>
-            <w:r>
-              <w:t xml:space="preserve">lines (e.g. access issue on the share)</w:t>
-            </w:r>
-          </w:p>
-        </w:tc>
-        <w:tc>
-          <w:tcPr/>
+              <w:t>Error:</w:t>
+            </w:r>
+            <w:r>
+              <w:t xml:space="preserve"> lines (e.g. access issue on the share)</w:t>
+            </w:r>
+          </w:p>
+        </w:tc>
+        <w:tc>
+          <w:tcPr>
+            <w:tcW w:w="0" w:type="auto"/>
+          </w:tcPr>
           <w:p>
             <w:pPr>
               <w:pStyle w:val="Compact"/>
@@ -2122,12 +1881,14 @@
               <w:rPr>
                 <w:rStyle w:val="VerbatimChar"/>
               </w:rPr>
-              <w:t xml:space="preserve">success=false</w:t>
-            </w:r>
-          </w:p>
-        </w:tc>
-        <w:tc>
-          <w:tcPr/>
+              <w:t>success=false</w:t>
+            </w:r>
+          </w:p>
+        </w:tc>
+        <w:tc>
+          <w:tcPr>
+            <w:tcW w:w="0" w:type="auto"/>
+          </w:tcPr>
           <w:p>
             <w:pPr>
               <w:pStyle w:val="Compact"/>
@@ -2137,7 +1898,7 @@
                 <w:b/>
                 <w:bCs/>
               </w:rPr>
-              <w:t xml:space="preserve">Completed with Errors</w:t>
+              <w:t>Completed with Errors</w:t>
             </w:r>
           </w:p>
         </w:tc>
@@ -2145,19 +1906,19 @@
     </w:tbl>
     <w:p>
       <w:r>
-        <w:pict>
-          <v:rect style="width:0;height:1.5pt" o:hralign="center" o:hrstd="t" o:hr="t"/>
+        <w:pict w14:anchorId="05888DB5">
+          <v:rect id="_x0000_i1029" style="width:0;height:1.5pt" o:hralign="center" o:hrstd="t" o:hr="t"/>
         </w:pict>
       </w:r>
     </w:p>
-    <w:bookmarkEnd w:id="13"/>
-    <w:bookmarkStart w:id="14" w:name="Xfa6a0517fd6491a7df5473b7de99f3c12f3799f"/>
     <w:p>
       <w:pPr>
         <w:pStyle w:val="Heading2"/>
       </w:pPr>
-      <w:r>
-        <w:t xml:space="preserve">5. Dependencies</w:t>
+      <w:bookmarkStart w:id="6" w:name="Xfa6a0517fd6491a7df5473b7de99f3c12f3799f"/>
+      <w:bookmarkEnd w:id="5"/>
+      <w:r>
+        <w:t>5. Dependencies</w:t>
       </w:r>
     </w:p>
     <w:p>
@@ -2165,7 +1926,7 @@
         <w:pStyle w:val="Compact"/>
         <w:numPr>
           <w:ilvl w:val="0"/>
-          <w:numId w:val="1005"/>
+          <w:numId w:val="6"/>
         </w:numPr>
       </w:pPr>
       <w:r>
@@ -2173,34 +1934,19 @@
           <w:b/>
           <w:bCs/>
         </w:rPr>
-        <w:t xml:space="preserve">PowerShell host</w:t>
-      </w:r>
-      <w:r>
-        <w:t xml:space="preserve"> </w:t>
-      </w:r>
-      <w:r>
-        <w:t xml:space="preserve">(Windows Server) with the updated</w:t>
-      </w:r>
-      <w:r>
-        <w:t xml:space="preserve"> </w:t>
-      </w:r>
-      <w:r>
-        <w:rPr>
-          <w:rStyle w:val="VerbatimChar"/>
-        </w:rPr>
-        <w:t xml:space="preserve">cvs_functions.ps1</w:t>
-      </w:r>
-      <w:r>
-        <w:t xml:space="preserve"> </w:t>
-      </w:r>
-      <w:r>
-        <w:t xml:space="preserve">deployed, and network reach to the UNC archive share (shared — PS-Host guide,</w:t>
-      </w:r>
-      <w:r>
-        <w:t xml:space="preserve"> </w:t>
-      </w:r>
-      <w:r>
-        <w:t xml:space="preserve">Change-Register).</w:t>
+        <w:t>PowerShell host</w:t>
+      </w:r>
+      <w:r>
+        <w:t xml:space="preserve"> (Windows Server) with the updated </w:t>
+      </w:r>
+      <w:r>
+        <w:rPr>
+          <w:rStyle w:val="VerbatimChar"/>
+        </w:rPr>
+        <w:t>cvs_functions.ps1</w:t>
+      </w:r>
+      <w:r>
+        <w:t xml:space="preserve"> deployed, and network reach to the UNC archive share (shared — PS-Host guide, Change-Register).</w:t>
       </w:r>
     </w:p>
     <w:p>
@@ -2208,7 +1954,7 @@
         <w:pStyle w:val="Compact"/>
         <w:numPr>
           <w:ilvl w:val="0"/>
-          <w:numId w:val="1005"/>
+          <w:numId w:val="6"/>
         </w:numPr>
       </w:pPr>
       <w:r>
@@ -2217,60 +1963,35 @@
           <w:b/>
           <w:bCs/>
         </w:rPr>
-        <w:t xml:space="preserve">-ReportOnly</w:t>
+        <w:t>-ReportOnly</w:t>
       </w:r>
       <w:r>
         <w:rPr>
           <w:b/>
           <w:bCs/>
         </w:rPr>
-        <w:t xml:space="preserve"> </w:t>
-      </w:r>
-      <w:r>
-        <w:rPr>
-          <w:b/>
-          <w:bCs/>
-        </w:rPr>
-        <w:t xml:space="preserve">present</w:t>
-      </w:r>
-      <w:r>
-        <w:t xml:space="preserve"> </w:t>
-      </w:r>
-      <w:r>
-        <w:t xml:space="preserve">in the deployed</w:t>
-      </w:r>
-      <w:r>
-        <w:t xml:space="preserve"> </w:t>
-      </w:r>
-      <w:r>
-        <w:rPr>
-          <w:rStyle w:val="VerbatimChar"/>
-        </w:rPr>
-        <w:t xml:space="preserve">cvs_functions.ps1</w:t>
-      </w:r>
-      <w:r>
-        <w:t xml:space="preserve"> </w:t>
-      </w:r>
-      <w:r>
-        <w:t xml:space="preserve">(change S-1) —</w:t>
-      </w:r>
-      <w:r>
-        <w:t xml:space="preserve"> </w:t>
-      </w:r>
-      <w:r>
-        <w:t xml:space="preserve">required before relying on</w:t>
-      </w:r>
-      <w:r>
-        <w:t xml:space="preserve"> </w:t>
-      </w:r>
-      <w:r>
-        <w:rPr>
-          <w:rStyle w:val="VerbatimChar"/>
-        </w:rPr>
-        <w:t xml:space="preserve">whatIf='yes'</w:t>
-      </w:r>
-      <w:r>
-        <w:t xml:space="preserve">.</w:t>
+        <w:t xml:space="preserve"> present</w:t>
+      </w:r>
+      <w:r>
+        <w:t xml:space="preserve"> in the deployed </w:t>
+      </w:r>
+      <w:r>
+        <w:rPr>
+          <w:rStyle w:val="VerbatimChar"/>
+        </w:rPr>
+        <w:t>cvs_functions.ps1</w:t>
+      </w:r>
+      <w:r>
+        <w:t xml:space="preserve"> (change S-1) — required before relying on </w:t>
+      </w:r>
+      <w:r>
+        <w:rPr>
+          <w:rStyle w:val="VerbatimChar"/>
+        </w:rPr>
+        <w:t>whatIf='yes'</w:t>
+      </w:r>
+      <w:r>
+        <w:t>.</w:t>
       </w:r>
     </w:p>
     <w:p>
@@ -2278,7 +1999,7 @@
         <w:pStyle w:val="Compact"/>
         <w:numPr>
           <w:ilvl w:val="0"/>
-          <w:numId w:val="1005"/>
+          <w:numId w:val="6"/>
         </w:numPr>
       </w:pPr>
       <w:r>
@@ -2286,29 +2007,20 @@
           <w:b/>
           <w:bCs/>
         </w:rPr>
-        <w:t xml:space="preserve">UNC archive share</w:t>
-      </w:r>
-      <w:r>
-        <w:t xml:space="preserve"> </w:t>
-      </w:r>
-      <w:r>
-        <w:t xml:space="preserve">with</w:t>
-      </w:r>
-      <w:r>
-        <w:t xml:space="preserve"> </w:t>
+        <w:t>UNC archive share</w:t>
+      </w:r>
+      <w:r>
+        <w:t xml:space="preserve"> with </w:t>
       </w:r>
       <w:r>
         <w:rPr>
           <w:b/>
           <w:bCs/>
         </w:rPr>
-        <w:t xml:space="preserve">write/delete</w:t>
-      </w:r>
-      <w:r>
-        <w:t xml:space="preserve"> </w:t>
-      </w:r>
-      <w:r>
-        <w:t xml:space="preserve">access for the PS host service account.</w:t>
+        <w:t>write/delete</w:t>
+      </w:r>
+      <w:r>
+        <w:t xml:space="preserve"> access for the PS host service account.</w:t>
       </w:r>
     </w:p>
     <w:p>
@@ -2316,7 +2028,7 @@
         <w:pStyle w:val="Compact"/>
         <w:numPr>
           <w:ilvl w:val="0"/>
-          <w:numId w:val="1005"/>
+          <w:numId w:val="6"/>
         </w:numPr>
       </w:pPr>
       <w:r>
@@ -2324,13 +2036,11 @@
           <w:b/>
           <w:bCs/>
         </w:rPr>
-        <w:t xml:space="preserve">VCF Orchestrator 9</w:t>
-      </w:r>
-      <w:r>
-        <w:t xml:space="preserve"> </w:t>
-      </w:r>
-      <w:r>
-        <w:t xml:space="preserve">with the PowerShell plug-in and a registered PS host.</w:t>
+        <w:lastRenderedPageBreak/>
+        <w:t>VCF Orchestrator 9</w:t>
+      </w:r>
+      <w:r>
+        <w:t xml:space="preserve"> with the PowerShell plug-in and a registered PS host.</w:t>
       </w:r>
     </w:p>
     <w:p>
@@ -2338,7 +2048,7 @@
         <w:pStyle w:val="Compact"/>
         <w:numPr>
           <w:ilvl w:val="0"/>
-          <w:numId w:val="1005"/>
+          <w:numId w:val="6"/>
         </w:numPr>
       </w:pPr>
       <w:r>
@@ -2346,30 +2056,27 @@
           <w:b/>
           <w:bCs/>
         </w:rPr>
-        <w:t xml:space="preserve">Certificate trust</w:t>
-      </w:r>
-      <w:r>
-        <w:t xml:space="preserve"> </w:t>
-      </w:r>
-      <w:r>
-        <w:t xml:space="preserve">between Orchestrator and the PS host.</w:t>
-      </w:r>
-    </w:p>
-    <w:p>
-      <w:r>
-        <w:pict>
-          <v:rect style="width:0;height:1.5pt" o:hralign="center" o:hrstd="t" o:hr="t"/>
+        <w:t>Certificate trust</w:t>
+      </w:r>
+      <w:r>
+        <w:t xml:space="preserve"> between Orchestrator and the PS host.</w:t>
+      </w:r>
+    </w:p>
+    <w:p>
+      <w:r>
+        <w:pict w14:anchorId="62B0FDB1">
+          <v:rect id="_x0000_i1030" style="width:0;height:1.5pt" o:hralign="center" o:hrstd="t" o:hr="t"/>
         </w:pict>
       </w:r>
     </w:p>
-    <w:bookmarkEnd w:id="14"/>
-    <w:bookmarkStart w:id="15" w:name="X6b45a7c1f2fdfb6822b3efe0e4dd6dfc8ad0a71"/>
     <w:p>
       <w:pPr>
         <w:pStyle w:val="Heading2"/>
       </w:pPr>
-      <w:r>
-        <w:t xml:space="preserve">6. Assumptions</w:t>
+      <w:bookmarkStart w:id="7" w:name="X6b45a7c1f2fdfb6822b3efe0e4dd6dfc8ad0a71"/>
+      <w:bookmarkEnd w:id="6"/>
+      <w:r>
+        <w:t>6. Assumptions</w:t>
       </w:r>
     </w:p>
     <w:p>
@@ -2377,11 +2084,11 @@
         <w:pStyle w:val="Compact"/>
         <w:numPr>
           <w:ilvl w:val="0"/>
-          <w:numId w:val="1006"/>
+          <w:numId w:val="7"/>
         </w:numPr>
       </w:pPr>
       <w:r>
-        <w:t xml:space="preserve">The PS host service account has write/delete permission on the target share.</w:t>
+        <w:t>The PS host service account has write/delete permission on the target share.</w:t>
       </w:r>
     </w:p>
     <w:p>
@@ -2389,26 +2096,20 @@
         <w:pStyle w:val="Compact"/>
         <w:numPr>
           <w:ilvl w:val="0"/>
-          <w:numId w:val="1006"/>
+          <w:numId w:val="7"/>
         </w:numPr>
       </w:pPr>
       <w:r>
-        <w:t xml:space="preserve">The updated</w:t>
-      </w:r>
-      <w:r>
-        <w:t xml:space="preserve"> </w:t>
-      </w:r>
-      <w:r>
-        <w:rPr>
-          <w:rStyle w:val="VerbatimChar"/>
-        </w:rPr>
-        <w:t xml:space="preserve">cvs_functions.ps1</w:t>
-      </w:r>
-      <w:r>
-        <w:t xml:space="preserve"> </w:t>
-      </w:r>
-      <w:r>
-        <w:t xml:space="preserve">(S-1…S-5) is the deployed version.</w:t>
+        <w:t xml:space="preserve">The updated </w:t>
+      </w:r>
+      <w:r>
+        <w:rPr>
+          <w:rStyle w:val="VerbatimChar"/>
+        </w:rPr>
+        <w:t>cvs_functions.ps1</w:t>
+      </w:r>
+      <w:r>
+        <w:t xml:space="preserve"> (S-1…S-5) is the deployed version.</w:t>
       </w:r>
     </w:p>
     <w:p>
@@ -2416,20 +2117,17 @@
         <w:pStyle w:val="Compact"/>
         <w:numPr>
           <w:ilvl w:val="0"/>
-          <w:numId w:val="1006"/>
+          <w:numId w:val="7"/>
         </w:numPr>
       </w:pPr>
       <w:r>
         <w:rPr>
           <w:rStyle w:val="VerbatimChar"/>
         </w:rPr>
-        <w:t xml:space="preserve">Delete-OldFiles-UNC-Share</w:t>
-      </w:r>
-      <w:r>
-        <w:t xml:space="preserve"> </w:t>
-      </w:r>
-      <w:r>
-        <w:t xml:space="preserve">already exists in the deployed script (confirmed).</w:t>
+        <w:t>Delete-OldFiles-UNC-Share</w:t>
+      </w:r>
+      <w:r>
+        <w:t xml:space="preserve"> already exists in the deployed script (confirmed).</w:t>
       </w:r>
     </w:p>
     <w:p>
@@ -2437,76 +2135,77 @@
         <w:pStyle w:val="Compact"/>
         <w:numPr>
           <w:ilvl w:val="0"/>
-          <w:numId w:val="1006"/>
+          <w:numId w:val="7"/>
         </w:numPr>
       </w:pPr>
       <w:r>
-        <w:t xml:space="preserve">Single-node Orchestrator in the lab; clustered deployments replicate host-side</w:t>
-      </w:r>
-      <w:r>
-        <w:t xml:space="preserve"> </w:t>
-      </w:r>
-      <w:r>
-        <w:t xml:space="preserve">config on each node.</w:t>
-      </w:r>
-    </w:p>
-    <w:p>
-      <w:r>
-        <w:pict>
-          <v:rect style="width:0;height:1.5pt" o:hralign="center" o:hrstd="t" o:hr="t"/>
+        <w:t>Single-node Orchestrator in the lab; clustered deployments replicate host-side config on each node.</w:t>
+      </w:r>
+    </w:p>
+    <w:p>
+      <w:r>
+        <w:pict w14:anchorId="3B015E32">
+          <v:rect id="_x0000_i1031" style="width:0;height:1.5pt" o:hralign="center" o:hrstd="t" o:hr="t"/>
         </w:pict>
       </w:r>
     </w:p>
-    <w:bookmarkEnd w:id="15"/>
-    <w:bookmarkStart w:id="16" w:name="X133663437498c273bd7388a2f9d89d92af698f9"/>
     <w:p>
       <w:pPr>
         <w:pStyle w:val="Heading2"/>
       </w:pPr>
-      <w:r>
-        <w:t xml:space="preserve">7. Risks and mitigations</w:t>
+      <w:bookmarkStart w:id="8" w:name="X133663437498c273bd7388a2f9d89d92af698f9"/>
+      <w:bookmarkEnd w:id="7"/>
+      <w:r>
+        <w:t>7. Risks and mitigations</w:t>
       </w:r>
     </w:p>
     <w:tbl>
       <w:tblPr>
         <w:tblStyle w:val="Table"/>
-        <w:tblW w:type="auto" w:w="0"/>
-        <w:tblLook w:firstRow="1" w:lastRow="0" w:firstColumn="0" w:lastColumn="0" w:noHBand="0" w:noVBand="0" w:val="0020"/>
+        <w:tblW w:w="0" w:type="auto"/>
+        <w:tblLook w:val="0020" w:firstRow="1" w:lastRow="0" w:firstColumn="0" w:lastColumn="0" w:noHBand="0" w:noVBand="0"/>
       </w:tblPr>
       <w:tblGrid>
-        <w:gridCol w:w="3960"/>
-        <w:gridCol w:w="3960"/>
+        <w:gridCol w:w="3979"/>
+        <w:gridCol w:w="5597"/>
       </w:tblGrid>
       <w:tr>
         <w:trPr>
-          <w:tblHeader w:val="on"/>
+          <w:cnfStyle w:val="100000000000" w:firstRow="1" w:lastRow="0" w:firstColumn="0" w:lastColumn="0" w:oddVBand="0" w:evenVBand="0" w:oddHBand="0" w:evenHBand="0" w:firstRowFirstColumn="0" w:firstRowLastColumn="0" w:lastRowFirstColumn="0" w:lastRowLastColumn="0"/>
+          <w:tblHeader/>
         </w:trPr>
         <w:tc>
-          <w:tcPr/>
-          <w:p>
-            <w:pPr>
-              <w:pStyle w:val="Compact"/>
-            </w:pPr>
-            <w:r>
-              <w:t xml:space="preserve">Risk</w:t>
-            </w:r>
-          </w:p>
-        </w:tc>
-        <w:tc>
-          <w:tcPr/>
-          <w:p>
-            <w:pPr>
-              <w:pStyle w:val="Compact"/>
-            </w:pPr>
-            <w:r>
-              <w:t xml:space="preserve">Mitigation</w:t>
+          <w:tcPr>
+            <w:tcW w:w="0" w:type="auto"/>
+          </w:tcPr>
+          <w:p>
+            <w:pPr>
+              <w:pStyle w:val="Compact"/>
+            </w:pPr>
+            <w:r>
+              <w:t>Risk</w:t>
+            </w:r>
+          </w:p>
+        </w:tc>
+        <w:tc>
+          <w:tcPr>
+            <w:tcW w:w="0" w:type="auto"/>
+          </w:tcPr>
+          <w:p>
+            <w:pPr>
+              <w:pStyle w:val="Compact"/>
+            </w:pPr>
+            <w:r>
+              <w:t>Mitigation</w:t>
             </w:r>
           </w:p>
         </w:tc>
       </w:tr>
       <w:tr>
         <w:tc>
-          <w:tcPr/>
+          <w:tcPr>
+            <w:tcW w:w="0" w:type="auto"/>
+          </w:tcPr>
           <w:p>
             <w:pPr>
               <w:pStyle w:val="Compact"/>
@@ -2516,18 +2215,17 @@
                 <w:b/>
                 <w:bCs/>
               </w:rPr>
-              <w:t xml:space="preserve">Accidental deletion</w:t>
-            </w:r>
-            <w:r>
-              <w:t xml:space="preserve"> </w:t>
-            </w:r>
-            <w:r>
-              <w:t xml:space="preserve">— permanent, no auto-recovery</w:t>
-            </w:r>
-          </w:p>
-        </w:tc>
-        <w:tc>
-          <w:tcPr/>
+              <w:t>Accidental deletion</w:t>
+            </w:r>
+            <w:r>
+              <w:t xml:space="preserve"> — permanent, no auto-recovery</w:t>
+            </w:r>
+          </w:p>
+        </w:tc>
+        <w:tc>
+          <w:tcPr>
+            <w:tcW w:w="0" w:type="auto"/>
+          </w:tcPr>
           <w:p>
             <w:pPr>
               <w:pStyle w:val="Compact"/>
@@ -2536,56 +2234,43 @@
               <w:rPr>
                 <w:rStyle w:val="VerbatimChar"/>
               </w:rPr>
-              <w:t xml:space="preserve">whatIf</w:t>
-            </w:r>
-            <w:r>
-              <w:t xml:space="preserve"> </w:t>
-            </w:r>
-            <w:r>
-              <w:t xml:space="preserve">defaults to</w:t>
-            </w:r>
-            <w:r>
-              <w:t xml:space="preserve"> </w:t>
+              <w:t>whatIf</w:t>
+            </w:r>
+            <w:r>
+              <w:t xml:space="preserve"> defaults to </w:t>
             </w:r>
             <w:r>
               <w:rPr>
                 <w:rStyle w:val="VerbatimChar"/>
               </w:rPr>
-              <w:t xml:space="preserve">yes</w:t>
-            </w:r>
-            <w:r>
-              <w:t xml:space="preserve">; always preview and review</w:t>
-            </w:r>
-            <w:r>
-              <w:t xml:space="preserve"> </w:t>
+              <w:t>yes</w:t>
+            </w:r>
+            <w:r>
+              <w:t xml:space="preserve">; always preview and review </w:t>
             </w:r>
             <w:r>
               <w:rPr>
                 <w:rStyle w:val="VerbatimChar"/>
               </w:rPr>
-              <w:t xml:space="preserve">WouldDelete</w:t>
-            </w:r>
-            <w:r>
-              <w:t xml:space="preserve"> </w:t>
-            </w:r>
-            <w:r>
-              <w:t xml:space="preserve">before setting</w:t>
-            </w:r>
-            <w:r>
-              <w:t xml:space="preserve"> </w:t>
+              <w:t>WouldDelete</w:t>
+            </w:r>
+            <w:r>
+              <w:t xml:space="preserve"> before setting </w:t>
             </w:r>
             <w:r>
               <w:rPr>
                 <w:rStyle w:val="VerbatimChar"/>
               </w:rPr>
-              <w:t xml:space="preserve">no</w:t>
+              <w:t>no</w:t>
             </w:r>
           </w:p>
         </w:tc>
       </w:tr>
       <w:tr>
         <w:tc>
-          <w:tcPr/>
+          <w:tcPr>
+            <w:tcW w:w="0" w:type="auto"/>
+          </w:tcPr>
           <w:p>
             <w:pPr>
               <w:pStyle w:val="Compact"/>
@@ -2595,70 +2280,56 @@
                 <w:b/>
                 <w:bCs/>
               </w:rPr>
-              <w:t xml:space="preserve">Un-patched script</w:t>
-            </w:r>
-            <w:r>
-              <w:t xml:space="preserve"> </w:t>
-            </w:r>
-            <w:r>
-              <w:t xml:space="preserve">—</w:t>
-            </w:r>
-            <w:r>
-              <w:t xml:space="preserve"> </w:t>
+              <w:t>Un-patched script</w:t>
+            </w:r>
+            <w:r>
+              <w:t xml:space="preserve"> — </w:t>
             </w:r>
             <w:r>
               <w:rPr>
                 <w:rStyle w:val="VerbatimChar"/>
               </w:rPr>
-              <w:t xml:space="preserve">whatIf='yes'</w:t>
-            </w:r>
-            <w:r>
-              <w:t xml:space="preserve"> </w:t>
-            </w:r>
-            <w:r>
-              <w:t xml:space="preserve">blocks on</w:t>
-            </w:r>
-            <w:r>
-              <w:t xml:space="preserve"> </w:t>
+              <w:t>whatIf='yes'</w:t>
+            </w:r>
+            <w:r>
+              <w:t xml:space="preserve"> blocks on </w:t>
             </w:r>
             <w:r>
               <w:rPr>
                 <w:rStyle w:val="VerbatimChar"/>
               </w:rPr>
-              <w:t xml:space="preserve">Read-Host</w:t>
-            </w:r>
-          </w:p>
-        </w:tc>
-        <w:tc>
-          <w:tcPr/>
-          <w:p>
-            <w:pPr>
-              <w:pStyle w:val="Compact"/>
-            </w:pPr>
-            <w:r>
-              <w:t xml:space="preserve">Verify</w:t>
-            </w:r>
-            <w:r>
-              <w:t xml:space="preserve"> </w:t>
+              <w:t>Read-Host</w:t>
+            </w:r>
+          </w:p>
+        </w:tc>
+        <w:tc>
+          <w:tcPr>
+            <w:tcW w:w="0" w:type="auto"/>
+          </w:tcPr>
+          <w:p>
+            <w:pPr>
+              <w:pStyle w:val="Compact"/>
+            </w:pPr>
+            <w:r>
+              <w:t xml:space="preserve">Verify </w:t>
             </w:r>
             <w:r>
               <w:rPr>
                 <w:rStyle w:val="VerbatimChar"/>
               </w:rPr>
-              <w:t xml:space="preserve">-ReportOnly</w:t>
-            </w:r>
-            <w:r>
-              <w:t xml:space="preserve"> </w:t>
-            </w:r>
-            <w:r>
-              <w:t xml:space="preserve">present before use (Validation A11)</w:t>
+              <w:t>-ReportOnly</w:t>
+            </w:r>
+            <w:r>
+              <w:t xml:space="preserve"> present before use (Validation A11)</w:t>
             </w:r>
           </w:p>
         </w:tc>
       </w:tr>
       <w:tr>
         <w:tc>
-          <w:tcPr/>
+          <w:tcPr>
+            <w:tcW w:w="0" w:type="auto"/>
+          </w:tcPr>
           <w:p>
             <w:pPr>
               <w:pStyle w:val="Compact"/>
@@ -2668,46 +2339,41 @@
                 <w:b/>
                 <w:bCs/>
               </w:rPr>
-              <w:t xml:space="preserve">Second-hop auth</w:t>
-            </w:r>
-            <w:r>
-              <w:t xml:space="preserve"> </w:t>
-            </w:r>
-            <w:r>
-              <w:t xml:space="preserve">— PS host →</w:t>
-            </w:r>
-            <w:r>
-              <w:t xml:space="preserve"> </w:t>
+              <w:t>Second-hop auth</w:t>
+            </w:r>
+            <w:r>
+              <w:t xml:space="preserve"> — PS host → </w:t>
             </w:r>
             <w:r>
               <w:rPr>
                 <w:rStyle w:val="VerbatimChar"/>
               </w:rPr>
-              <w:t xml:space="preserve">\\fileshare</w:t>
-            </w:r>
-            <w:r>
-              <w:t xml:space="preserve"> </w:t>
-            </w:r>
-            <w:r>
-              <w:t xml:space="preserve">fails without carried credential</w:t>
-            </w:r>
-          </w:p>
-        </w:tc>
-        <w:tc>
-          <w:tcPr/>
-          <w:p>
-            <w:pPr>
-              <w:pStyle w:val="Compact"/>
-            </w:pPr>
-            <w:r>
-              <w:t xml:space="preserve">Kerberos + constrained delegation (prod) or Basic-over-HTTPS (lab); validate write/delete access (shared PS-Host guide)</w:t>
+              <w:t>\\fileshare</w:t>
+            </w:r>
+            <w:r>
+              <w:t xml:space="preserve"> fails without carried credential</w:t>
+            </w:r>
+          </w:p>
+        </w:tc>
+        <w:tc>
+          <w:tcPr>
+            <w:tcW w:w="0" w:type="auto"/>
+          </w:tcPr>
+          <w:p>
+            <w:pPr>
+              <w:pStyle w:val="Compact"/>
+            </w:pPr>
+            <w:r>
+              <w:t>Kerberos + constrained delegation (prod) or Basic-over-HTTPS (lab); validate write/delete access (shared PS-Host guide)</w:t>
             </w:r>
           </w:p>
         </w:tc>
       </w:tr>
       <w:tr>
         <w:tc>
-          <w:tcPr/>
+          <w:tcPr>
+            <w:tcW w:w="0" w:type="auto"/>
+          </w:tcPr>
           <w:p>
             <w:pPr>
               <w:pStyle w:val="Compact"/>
@@ -2717,18 +2383,20 @@
                 <w:b/>
                 <w:bCs/>
               </w:rPr>
-              <w:t xml:space="preserve">Certificate trust / expiry</w:t>
-            </w:r>
-          </w:p>
-        </w:tc>
-        <w:tc>
-          <w:tcPr/>
-          <w:p>
-            <w:pPr>
-              <w:pStyle w:val="Compact"/>
-            </w:pPr>
-            <w:r>
-              <w:t xml:space="preserve">Import cert to trust store; track expiry (shared PS-Host guide)</w:t>
+              <w:t>Certificate trust / expiry</w:t>
+            </w:r>
+          </w:p>
+        </w:tc>
+        <w:tc>
+          <w:tcPr>
+            <w:tcW w:w="0" w:type="auto"/>
+          </w:tcPr>
+          <w:p>
+            <w:pPr>
+              <w:pStyle w:val="Compact"/>
+            </w:pPr>
+            <w:r>
+              <w:t>Import cert to trust store; track expiry (shared PS-Host guide)</w:t>
             </w:r>
           </w:p>
         </w:tc>
@@ -2736,19 +2404,19 @@
     </w:tbl>
     <w:p>
       <w:r>
-        <w:pict>
-          <v:rect style="width:0;height:1.5pt" o:hralign="center" o:hrstd="t" o:hr="t"/>
+        <w:pict w14:anchorId="3E877769">
+          <v:rect id="_x0000_i1032" style="width:0;height:1.5pt" o:hralign="center" o:hrstd="t" o:hr="t"/>
         </w:pict>
       </w:r>
     </w:p>
-    <w:bookmarkEnd w:id="16"/>
-    <w:bookmarkStart w:id="17" w:name="Xeeb06b3c116242d5069c71ef6a4d04c568514b4"/>
     <w:p>
       <w:pPr>
         <w:pStyle w:val="Heading2"/>
       </w:pPr>
-      <w:r>
-        <w:t xml:space="preserve">8. Security considerations</w:t>
+      <w:bookmarkStart w:id="9" w:name="Xeeb06b3c116242d5069c71ef6a4d04c568514b4"/>
+      <w:bookmarkEnd w:id="8"/>
+      <w:r>
+        <w:t>8. Security considerations</w:t>
       </w:r>
     </w:p>
     <w:p>
@@ -2756,7 +2424,7 @@
         <w:pStyle w:val="Compact"/>
         <w:numPr>
           <w:ilvl w:val="0"/>
-          <w:numId w:val="1007"/>
+          <w:numId w:val="8"/>
         </w:numPr>
       </w:pPr>
       <w:r>
@@ -2764,56 +2432,38 @@
           <w:b/>
           <w:bCs/>
         </w:rPr>
-        <w:t xml:space="preserve">Transport:</w:t>
-      </w:r>
-      <w:r>
-        <w:t xml:space="preserve"> </w:t>
-      </w:r>
-      <w:r>
-        <w:t xml:space="preserve">WinRM over</w:t>
-      </w:r>
-      <w:r>
-        <w:t xml:space="preserve"> </w:t>
+        <w:t>Transport:</w:t>
+      </w:r>
+      <w:r>
+        <w:t xml:space="preserve"> WinRM over </w:t>
       </w:r>
       <w:r>
         <w:rPr>
           <w:b/>
           <w:bCs/>
         </w:rPr>
-        <w:t xml:space="preserve">HTTPS (5986)</w:t>
-      </w:r>
-      <w:r>
-        <w:t xml:space="preserve"> </w:t>
-      </w:r>
-      <w:r>
-        <w:t xml:space="preserve">only;</w:t>
-      </w:r>
-      <w:r>
-        <w:t xml:space="preserve"> </w:t>
-      </w:r>
-      <w:r>
-        <w:rPr>
-          <w:rStyle w:val="VerbatimChar"/>
-        </w:rPr>
-        <w:t xml:space="preserve">AllowUnencrypted</w:t>
-      </w:r>
-      <w:r>
-        <w:t xml:space="preserve"> </w:t>
-      </w:r>
-      <w:r>
-        <w:t xml:space="preserve">stays</w:t>
-      </w:r>
-      <w:r>
-        <w:t xml:space="preserve"> </w:t>
-      </w:r>
-      <w:r>
-        <w:rPr>
-          <w:rStyle w:val="VerbatimChar"/>
-        </w:rPr>
-        <w:t xml:space="preserve">false</w:t>
-      </w:r>
-      <w:r>
-        <w:t xml:space="preserve">.</w:t>
+        <w:t>HTTPS (5986)</w:t>
+      </w:r>
+      <w:r>
+        <w:t xml:space="preserve"> only; </w:t>
+      </w:r>
+      <w:r>
+        <w:rPr>
+          <w:rStyle w:val="VerbatimChar"/>
+        </w:rPr>
+        <w:t>AllowUnencrypted</w:t>
+      </w:r>
+      <w:r>
+        <w:t xml:space="preserve"> stays </w:t>
+      </w:r>
+      <w:r>
+        <w:rPr>
+          <w:rStyle w:val="VerbatimChar"/>
+        </w:rPr>
+        <w:t>false</w:t>
+      </w:r>
+      <w:r>
+        <w:t>.</w:t>
       </w:r>
     </w:p>
     <w:p>
@@ -2821,7 +2471,7 @@
         <w:pStyle w:val="Compact"/>
         <w:numPr>
           <w:ilvl w:val="0"/>
-          <w:numId w:val="1007"/>
+          <w:numId w:val="8"/>
         </w:numPr>
       </w:pPr>
       <w:r>
@@ -2829,25 +2479,10 @@
           <w:b/>
           <w:bCs/>
         </w:rPr>
-        <w:t xml:space="preserve">Authentication:</w:t>
-      </w:r>
-      <w:r>
-        <w:t xml:space="preserve"> </w:t>
-      </w:r>
-      <w:r>
-        <w:t xml:space="preserve">Kerberos (preferred, needs constrained delegation for the</w:t>
-      </w:r>
-      <w:r>
-        <w:t xml:space="preserve"> </w:t>
-      </w:r>
-      <w:r>
-        <w:t xml:space="preserve">hop to the share) or Basic-over-HTTPS (lab; credential presented to host, carries</w:t>
-      </w:r>
-      <w:r>
-        <w:t xml:space="preserve"> </w:t>
-      </w:r>
-      <w:r>
-        <w:t xml:space="preserve">the hop). Detail in the shared PS-Host guide.</w:t>
+        <w:t>Authentication:</w:t>
+      </w:r>
+      <w:r>
+        <w:t xml:space="preserve"> Kerberos (preferred, needs constrained delegation for the hop to the share) or Basic-over-HTTPS (lab; credential presented to host, carries the hop). Detail in the shared PS-Host guide.</w:t>
       </w:r>
     </w:p>
     <w:p>
@@ -2855,7 +2490,7 @@
         <w:pStyle w:val="Compact"/>
         <w:numPr>
           <w:ilvl w:val="0"/>
-          <w:numId w:val="1007"/>
+          <w:numId w:val="8"/>
         </w:numPr>
       </w:pPr>
       <w:r>
@@ -2863,19 +2498,10 @@
           <w:b/>
           <w:bCs/>
         </w:rPr>
-        <w:t xml:space="preserve">Credentials:</w:t>
-      </w:r>
-      <w:r>
-        <w:t xml:space="preserve"> </w:t>
-      </w:r>
-      <w:r>
-        <w:t xml:space="preserve">managed by the Orchestrator PS host configuration; no secrets in</w:t>
-      </w:r>
-      <w:r>
-        <w:t xml:space="preserve"> </w:t>
-      </w:r>
-      <w:r>
-        <w:t xml:space="preserve">the workflow or script.</w:t>
+        <w:t>Credentials:</w:t>
+      </w:r>
+      <w:r>
+        <w:t xml:space="preserve"> managed by the Orchestrator PS host configuration; no secrets in the workflow or script.</w:t>
       </w:r>
     </w:p>
     <w:p>
@@ -2883,7 +2509,7 @@
         <w:pStyle w:val="Compact"/>
         <w:numPr>
           <w:ilvl w:val="0"/>
-          <w:numId w:val="1007"/>
+          <w:numId w:val="8"/>
         </w:numPr>
       </w:pPr>
       <w:r>
@@ -2891,19 +2517,10 @@
           <w:b/>
           <w:bCs/>
         </w:rPr>
-        <w:t xml:space="preserve">Least privilege:</w:t>
-      </w:r>
-      <w:r>
-        <w:t xml:space="preserve"> </w:t>
-      </w:r>
-      <w:r>
-        <w:t xml:space="preserve">service account scoped to the write/delete it needs on the</w:t>
-      </w:r>
-      <w:r>
-        <w:t xml:space="preserve"> </w:t>
-      </w:r>
-      <w:r>
-        <w:t xml:space="preserve">archive share.</w:t>
+        <w:t>Least privilege:</w:t>
+      </w:r>
+      <w:r>
+        <w:t xml:space="preserve"> service account scoped to the write/delete it needs on the archive share.</w:t>
       </w:r>
     </w:p>
     <w:p>
@@ -2911,7 +2528,7 @@
         <w:pStyle w:val="Compact"/>
         <w:numPr>
           <w:ilvl w:val="0"/>
-          <w:numId w:val="1007"/>
+          <w:numId w:val="8"/>
         </w:numPr>
       </w:pPr>
       <w:r>
@@ -2919,7 +2536,7 @@
           <w:b/>
           <w:bCs/>
         </w:rPr>
-        <w:t xml:space="preserve">Destructive action:</w:t>
+        <w:t>Destructive action:</w:t>
       </w:r>
       <w:r>
         <w:t xml:space="preserve"> </w:t>
@@ -2928,36 +2545,28 @@
         <w:rPr>
           <w:rStyle w:val="VerbatimChar"/>
         </w:rPr>
-        <w:t xml:space="preserve">whatIf</w:t>
-      </w:r>
-      <w:r>
-        <w:t xml:space="preserve"> </w:t>
-      </w:r>
-      <w:r>
-        <w:t xml:space="preserve">is the sole safety control; there is no</w:t>
-      </w:r>
-      <w:r>
-        <w:t xml:space="preserve"> </w:t>
-      </w:r>
-      <w:r>
-        <w:t xml:space="preserve">interactive prompt under Orchestrator.</w:t>
-      </w:r>
-    </w:p>
-    <w:p>
-      <w:r>
-        <w:pict>
-          <v:rect style="width:0;height:1.5pt" o:hralign="center" o:hrstd="t" o:hr="t"/>
+        <w:t>whatIf</w:t>
+      </w:r>
+      <w:r>
+        <w:t xml:space="preserve"> is the sole safety control; there is no interactive prompt under Orchestrator.</w:t>
+      </w:r>
+    </w:p>
+    <w:p>
+      <w:r>
+        <w:pict w14:anchorId="6DFCC96A">
+          <v:rect id="_x0000_i1033" style="width:0;height:1.5pt" o:hralign="center" o:hrstd="t" o:hr="t"/>
         </w:pict>
       </w:r>
     </w:p>
-    <w:bookmarkEnd w:id="17"/>
-    <w:bookmarkStart w:id="18" w:name="X7666dac72563056a312e42ba02a978e40be15c6"/>
     <w:p>
       <w:pPr>
         <w:pStyle w:val="Heading2"/>
       </w:pPr>
-      <w:r>
-        <w:t xml:space="preserve">9. Operational considerations</w:t>
+      <w:bookmarkStart w:id="10" w:name="X7666dac72563056a312e42ba02a978e40be15c6"/>
+      <w:bookmarkEnd w:id="9"/>
+      <w:r>
+        <w:lastRenderedPageBreak/>
+        <w:t>9. Operational considerations</w:t>
       </w:r>
     </w:p>
     <w:p>
@@ -2965,7 +2574,7 @@
         <w:pStyle w:val="Compact"/>
         <w:numPr>
           <w:ilvl w:val="0"/>
-          <w:numId w:val="1008"/>
+          <w:numId w:val="9"/>
         </w:numPr>
       </w:pPr>
       <w:r>
@@ -2973,25 +2582,19 @@
           <w:b/>
           <w:bCs/>
         </w:rPr>
-        <w:t xml:space="preserve">Execution model:</w:t>
-      </w:r>
-      <w:r>
-        <w:t xml:space="preserve"> </w:t>
-      </w:r>
-      <w:r>
-        <w:t xml:space="preserve">on-demand via custom form, or scheduled. If scheduled with</w:t>
-      </w:r>
-      <w:r>
-        <w:t xml:space="preserve"> </w:t>
-      </w:r>
-      <w:r>
-        <w:rPr>
-          <w:rStyle w:val="VerbatimChar"/>
-        </w:rPr>
-        <w:t xml:space="preserve">whatIf='no'</w:t>
-      </w:r>
-      <w:r>
-        <w:t xml:space="preserve">, only do so after a verified report-only run for that scope.</w:t>
+        <w:t>Execution model:</w:t>
+      </w:r>
+      <w:r>
+        <w:t xml:space="preserve"> on-demand via custom form, or scheduled. If scheduled with </w:t>
+      </w:r>
+      <w:r>
+        <w:rPr>
+          <w:rStyle w:val="VerbatimChar"/>
+        </w:rPr>
+        <w:t>whatIf='no'</w:t>
+      </w:r>
+      <w:r>
+        <w:t>, only do so after a verified report-only run for that scope.</w:t>
       </w:r>
     </w:p>
     <w:p>
@@ -2999,7 +2602,7 @@
         <w:pStyle w:val="Compact"/>
         <w:numPr>
           <w:ilvl w:val="0"/>
-          <w:numId w:val="1008"/>
+          <w:numId w:val="9"/>
         </w:numPr>
       </w:pPr>
       <w:r>
@@ -3007,19 +2610,10 @@
           <w:b/>
           <w:bCs/>
         </w:rPr>
-        <w:t xml:space="preserve">Idempotency:</w:t>
-      </w:r>
-      <w:r>
-        <w:t xml:space="preserve"> </w:t>
-      </w:r>
-      <w:r>
-        <w:t xml:space="preserve">re-running is safe — already-deleted files are simply absent on</w:t>
-      </w:r>
-      <w:r>
-        <w:t xml:space="preserve"> </w:t>
-      </w:r>
-      <w:r>
-        <w:t xml:space="preserve">the next pass; the report-only default prevents accidental deletion.</w:t>
+        <w:t>Idempotency:</w:t>
+      </w:r>
+      <w:r>
+        <w:t xml:space="preserve"> re-running is safe — already-deleted files are simply absent on the next pass; the report-only default prevents accidental deletion.</w:t>
       </w:r>
     </w:p>
     <w:p>
@@ -3027,7 +2621,7 @@
         <w:pStyle w:val="Compact"/>
         <w:numPr>
           <w:ilvl w:val="0"/>
-          <w:numId w:val="1008"/>
+          <w:numId w:val="9"/>
         </w:numPr>
       </w:pPr>
       <w:r>
@@ -3035,64 +2629,37 @@
           <w:b/>
           <w:bCs/>
         </w:rPr>
-        <w:t xml:space="preserve">Observability:</w:t>
-      </w:r>
-      <w:r>
-        <w:t xml:space="preserve"> </w:t>
-      </w:r>
-      <w:r>
-        <w:t xml:space="preserve">the run log carries the</w:t>
-      </w:r>
-      <w:r>
-        <w:t xml:space="preserve"> </w:t>
-      </w:r>
-      <w:r>
-        <w:rPr>
-          <w:rStyle w:val="VerbatimChar"/>
-        </w:rPr>
-        <w:t xml:space="preserve">[ReportOnly] WouldDelete:</w:t>
-      </w:r>
-      <w:r>
-        <w:t xml:space="preserve"> </w:t>
-      </w:r>
-      <w:r>
-        <w:t xml:space="preserve">/</w:t>
-      </w:r>
-      <w:r>
-        <w:t xml:space="preserve"> </w:t>
-      </w:r>
-      <w:r>
-        <w:t xml:space="preserve">Deletion Summary lines;</w:t>
-      </w:r>
-      <w:r>
-        <w:t xml:space="preserve"> </w:t>
-      </w:r>
-      <w:r>
-        <w:rPr>
-          <w:rStyle w:val="VerbatimChar"/>
-        </w:rPr>
-        <w:t xml:space="preserve">executionSuccess</w:t>
-      </w:r>
-      <w:r>
-        <w:t xml:space="preserve"> </w:t>
-      </w:r>
-      <w:r>
-        <w:t xml:space="preserve">/</w:t>
-      </w:r>
-      <w:r>
-        <w:t xml:space="preserve"> </w:t>
-      </w:r>
-      <w:r>
-        <w:rPr>
-          <w:rStyle w:val="VerbatimChar"/>
-        </w:rPr>
-        <w:t xml:space="preserve">executionOutput</w:t>
-      </w:r>
-      <w:r>
-        <w:t xml:space="preserve"> </w:t>
-      </w:r>
-      <w:r>
-        <w:t xml:space="preserve">summarise the result.</w:t>
+        <w:t>Observability:</w:t>
+      </w:r>
+      <w:r>
+        <w:t xml:space="preserve"> the run log carries the </w:t>
+      </w:r>
+      <w:r>
+        <w:rPr>
+          <w:rStyle w:val="VerbatimChar"/>
+        </w:rPr>
+        <w:t>[ReportOnly] WouldDelete:</w:t>
+      </w:r>
+      <w:r>
+        <w:t xml:space="preserve"> / Deletion Summary lines; </w:t>
+      </w:r>
+      <w:r>
+        <w:rPr>
+          <w:rStyle w:val="VerbatimChar"/>
+        </w:rPr>
+        <w:t>executionSuccess</w:t>
+      </w:r>
+      <w:r>
+        <w:t xml:space="preserve"> / </w:t>
+      </w:r>
+      <w:r>
+        <w:rPr>
+          <w:rStyle w:val="VerbatimChar"/>
+        </w:rPr>
+        <w:t>executionOutput</w:t>
+      </w:r>
+      <w:r>
+        <w:t xml:space="preserve"> summarise the result.</w:t>
       </w:r>
     </w:p>
     <w:p>
@@ -3100,7 +2667,7 @@
         <w:pStyle w:val="Compact"/>
         <w:numPr>
           <w:ilvl w:val="0"/>
-          <w:numId w:val="1008"/>
+          <w:numId w:val="9"/>
         </w:numPr>
       </w:pPr>
       <w:r>
@@ -3108,43 +2675,28 @@
           <w:b/>
           <w:bCs/>
         </w:rPr>
-        <w:t xml:space="preserve">Maintenance:</w:t>
-      </w:r>
-      <w:r>
-        <w:t xml:space="preserve"> </w:t>
-      </w:r>
-      <w:r>
-        <w:t xml:space="preserve">monitor certificate expiry; keep the</w:t>
-      </w:r>
-      <w:r>
-        <w:t xml:space="preserve"> </w:t>
-      </w:r>
-      <w:r>
-        <w:rPr>
-          <w:rStyle w:val="VerbatimChar"/>
-        </w:rPr>
-        <w:t xml:space="preserve">defaultScriptPath</w:t>
-      </w:r>
-      <w:r>
-        <w:t xml:space="preserve"> </w:t>
-      </w:r>
-      <w:r>
-        <w:t xml:space="preserve">/</w:t>
-      </w:r>
-      <w:r>
-        <w:t xml:space="preserve"> </w:t>
-      </w:r>
-      <w:r>
-        <w:rPr>
-          <w:rStyle w:val="VerbatimChar"/>
-        </w:rPr>
-        <w:t xml:space="preserve">defaultLogRetentionDays</w:t>
-      </w:r>
-      <w:r>
-        <w:t xml:space="preserve"> </w:t>
-      </w:r>
-      <w:r>
-        <w:t xml:space="preserve">Config Element values current.</w:t>
+        <w:t>Maintenance:</w:t>
+      </w:r>
+      <w:r>
+        <w:t xml:space="preserve"> monitor certificate expiry; keep the </w:t>
+      </w:r>
+      <w:r>
+        <w:rPr>
+          <w:rStyle w:val="VerbatimChar"/>
+        </w:rPr>
+        <w:t>defaultScriptPath</w:t>
+      </w:r>
+      <w:r>
+        <w:t xml:space="preserve"> / </w:t>
+      </w:r>
+      <w:r>
+        <w:rPr>
+          <w:rStyle w:val="VerbatimChar"/>
+        </w:rPr>
+        <w:t>defaultLogRetentionDays</w:t>
+      </w:r>
+      <w:r>
+        <w:t xml:space="preserve"> Config Element values current.</w:t>
       </w:r>
     </w:p>
     <w:p>
@@ -3152,7 +2704,7 @@
         <w:pStyle w:val="Compact"/>
         <w:numPr>
           <w:ilvl w:val="0"/>
-          <w:numId w:val="1008"/>
+          <w:numId w:val="9"/>
         </w:numPr>
       </w:pPr>
       <w:r>
@@ -3160,7 +2712,7 @@
           <w:b/>
           <w:bCs/>
         </w:rPr>
-        <w:t xml:space="preserve">Change control:</w:t>
+        <w:t>Change control:</w:t>
       </w:r>
       <w:r>
         <w:t xml:space="preserve"> </w:t>
@@ -3169,60 +2721,32 @@
         <w:rPr>
           <w:rStyle w:val="VerbatimChar"/>
         </w:rPr>
-        <w:t xml:space="preserve">cvs_functions.ps1</w:t>
-      </w:r>
-      <w:r>
-        <w:t xml:space="preserve"> </w:t>
-      </w:r>
-      <w:r>
-        <w:t xml:space="preserve">changes are tracked in the shared</w:t>
-      </w:r>
-      <w:r>
-        <w:t xml:space="preserve"> </w:t>
-      </w:r>
-      <w:r>
-        <w:t xml:space="preserve">Change-Register (S-#).</w:t>
-      </w:r>
-    </w:p>
-    <w:bookmarkEnd w:id="18"/>
-    <w:bookmarkEnd w:id="19"/>
+        <w:t>cvs_functions.ps1</w:t>
+      </w:r>
+      <w:r>
+        <w:t xml:space="preserve"> changes are tracked in the shared Change-Register (S-#).</w:t>
+      </w:r>
+      <w:bookmarkEnd w:id="0"/>
+      <w:bookmarkEnd w:id="10"/>
+    </w:p>
     <w:sectPr>
       <w:footnotePr>
         <w:numRestart w:val="eachSect"/>
       </w:footnotePr>
+      <w:pgSz w:w="12240" w:h="15840"/>
+      <w:pgMar w:top="1440" w:right="1440" w:bottom="1440" w:left="1440" w:header="720" w:footer="720" w:gutter="0"/>
+      <w:cols w:space="720"/>
     </w:sectPr>
   </w:body>
 </w:document>
 </file>
 
-<file path=word/comments.xml><?xml version="1.0" encoding="utf-8"?>
-<w:comments xmlns:w="http://schemas.openxmlformats.org/wordprocessingml/2006/main" xmlns:m="http://schemas.openxmlformats.org/officeDocument/2006/math" xmlns:r="http://schemas.openxmlformats.org/officeDocument/2006/relationships" xmlns:o="urn:schemas-microsoft-com:office:office" xmlns:v="urn:schemas-microsoft-com:vml" xmlns:w10="urn:schemas-microsoft-com:office:word" xmlns:a="http://schemas.openxmlformats.org/drawingml/2006/main" xmlns:pic="http://schemas.openxmlformats.org/drawingml/2006/picture" xmlns:wp="http://schemas.openxmlformats.org/drawingml/2006/wordprocessingDrawing"/>
-</file>
-
-<file path=word/footnotes.xml><?xml version="1.0" encoding="utf-8"?>
-<w:footnotes xmlns:w="http://schemas.openxmlformats.org/wordprocessingml/2006/main" xmlns:m="http://schemas.openxmlformats.org/officeDocument/2006/math" xmlns:r="http://schemas.openxmlformats.org/officeDocument/2006/relationships" xmlns:o="urn:schemas-microsoft-com:office:office" xmlns:v="urn:schemas-microsoft-com:vml" xmlns:w10="urn:schemas-microsoft-com:office:word" xmlns:a="http://schemas.openxmlformats.org/drawingml/2006/main" xmlns:pic="http://schemas.openxmlformats.org/drawingml/2006/picture" xmlns:wp="http://schemas.openxmlformats.org/drawingml/2006/wordprocessingDrawing">
-  <w:footnote w:type="continuationSeparator" w:id="0">
-    <w:p>
-      <w:r>
-        <w:continuationSeparator/>
-      </w:r>
-    </w:p>
-  </w:footnote>
-  <w:footnote w:type="separator" w:id="-1">
-    <w:p>
-      <w:r>
-        <w:separator/>
-      </w:r>
-    </w:p>
-  </w:footnote>
-</w:footnotes>
-</file>
-
 <file path=word/numbering.xml><?xml version="1.0" encoding="utf-8"?>
-<w:numbering xmlns:w="http://schemas.openxmlformats.org/wordprocessingml/2006/main">
-  <w:abstractNum w:abstractNumId="990">
+<w:numbering xmlns:wpc="http://schemas.microsoft.com/office/word/2010/wordprocessingCanvas" xmlns:cx="http://schemas.microsoft.com/office/drawing/2014/chartex" xmlns:cx1="http://schemas.microsoft.com/office/drawing/2015/9/8/chartex" xmlns:cx2="http://schemas.microsoft.com/office/drawing/2015/10/21/chartex" xmlns:cx3="http://schemas.microsoft.com/office/drawing/2016/5/9/chartex" xmlns:cx4="http://schemas.microsoft.com/office/drawing/2016/5/10/chartex" xmlns:cx5="http://schemas.microsoft.com/office/drawing/2016/5/11/chartex" xmlns:cx6="http://schemas.microsoft.com/office/drawing/2016/5/12/chartex" xmlns:cx7="http://schemas.microsoft.com/office/drawing/2016/5/13/chartex" xmlns:cx8="http://schemas.microsoft.com/office/drawing/2016/5/14/chartex" xmlns:mc="http://schemas.openxmlformats.org/markup-compatibility/2006" xmlns:aink="http://schemas.microsoft.com/office/drawing/2016/ink" xmlns:am3d="http://schemas.microsoft.com/office/drawing/2017/model3d" xmlns:o="urn:schemas-microsoft-com:office:office" xmlns:oel="http://schemas.microsoft.com/office/2019/extlst" xmlns:r="http://schemas.openxmlformats.org/officeDocument/2006/relationships" xmlns:m="http://schemas.openxmlformats.org/officeDocument/2006/math" xmlns:v="urn:schemas-microsoft-com:vml" xmlns:wp14="http://schemas.microsoft.com/office/word/2010/wordprocessingDrawing" xmlns:wp="http://schemas.openxmlformats.org/drawingml/2006/wordprocessingDrawing" xmlns:w10="urn:schemas-microsoft-com:office:word" xmlns:w="http://schemas.openxmlformats.org/wordprocessingml/2006/main" xmlns:w14="http://schemas.microsoft.com/office/word/2010/wordml" xmlns:w15="http://schemas.microsoft.com/office/word/2012/wordml" xmlns:w16cex="http://schemas.microsoft.com/office/word/2018/wordml/cex" xmlns:w16cid="http://schemas.microsoft.com/office/word/2016/wordml/cid" xmlns:w16="http://schemas.microsoft.com/office/word/2018/wordml" xmlns:w16du="http://schemas.microsoft.com/office/word/2023/wordml/word16du" xmlns:w16sdtdh="http://schemas.microsoft.com/office/word/2020/wordml/sdtdatahash" xmlns:w16sdtfl="http://schemas.microsoft.com/office/word/2024/wordml/sdtformatlock" xmlns:w16se="http://schemas.microsoft.com/office/word/2015/wordml/symex" xmlns:wpg="http://schemas.microsoft.com/office/word/2010/wordprocessingGroup" xmlns:wpi="http://schemas.microsoft.com/office/word/2010/wordprocessingInk" xmlns:wne="http://schemas.microsoft.com/office/word/2006/wordml" xmlns:wps="http://schemas.microsoft.com/office/word/2010/wordprocessingShape" mc:Ignorable="w14 w15 w16se w16cid w16 w16cex w16sdtdh w16sdtfl w16du wp14">
+  <w:abstractNum w:abstractNumId="0" w15:restartNumberingAfterBreak="0">
     <w:nsid w:val="0000A990"/>
     <w:multiLevelType w:val="multilevel"/>
+    <w:tmpl w:val="D67E36E0"/>
     <w:lvl w:ilvl="0">
       <w:numFmt w:val="bullet"/>
       <w:lvlText w:val=" "/>
@@ -3296,9 +2820,10 @@
       </w:pPr>
     </w:lvl>
   </w:abstractNum>
-  <w:abstractNum w:abstractNumId="991">
+  <w:abstractNum w:abstractNumId="1" w15:restartNumberingAfterBreak="0">
     <w:nsid w:val="0000A991"/>
     <w:multiLevelType w:val="multilevel"/>
+    <w:tmpl w:val="B4580D4A"/>
     <w:lvl w:ilvl="0">
       <w:numFmt w:val="bullet"/>
       <w:lvlText w:val=""/>
@@ -3399,9 +2924,10 @@
       </w:rPr>
     </w:lvl>
   </w:abstractNum>
-  <w:abstractNum w:abstractNumId="99411">
+  <w:abstractNum w:abstractNumId="2" w15:restartNumberingAfterBreak="0">
     <w:nsid w:val="00A99411"/>
     <w:multiLevelType w:val="multilevel"/>
+    <w:tmpl w:val="B7FE1B70"/>
     <w:lvl w:ilvl="0">
       <w:start w:val="1"/>
       <w:numFmt w:val="decimal"/>
@@ -3484,14 +3010,14 @@
       </w:pPr>
     </w:lvl>
   </w:abstractNum>
-  <w:num w:numId="1000">
-    <w:abstractNumId w:val="990"/>
+  <w:num w:numId="1" w16cid:durableId="830220426">
+    <w:abstractNumId w:val="0"/>
   </w:num>
-  <w:num w:numId="1001">
-    <w:abstractNumId w:val="991"/>
+  <w:num w:numId="2" w16cid:durableId="1062632113">
+    <w:abstractNumId w:val="1"/>
   </w:num>
-  <w:num w:numId="1002">
-    <w:abstractNumId w:val="99411"/>
+  <w:num w:numId="3" w16cid:durableId="617957176">
+    <w:abstractNumId w:val="2"/>
     <w:lvlOverride w:ilvl="0">
       <w:startOverride w:val="1"/>
     </w:lvlOverride>
@@ -3520,36 +3046,36 @@
       <w:startOverride w:val="1"/>
     </w:lvlOverride>
   </w:num>
-  <w:num w:numId="1003">
-    <w:abstractNumId w:val="991"/>
+  <w:num w:numId="4" w16cid:durableId="2021392937">
+    <w:abstractNumId w:val="1"/>
   </w:num>
-  <w:num w:numId="1004">
-    <w:abstractNumId w:val="991"/>
+  <w:num w:numId="5" w16cid:durableId="550266640">
+    <w:abstractNumId w:val="1"/>
   </w:num>
-  <w:num w:numId="1005">
-    <w:abstractNumId w:val="991"/>
+  <w:num w:numId="6" w16cid:durableId="1238982023">
+    <w:abstractNumId w:val="1"/>
   </w:num>
-  <w:num w:numId="1006">
-    <w:abstractNumId w:val="991"/>
+  <w:num w:numId="7" w16cid:durableId="1301225360">
+    <w:abstractNumId w:val="1"/>
   </w:num>
-  <w:num w:numId="1007">
-    <w:abstractNumId w:val="991"/>
+  <w:num w:numId="8" w16cid:durableId="2126653005">
+    <w:abstractNumId w:val="1"/>
   </w:num>
-  <w:num w:numId="1008">
-    <w:abstractNumId w:val="991"/>
+  <w:num w:numId="9" w16cid:durableId="625043952">
+    <w:abstractNumId w:val="1"/>
   </w:num>
 </w:numbering>
 </file>
 
 <file path=word/styles.xml><?xml version="1.0" encoding="utf-8"?>
-<w:styles xmlns:r="http://schemas.openxmlformats.org/officeDocument/2006/relationships" xmlns:w="http://schemas.openxmlformats.org/wordprocessingml/2006/main">
+<w:styles xmlns:mc="http://schemas.openxmlformats.org/markup-compatibility/2006" xmlns:r="http://schemas.openxmlformats.org/officeDocument/2006/relationships" xmlns:w="http://schemas.openxmlformats.org/wordprocessingml/2006/main" xmlns:w14="http://schemas.microsoft.com/office/word/2010/wordml" xmlns:w15="http://schemas.microsoft.com/office/word/2012/wordml" xmlns:w16cex="http://schemas.microsoft.com/office/word/2018/wordml/cex" xmlns:w16cid="http://schemas.microsoft.com/office/word/2016/wordml/cid" xmlns:w16="http://schemas.microsoft.com/office/word/2018/wordml" xmlns:w16du="http://schemas.microsoft.com/office/word/2023/wordml/word16du" xmlns:w16sdtdh="http://schemas.microsoft.com/office/word/2020/wordml/sdtdatahash" xmlns:w16sdtfl="http://schemas.microsoft.com/office/word/2024/wordml/sdtformatlock" xmlns:w16se="http://schemas.microsoft.com/office/word/2015/wordml/symex" mc:Ignorable="w14 w15 w16se w16cid w16 w16cex w16sdtdh w16sdtfl w16du">
   <w:docDefaults>
     <w:rPrDefault>
       <w:rPr>
-        <w:rFonts w:asciiTheme="minorHAnsi" w:cstheme="minorBidi" w:eastAsiaTheme="minorEastAsia" w:hAnsiTheme="minorHAnsi"/>
+        <w:rFonts w:asciiTheme="minorHAnsi" w:eastAsiaTheme="minorEastAsia" w:hAnsiTheme="minorHAnsi" w:cstheme="minorBidi"/>
         <w:sz w:val="24"/>
         <w:szCs w:val="24"/>
-        <w:lang w:bidi="ar-SA" w:eastAsia="zh-CN" w:val="en-US"/>
+        <w:lang w:val="en-US" w:eastAsia="zh-CN" w:bidi="ar-SA"/>
       </w:rPr>
     </w:rPrDefault>
     <w:pPrDefault>
@@ -3558,168 +3084,255 @@
       </w:pPr>
     </w:pPrDefault>
   </w:docDefaults>
-  <w:latentStyles w:count="276" w:defLockedState="0" w:defQFormat="0" w:defSemiHidden="0" w:defUIPriority="0" w:defUnhideWhenUsed="0"/>
-  <w:style w:default="1" w:styleId="Normal" w:type="paragraph">
+  <w:latentStyles w:defLockedState="0" w:defUIPriority="0" w:defSemiHidden="0" w:defUnhideWhenUsed="0" w:defQFormat="0" w:count="376">
+    <w:lsdException w:name="Normal Table" w:semiHidden="1" w:unhideWhenUsed="1"/>
+    <w:lsdException w:name="Table Simple 1" w:semiHidden="1" w:unhideWhenUsed="1"/>
+    <w:lsdException w:name="Table Simple 2" w:semiHidden="1" w:unhideWhenUsed="1"/>
+    <w:lsdException w:name="Table Simple 3" w:semiHidden="1" w:unhideWhenUsed="1"/>
+    <w:lsdException w:name="Table Classic 1" w:semiHidden="1" w:unhideWhenUsed="1"/>
+    <w:lsdException w:name="Table Classic 2" w:semiHidden="1" w:unhideWhenUsed="1"/>
+    <w:lsdException w:name="Table Classic 3" w:semiHidden="1" w:unhideWhenUsed="1"/>
+    <w:lsdException w:name="Table Classic 4" w:semiHidden="1" w:unhideWhenUsed="1"/>
+    <w:lsdException w:name="Table Colorful 1" w:semiHidden="1" w:unhideWhenUsed="1"/>
+    <w:lsdException w:name="Table Colorful 2" w:semiHidden="1" w:unhideWhenUsed="1"/>
+    <w:lsdException w:name="Table Colorful 3" w:semiHidden="1" w:unhideWhenUsed="1"/>
+    <w:lsdException w:name="Table Columns 1" w:semiHidden="1" w:unhideWhenUsed="1"/>
+    <w:lsdException w:name="Table Columns 2" w:semiHidden="1" w:unhideWhenUsed="1"/>
+    <w:lsdException w:name="Table Columns 3" w:semiHidden="1" w:unhideWhenUsed="1"/>
+    <w:lsdException w:name="Table Columns 4" w:semiHidden="1" w:unhideWhenUsed="1"/>
+    <w:lsdException w:name="Table Columns 5" w:semiHidden="1" w:unhideWhenUsed="1"/>
+    <w:lsdException w:name="Table Grid 1" w:semiHidden="1" w:unhideWhenUsed="1"/>
+    <w:lsdException w:name="Table Grid 2" w:semiHidden="1" w:unhideWhenUsed="1"/>
+    <w:lsdException w:name="Table Grid 3" w:semiHidden="1" w:unhideWhenUsed="1"/>
+    <w:lsdException w:name="Table Grid 4" w:semiHidden="1" w:unhideWhenUsed="1"/>
+    <w:lsdException w:name="Table Grid 5" w:semiHidden="1" w:unhideWhenUsed="1"/>
+    <w:lsdException w:name="Table Grid 6" w:semiHidden="1" w:unhideWhenUsed="1"/>
+    <w:lsdException w:name="Table Grid 7" w:semiHidden="1" w:unhideWhenUsed="1"/>
+    <w:lsdException w:name="Table Grid 8" w:semiHidden="1" w:unhideWhenUsed="1"/>
+    <w:lsdException w:name="Table List 1" w:semiHidden="1" w:unhideWhenUsed="1"/>
+    <w:lsdException w:name="Table List 2" w:semiHidden="1" w:unhideWhenUsed="1"/>
+    <w:lsdException w:name="Table List 3" w:semiHidden="1" w:unhideWhenUsed="1"/>
+    <w:lsdException w:name="Table List 4" w:semiHidden="1" w:unhideWhenUsed="1"/>
+    <w:lsdException w:name="Table List 5" w:semiHidden="1" w:unhideWhenUsed="1"/>
+    <w:lsdException w:name="Table List 6" w:semiHidden="1" w:unhideWhenUsed="1"/>
+    <w:lsdException w:name="Table List 7" w:semiHidden="1" w:unhideWhenUsed="1"/>
+    <w:lsdException w:name="Table List 8" w:semiHidden="1" w:unhideWhenUsed="1"/>
+    <w:lsdException w:name="Table 3D effects 1" w:semiHidden="1" w:unhideWhenUsed="1"/>
+    <w:lsdException w:name="Table 3D effects 2" w:semiHidden="1" w:unhideWhenUsed="1"/>
+    <w:lsdException w:name="Table 3D effects 3" w:semiHidden="1" w:unhideWhenUsed="1"/>
+    <w:lsdException w:name="Table Contemporary" w:semiHidden="1" w:unhideWhenUsed="1"/>
+    <w:lsdException w:name="Table Elegant" w:semiHidden="1" w:unhideWhenUsed="1"/>
+    <w:lsdException w:name="Table Professional" w:semiHidden="1" w:unhideWhenUsed="1"/>
+    <w:lsdException w:name="Table Subtle 1" w:semiHidden="1" w:unhideWhenUsed="1"/>
+    <w:lsdException w:name="Table Subtle 2" w:semiHidden="1" w:unhideWhenUsed="1"/>
+    <w:lsdException w:name="Table Web 1" w:semiHidden="1" w:unhideWhenUsed="1"/>
+    <w:lsdException w:name="Table Web 2" w:semiHidden="1" w:unhideWhenUsed="1"/>
+    <w:lsdException w:name="Table Web 3" w:semiHidden="1" w:unhideWhenUsed="1"/>
+    <w:lsdException w:name="Table Theme" w:semiHidden="1" w:unhideWhenUsed="1"/>
+    <w:lsdException w:name="Light Shading"/>
+    <w:lsdException w:name="Light List"/>
+    <w:lsdException w:name="Light Grid"/>
+    <w:lsdException w:name="Medium Shading 1"/>
+    <w:lsdException w:name="Medium Shading 2"/>
+    <w:lsdException w:name="Medium List 1"/>
+    <w:lsdException w:name="Medium List 2"/>
+    <w:lsdException w:name="Medium Grid 1"/>
+    <w:lsdException w:name="Medium Grid 2"/>
+    <w:lsdException w:name="Medium Grid 3"/>
+    <w:lsdException w:name="Dark List"/>
+    <w:lsdException w:name="Colorful Shading"/>
+    <w:lsdException w:name="Colorful List"/>
+    <w:lsdException w:name="Colorful Grid"/>
+    <w:lsdException w:name="Light Shading Accent 1"/>
+    <w:lsdException w:name="Light List Accent 1"/>
+    <w:lsdException w:name="Light Grid Accent 1"/>
+    <w:lsdException w:name="Medium Shading 1 Accent 1"/>
+    <w:lsdException w:name="Medium Shading 2 Accent 1"/>
+    <w:lsdException w:name="Medium List 1 Accent 1"/>
+    <w:lsdException w:name="Medium List 2 Accent 1"/>
+    <w:lsdException w:name="Medium Grid 1 Accent 1"/>
+    <w:lsdException w:name="Medium Grid 2 Accent 1"/>
+    <w:lsdException w:name="Medium Grid 3 Accent 1"/>
+    <w:lsdException w:name="Dark List Accent 1"/>
+    <w:lsdException w:name="Colorful Shading Accent 1"/>
+    <w:lsdException w:name="Colorful List Accent 1"/>
+    <w:lsdException w:name="Colorful Grid Accent 1"/>
+    <w:lsdException w:name="Light Shading Accent 2"/>
+    <w:lsdException w:name="Light List Accent 2"/>
+    <w:lsdException w:name="Light Grid Accent 2"/>
+    <w:lsdException w:name="Medium Shading 1 Accent 2"/>
+    <w:lsdException w:name="Medium Shading 2 Accent 2"/>
+    <w:lsdException w:name="Medium List 1 Accent 2"/>
+    <w:lsdException w:name="Medium List 2 Accent 2"/>
+    <w:lsdException w:name="Medium Grid 1 Accent 2"/>
+    <w:lsdException w:name="Medium Grid 2 Accent 2"/>
+    <w:lsdException w:name="Medium Grid 3 Accent 2"/>
+    <w:lsdException w:name="Dark List Accent 2"/>
+    <w:lsdException w:name="Colorful Shading Accent 2"/>
+    <w:lsdException w:name="Colorful List Accent 2"/>
+    <w:lsdException w:name="Colorful Grid Accent 2"/>
+    <w:lsdException w:name="Light Shading Accent 3"/>
+    <w:lsdException w:name="Light List Accent 3"/>
+    <w:lsdException w:name="Light Grid Accent 3"/>
+    <w:lsdException w:name="Medium Shading 1 Accent 3"/>
+    <w:lsdException w:name="Medium Shading 2 Accent 3"/>
+    <w:lsdException w:name="Medium List 1 Accent 3"/>
+    <w:lsdException w:name="Medium List 2 Accent 3"/>
+    <w:lsdException w:name="Medium Grid 1 Accent 3"/>
+    <w:lsdException w:name="Medium Grid 2 Accent 3"/>
+    <w:lsdException w:name="Medium Grid 3 Accent 3"/>
+    <w:lsdException w:name="Dark List Accent 3"/>
+    <w:lsdException w:name="Colorful Shading Accent 3"/>
+    <w:lsdException w:name="Colorful List Accent 3"/>
+    <w:lsdException w:name="Colorful Grid Accent 3"/>
+    <w:lsdException w:name="Light Shading Accent 4"/>
+    <w:lsdException w:name="Light List Accent 4"/>
+    <w:lsdException w:name="Light Grid Accent 4"/>
+    <w:lsdException w:name="Medium Shading 1 Accent 4"/>
+    <w:lsdException w:name="Medium Shading 2 Accent 4"/>
+    <w:lsdException w:name="Medium List 1 Accent 4"/>
+    <w:lsdException w:name="Medium List 2 Accent 4"/>
+    <w:lsdException w:name="Medium Grid 1 Accent 4"/>
+    <w:lsdException w:name="Medium Grid 2 Accent 4"/>
+    <w:lsdException w:name="Medium Grid 3 Accent 4"/>
+    <w:lsdException w:name="Dark List Accent 4"/>
+    <w:lsdException w:name="Colorful Shading Accent 4"/>
+    <w:lsdException w:name="Colorful List Accent 4"/>
+    <w:lsdException w:name="Colorful Grid Accent 4"/>
+    <w:lsdException w:name="Light Shading Accent 5"/>
+    <w:lsdException w:name="Light List Accent 5"/>
+    <w:lsdException w:name="Light Grid Accent 5"/>
+    <w:lsdException w:name="Medium Shading 1 Accent 5"/>
+    <w:lsdException w:name="Medium Shading 2 Accent 5"/>
+    <w:lsdException w:name="Medium List 1 Accent 5"/>
+    <w:lsdException w:name="Medium List 2 Accent 5"/>
+    <w:lsdException w:name="Medium Grid 1 Accent 5"/>
+    <w:lsdException w:name="Medium Grid 2 Accent 5"/>
+    <w:lsdException w:name="Medium Grid 3 Accent 5"/>
+    <w:lsdException w:name="Dark List Accent 5"/>
+    <w:lsdException w:name="Colorful Shading Accent 5"/>
+    <w:lsdException w:name="Colorful List Accent 5"/>
+    <w:lsdException w:name="Colorful Grid Accent 5"/>
+    <w:lsdException w:name="Light Shading Accent 6"/>
+    <w:lsdException w:name="Light List Accent 6"/>
+    <w:lsdException w:name="Light Grid Accent 6"/>
+    <w:lsdException w:name="Medium Shading 1 Accent 6"/>
+    <w:lsdException w:name="Medium Shading 2 Accent 6"/>
+    <w:lsdException w:name="Medium List 1 Accent 6"/>
+    <w:lsdException w:name="Medium List 2 Accent 6"/>
+    <w:lsdException w:name="Medium Grid 1 Accent 6"/>
+    <w:lsdException w:name="Medium Grid 2 Accent 6"/>
+    <w:lsdException w:name="Medium Grid 3 Accent 6"/>
+    <w:lsdException w:name="Dark List Accent 6"/>
+    <w:lsdException w:name="Colorful Shading Accent 6"/>
+    <w:lsdException w:name="Colorful List Accent 6"/>
+    <w:lsdException w:name="Colorful Grid Accent 6"/>
+    <w:lsdException w:name="Grid Table 4" w:uiPriority="49"/>
+    <w:lsdException w:name="Grid Table 5 Dark" w:uiPriority="50"/>
+    <w:lsdException w:name="Grid Table 6 Colorful" w:uiPriority="51"/>
+    <w:lsdException w:name="Grid Table 7 Colorful" w:uiPriority="52"/>
+    <w:lsdException w:name="Grid Table 1 Light Accent 1" w:uiPriority="46"/>
+    <w:lsdException w:name="Grid Table 2 Accent 1" w:uiPriority="47"/>
+    <w:lsdException w:name="Grid Table 3 Accent 1" w:uiPriority="48"/>
+    <w:lsdException w:name="Grid Table 4 Accent 1" w:uiPriority="49"/>
+    <w:lsdException w:name="Grid Table 5 Dark Accent 1" w:uiPriority="50"/>
+    <w:lsdException w:name="Grid Table 6 Colorful Accent 1" w:uiPriority="51"/>
+    <w:lsdException w:name="Grid Table 7 Colorful Accent 1" w:uiPriority="52"/>
+    <w:lsdException w:name="Grid Table 1 Light Accent 2" w:uiPriority="46"/>
+    <w:lsdException w:name="Grid Table 2 Accent 2" w:uiPriority="47"/>
+    <w:lsdException w:name="Grid Table 3 Accent 2" w:uiPriority="48"/>
+    <w:lsdException w:name="Grid Table 4 Accent 2" w:uiPriority="49"/>
+    <w:lsdException w:name="Grid Table 5 Dark Accent 2" w:uiPriority="50"/>
+    <w:lsdException w:name="Grid Table 6 Colorful Accent 2" w:uiPriority="51"/>
+    <w:lsdException w:name="Grid Table 7 Colorful Accent 2" w:uiPriority="52"/>
+    <w:lsdException w:name="Grid Table 1 Light Accent 3" w:uiPriority="46"/>
+    <w:lsdException w:name="Grid Table 2 Accent 3" w:uiPriority="47"/>
+    <w:lsdException w:name="Grid Table 3 Accent 3" w:uiPriority="48"/>
+    <w:lsdException w:name="Grid Table 4 Accent 3" w:uiPriority="49"/>
+    <w:lsdException w:name="Grid Table 5 Dark Accent 3" w:uiPriority="50"/>
+    <w:lsdException w:name="Grid Table 6 Colorful Accent 3" w:uiPriority="51"/>
+    <w:lsdException w:name="Grid Table 7 Colorful Accent 3" w:uiPriority="52"/>
+    <w:lsdException w:name="Grid Table 1 Light Accent 4" w:uiPriority="46"/>
+    <w:lsdException w:name="Grid Table 2 Accent 4" w:uiPriority="47"/>
+    <w:lsdException w:name="Grid Table 3 Accent 4" w:uiPriority="48"/>
+    <w:lsdException w:name="Grid Table 4 Accent 4" w:uiPriority="49"/>
+    <w:lsdException w:name="Grid Table 5 Dark Accent 4" w:uiPriority="50"/>
+    <w:lsdException w:name="Grid Table 6 Colorful Accent 4" w:uiPriority="51"/>
+    <w:lsdException w:name="Grid Table 7 Colorful Accent 4" w:uiPriority="52"/>
+    <w:lsdException w:name="Grid Table 1 Light Accent 5" w:uiPriority="46"/>
+    <w:lsdException w:name="Grid Table 2 Accent 5" w:uiPriority="47"/>
+    <w:lsdException w:name="Grid Table 3 Accent 5" w:uiPriority="48"/>
+    <w:lsdException w:name="Grid Table 4 Accent 5" w:uiPriority="49"/>
+    <w:lsdException w:name="Grid Table 5 Dark Accent 5" w:uiPriority="50"/>
+    <w:lsdException w:name="Grid Table 6 Colorful Accent 5" w:uiPriority="51"/>
+    <w:lsdException w:name="Grid Table 7 Colorful Accent 5" w:uiPriority="52"/>
+    <w:lsdException w:name="Grid Table 1 Light Accent 6" w:uiPriority="46"/>
+    <w:lsdException w:name="Grid Table 2 Accent 6" w:uiPriority="47"/>
+    <w:lsdException w:name="Grid Table 3 Accent 6" w:uiPriority="48"/>
+    <w:lsdException w:name="Grid Table 4 Accent 6" w:uiPriority="49"/>
+    <w:lsdException w:name="Grid Table 5 Dark Accent 6" w:uiPriority="50"/>
+    <w:lsdException w:name="Grid Table 6 Colorful Accent 6" w:uiPriority="51"/>
+    <w:lsdException w:name="Grid Table 7 Colorful Accent 6" w:uiPriority="52"/>
+    <w:lsdException w:name="List Table 1 Light" w:uiPriority="46"/>
+    <w:lsdException w:name="List Table 2" w:uiPriority="47"/>
+    <w:lsdException w:name="List Table 3" w:uiPriority="48"/>
+    <w:lsdException w:name="List Table 4" w:uiPriority="49"/>
+    <w:lsdException w:name="List Table 5 Dark" w:uiPriority="50"/>
+    <w:lsdException w:name="List Table 6 Colorful" w:uiPriority="51"/>
+    <w:lsdException w:name="List Table 7 Colorful" w:uiPriority="52"/>
+    <w:lsdException w:name="List Table 1 Light Accent 1" w:uiPriority="46"/>
+    <w:lsdException w:name="List Table 2 Accent 1" w:uiPriority="47"/>
+    <w:lsdException w:name="List Table 3 Accent 1" w:uiPriority="48"/>
+    <w:lsdException w:name="List Table 4 Accent 1" w:uiPriority="49"/>
+    <w:lsdException w:name="List Table 5 Dark Accent 1" w:uiPriority="50"/>
+    <w:lsdException w:name="List Table 6 Colorful Accent 1" w:uiPriority="51"/>
+    <w:lsdException w:name="List Table 7 Colorful Accent 1" w:uiPriority="52"/>
+    <w:lsdException w:name="List Table 1 Light Accent 2" w:uiPriority="46"/>
+    <w:lsdException w:name="List Table 2 Accent 2" w:uiPriority="47"/>
+    <w:lsdException w:name="List Table 3 Accent 2" w:uiPriority="48"/>
+    <w:lsdException w:name="List Table 4 Accent 2" w:uiPriority="49"/>
+    <w:lsdException w:name="List Table 5 Dark Accent 2" w:uiPriority="50"/>
+    <w:lsdException w:name="List Table 6 Colorful Accent 2" w:uiPriority="51"/>
+    <w:lsdException w:name="List Table 7 Colorful Accent 2" w:uiPriority="52"/>
+    <w:lsdException w:name="List Table 1 Light Accent 3" w:uiPriority="46"/>
+    <w:lsdException w:name="List Table 2 Accent 3" w:uiPriority="47"/>
+    <w:lsdException w:name="List Table 3 Accent 3" w:uiPriority="48"/>
+    <w:lsdException w:name="List Table 4 Accent 3" w:uiPriority="49"/>
+    <w:lsdException w:name="List Table 5 Dark Accent 3" w:uiPriority="50"/>
+    <w:lsdException w:name="List Table 6 Colorful Accent 3" w:uiPriority="51"/>
+    <w:lsdException w:name="List Table 7 Colorful Accent 3" w:uiPriority="52"/>
+    <w:lsdException w:name="List Table 1 Light Accent 4" w:uiPriority="46"/>
+    <w:lsdException w:name="List Table 2 Accent 4" w:uiPriority="47"/>
+    <w:lsdException w:name="List Table 3 Accent 4" w:uiPriority="48"/>
+    <w:lsdException w:name="List Table 4 Accent 4" w:uiPriority="49"/>
+    <w:lsdException w:name="List Table 5 Dark Accent 4" w:uiPriority="50"/>
+    <w:lsdException w:name="List Table 6 Colorful Accent 4" w:uiPriority="51"/>
+    <w:lsdException w:name="List Table 7 Colorful Accent 4" w:uiPriority="52"/>
+    <w:lsdException w:name="List Table 1 Light Accent 5" w:uiPriority="46"/>
+    <w:lsdException w:name="List Table 2 Accent 5" w:uiPriority="47"/>
+    <w:lsdException w:name="List Table 3 Accent 5" w:uiPriority="48"/>
+    <w:lsdException w:name="List Table 4 Accent 5" w:uiPriority="49"/>
+    <w:lsdException w:name="List Table 5 Dark Accent 5" w:uiPriority="50"/>
+    <w:lsdException w:name="List Table 6 Colorful Accent 5" w:uiPriority="51"/>
+    <w:lsdException w:name="List Table 7 Colorful Accent 5" w:uiPriority="52"/>
+    <w:lsdException w:name="List Table 1 Light Accent 6" w:uiPriority="46"/>
+    <w:lsdException w:name="List Table 2 Accent 6" w:uiPriority="47"/>
+    <w:lsdException w:name="List Table 3 Accent 6" w:uiPriority="48"/>
+    <w:lsdException w:name="List Table 4 Accent 6" w:uiPriority="49"/>
+    <w:lsdException w:name="List Table 5 Dark Accent 6" w:uiPriority="50"/>
+    <w:lsdException w:name="List Table 6 Colorful Accent 6" w:uiPriority="51"/>
+    <w:lsdException w:name="List Table 7 Colorful Accent 6" w:uiPriority="52"/>
+    <w:lsdException w:name="Mention" w:semiHidden="1" w:uiPriority="99" w:unhideWhenUsed="1"/>
+    <w:lsdException w:name="Smart Hyperlink" w:semiHidden="1" w:uiPriority="99" w:unhideWhenUsed="1"/>
+    <w:lsdException w:name="Hashtag" w:semiHidden="1" w:uiPriority="99" w:unhideWhenUsed="1"/>
+    <w:lsdException w:name="Unresolved Mention" w:semiHidden="1" w:uiPriority="99" w:unhideWhenUsed="1"/>
+    <w:lsdException w:name="Smart Link" w:semiHidden="1" w:uiPriority="99" w:unhideWhenUsed="1"/>
+  </w:latentStyles>
+  <w:style w:type="paragraph" w:default="1" w:styleId="Normal">
     <w:name w:val="Normal"/>
     <w:qFormat/>
   </w:style>
-  <w:style w:styleId="BodyText" w:type="paragraph">
-    <w:name w:val="Body Text"/>
-    <w:basedOn w:val="Normal"/>
-    <w:link w:val="BodyTextChar"/>
-    <w:qFormat/>
-    <w:pPr>
-      <w:spacing w:after="180" w:before="180"/>
-    </w:pPr>
-  </w:style>
-  <w:style w:customStyle="1" w:styleId="FirstParagraph" w:type="paragraph">
-    <w:name w:val="First Paragraph"/>
-    <w:basedOn w:val="BodyText"/>
-    <w:next w:val="BodyText"/>
-    <w:qFormat/>
-  </w:style>
-  <w:style w:customStyle="1" w:styleId="Compact" w:type="paragraph">
-    <w:name w:val="Compact"/>
-    <w:basedOn w:val="BodyText"/>
-    <w:qFormat/>
-    <w:pPr>
-      <w:spacing w:after="36" w:before="36"/>
-    </w:pPr>
-  </w:style>
-  <w:style w:styleId="Title" w:type="paragraph">
-    <w:name w:val="Title"/>
-    <w:basedOn w:val="Normal"/>
-    <w:next w:val="BodyText"/>
-    <w:link w:val="TitleChar"/>
-    <w:uiPriority w:val="10"/>
-    <w:qFormat/>
-    <w:rsid w:val="00A10FD9"/>
-    <w:pPr>
-      <w:spacing w:after="80" w:line="240" w:lineRule="auto"/>
-      <w:contextualSpacing/>
-      <w:jc w:val="center"/>
-    </w:pPr>
-    <w:rPr>
-      <w:rFonts w:asciiTheme="majorHAnsi" w:cstheme="majorBidi" w:eastAsiaTheme="majorEastAsia" w:hAnsiTheme="majorHAnsi"/>
-      <w:sz w:val="56"/>
-      <w:szCs w:val="56"/>
-    </w:rPr>
-  </w:style>
-  <w:style w:customStyle="1" w:styleId="TitleChar" w:type="character">
-    <w:name w:val="Title Char"/>
-    <w:basedOn w:val="DefaultParagraphFont"/>
-    <w:link w:val="Title"/>
-    <w:uiPriority w:val="10"/>
-    <w:rsid w:val="00A10FD9"/>
-    <w:rPr>
-      <w:rFonts w:asciiTheme="majorHAnsi" w:cstheme="majorBidi" w:eastAsiaTheme="majorEastAsia" w:hAnsiTheme="majorHAnsi"/>
-      <w:sz w:val="56"/>
-      <w:szCs w:val="56"/>
-    </w:rPr>
-  </w:style>
-  <w:style w:styleId="Subtitle" w:type="paragraph">
-    <w:name w:val="Subtitle"/>
-    <w:basedOn w:val="Title"/>
-    <w:next w:val="BodyText"/>
-    <w:link w:val="SubtitleChar"/>
-    <w:uiPriority w:val="11"/>
-    <w:qFormat/>
-    <w:rsid w:val="00A10FD9"/>
-    <w:pPr>
-      <w:numPr>
-        <w:ilvl w:val="1"/>
-      </w:numPr>
-    </w:pPr>
-    <w:rPr>
-      <w:rFonts w:cstheme="majorBidi" w:eastAsiaTheme="majorEastAsia"/>
-      <w:spacing w:val="15"/>
-      <w:sz w:val="28"/>
-      <w:szCs w:val="28"/>
-    </w:rPr>
-  </w:style>
-  <w:style w:customStyle="1" w:styleId="SubtitleChar" w:type="character">
-    <w:name w:val="Subtitle Char"/>
-    <w:basedOn w:val="DefaultParagraphFont"/>
-    <w:link w:val="Subtitle"/>
-    <w:uiPriority w:val="11"/>
-    <w:rsid w:val="00A10FD9"/>
-    <w:rPr>
-      <w:rFonts w:cstheme="majorBidi" w:eastAsiaTheme="majorEastAsia"/>
-      <w:color w:themeColor="text1" w:themeTint="A6" w:val="595959"/>
-      <w:spacing w:val="15"/>
-      <w:sz w:val="28"/>
-      <w:szCs w:val="28"/>
-    </w:rPr>
-  </w:style>
-  <w:style w:customStyle="1" w:styleId="Author" w:type="paragraph">
-    <w:name w:val="Author"/>
-    <w:basedOn w:val="Title"/>
-    <w:next w:val="BodyText"/>
-    <w:qFormat/>
-    <w:pPr>
-      <w:keepNext/>
-      <w:keepLines/>
-    </w:pPr>
-    <w:rPr>
-      <w:sz w:val="24"/>
-      <w:szCs w:val="24"/>
-    </w:rPr>
-  </w:style>
-  <w:style w:styleId="Date" w:type="paragraph">
-    <w:name w:val="Date"/>
-    <w:basedOn w:val="Title"/>
-    <w:next w:val="BodyText"/>
-    <w:qFormat/>
-    <w:pPr>
-      <w:keepNext/>
-      <w:keepLines/>
-    </w:pPr>
-    <w:rPr>
-      <w:sz w:val="24"/>
-      <w:szCs w:val="24"/>
-    </w:rPr>
-  </w:style>
-  <w:style w:customStyle="1" w:styleId="AbstractTitle" w:type="paragraph">
-    <w:name w:val="Abstract Title"/>
-    <w:basedOn w:val="Normal"/>
-    <w:next w:val="Abstract"/>
-    <w:qFormat/>
-    <w:pPr>
-      <w:keepNext/>
-      <w:keepLines/>
-      <w:spacing w:after="0" w:before="300"/>
-      <w:jc w:val="center"/>
-    </w:pPr>
-    <w:rPr>
-      <w:b/>
-      <w:sz w:val="20"/>
-      <w:szCs w:val="20"/>
-    </w:rPr>
-  </w:style>
-  <w:style w:customStyle="1" w:styleId="Abstract" w:type="paragraph">
-    <w:name w:val="Abstract"/>
-    <w:basedOn w:val="Normal"/>
-    <w:next w:val="BodyText"/>
-    <w:qFormat/>
-    <w:pPr>
-      <w:keepNext/>
-      <w:keepLines/>
-      <w:spacing w:after="300" w:before="100"/>
-    </w:pPr>
-    <w:rPr>
-      <w:sz w:val="20"/>
-      <w:szCs w:val="20"/>
-    </w:rPr>
-  </w:style>
-  <w:style w:styleId="Bibliography" w:type="paragraph">
-    <w:name w:val="Bibliography"/>
-    <w:basedOn w:val="Normal"/>
-    <w:next w:val="Bibliography"/>
-    <w:qFormat/>
-    <w:pPr/>
-    <w:rPr/>
-  </w:style>
-  <w:style w:styleId="Heading1" w:type="paragraph">
+  <w:style w:type="paragraph" w:styleId="Heading1">
     <w:name w:val="heading 1"/>
     <w:basedOn w:val="Normal"/>
     <w:next w:val="BodyText"/>
@@ -3730,17 +3343,17 @@
     <w:pPr>
       <w:keepNext/>
       <w:keepLines/>
-      <w:spacing w:after="80" w:before="360"/>
+      <w:spacing w:before="360" w:after="80"/>
       <w:outlineLvl w:val="0"/>
     </w:pPr>
     <w:rPr>
-      <w:rFonts w:asciiTheme="majorHAnsi" w:cstheme="majorBidi" w:eastAsiaTheme="majorEastAsia" w:hAnsiTheme="majorHAnsi"/>
-      <w:color w:themeColor="accent1" w:themeShade="BF" w:val="0F4761"/>
+      <w:rFonts w:asciiTheme="majorHAnsi" w:eastAsiaTheme="majorEastAsia" w:hAnsiTheme="majorHAnsi" w:cstheme="majorBidi"/>
+      <w:color w:val="0F4761" w:themeColor="accent1" w:themeShade="BF"/>
       <w:sz w:val="40"/>
       <w:szCs w:val="40"/>
     </w:rPr>
   </w:style>
-  <w:style w:styleId="Heading2" w:type="paragraph">
+  <w:style w:type="paragraph" w:styleId="Heading2">
     <w:name w:val="heading 2"/>
     <w:basedOn w:val="Normal"/>
     <w:next w:val="BodyText"/>
@@ -3753,17 +3366,17 @@
     <w:pPr>
       <w:keepNext/>
       <w:keepLines/>
-      <w:spacing w:after="80" w:before="160"/>
+      <w:spacing w:before="160" w:after="80"/>
       <w:outlineLvl w:val="1"/>
     </w:pPr>
     <w:rPr>
-      <w:rFonts w:asciiTheme="majorHAnsi" w:cstheme="majorBidi" w:eastAsiaTheme="majorEastAsia" w:hAnsiTheme="majorHAnsi"/>
-      <w:color w:themeColor="accent1" w:themeShade="BF" w:val="0F4761"/>
+      <w:rFonts w:asciiTheme="majorHAnsi" w:eastAsiaTheme="majorEastAsia" w:hAnsiTheme="majorHAnsi" w:cstheme="majorBidi"/>
+      <w:color w:val="0F4761" w:themeColor="accent1" w:themeShade="BF"/>
       <w:sz w:val="32"/>
       <w:szCs w:val="32"/>
     </w:rPr>
   </w:style>
-  <w:style w:styleId="Heading3" w:type="paragraph">
+  <w:style w:type="paragraph" w:styleId="Heading3">
     <w:name w:val="heading 3"/>
     <w:basedOn w:val="Normal"/>
     <w:next w:val="BodyText"/>
@@ -3776,17 +3389,17 @@
     <w:pPr>
       <w:keepNext/>
       <w:keepLines/>
-      <w:spacing w:after="80" w:before="160"/>
+      <w:spacing w:before="160" w:after="80"/>
       <w:outlineLvl w:val="2"/>
     </w:pPr>
     <w:rPr>
-      <w:rFonts w:cstheme="majorBidi" w:eastAsiaTheme="majorEastAsia"/>
-      <w:color w:themeColor="accent1" w:themeShade="BF" w:val="0F4761"/>
+      <w:rFonts w:eastAsiaTheme="majorEastAsia" w:cstheme="majorBidi"/>
+      <w:color w:val="0F4761" w:themeColor="accent1" w:themeShade="BF"/>
       <w:sz w:val="28"/>
       <w:szCs w:val="28"/>
     </w:rPr>
   </w:style>
-  <w:style w:styleId="Heading4" w:type="paragraph">
+  <w:style w:type="paragraph" w:styleId="Heading4">
     <w:name w:val="heading 4"/>
     <w:basedOn w:val="Normal"/>
     <w:next w:val="BodyText"/>
@@ -3799,17 +3412,17 @@
     <w:pPr>
       <w:keepNext/>
       <w:keepLines/>
-      <w:spacing w:after="40" w:before="80"/>
+      <w:spacing w:before="80" w:after="40"/>
       <w:outlineLvl w:val="3"/>
     </w:pPr>
     <w:rPr>
-      <w:rFonts w:cstheme="majorBidi" w:eastAsiaTheme="majorEastAsia"/>
+      <w:rFonts w:eastAsiaTheme="majorEastAsia" w:cstheme="majorBidi"/>
       <w:i/>
       <w:iCs/>
-      <w:color w:themeColor="accent1" w:themeShade="BF" w:val="0F4761"/>
-    </w:rPr>
-  </w:style>
-  <w:style w:styleId="Heading5" w:type="paragraph">
+      <w:color w:val="0F4761" w:themeColor="accent1" w:themeShade="BF"/>
+    </w:rPr>
+  </w:style>
+  <w:style w:type="paragraph" w:styleId="Heading5">
     <w:name w:val="heading 5"/>
     <w:basedOn w:val="Normal"/>
     <w:next w:val="BodyText"/>
@@ -3822,15 +3435,15 @@
     <w:pPr>
       <w:keepNext/>
       <w:keepLines/>
-      <w:spacing w:after="40" w:before="80"/>
+      <w:spacing w:before="80" w:after="40"/>
       <w:outlineLvl w:val="4"/>
     </w:pPr>
     <w:rPr>
-      <w:rFonts w:cstheme="majorBidi" w:eastAsiaTheme="majorEastAsia"/>
-      <w:color w:themeColor="accent1" w:themeShade="BF" w:val="0F4761"/>
-    </w:rPr>
-  </w:style>
-  <w:style w:styleId="Heading6" w:type="paragraph">
+      <w:rFonts w:eastAsiaTheme="majorEastAsia" w:cstheme="majorBidi"/>
+      <w:color w:val="0F4761" w:themeColor="accent1" w:themeShade="BF"/>
+    </w:rPr>
+  </w:style>
+  <w:style w:type="paragraph" w:styleId="Heading6">
     <w:name w:val="heading 6"/>
     <w:basedOn w:val="Normal"/>
     <w:next w:val="BodyText"/>
@@ -3843,17 +3456,17 @@
     <w:pPr>
       <w:keepNext/>
       <w:keepLines/>
-      <w:spacing w:after="0" w:before="40"/>
+      <w:spacing w:before="40" w:after="0"/>
       <w:outlineLvl w:val="5"/>
     </w:pPr>
     <w:rPr>
-      <w:rFonts w:cstheme="majorBidi" w:eastAsiaTheme="majorEastAsia"/>
+      <w:rFonts w:eastAsiaTheme="majorEastAsia" w:cstheme="majorBidi"/>
       <w:i/>
       <w:iCs/>
-      <w:color w:themeColor="text1" w:themeTint="A6" w:val="595959"/>
-    </w:rPr>
-  </w:style>
-  <w:style w:styleId="Heading7" w:type="paragraph">
+      <w:color w:val="595959" w:themeColor="text1" w:themeTint="A6"/>
+    </w:rPr>
+  </w:style>
+  <w:style w:type="paragraph" w:styleId="Heading7">
     <w:name w:val="heading 7"/>
     <w:basedOn w:val="Normal"/>
     <w:next w:val="BodyText"/>
@@ -3866,15 +3479,15 @@
     <w:pPr>
       <w:keepNext/>
       <w:keepLines/>
-      <w:spacing w:after="0" w:before="40"/>
+      <w:spacing w:before="40" w:after="0"/>
       <w:outlineLvl w:val="6"/>
     </w:pPr>
     <w:rPr>
-      <w:rFonts w:cstheme="majorBidi" w:eastAsiaTheme="majorEastAsia"/>
-      <w:color w:themeColor="text1" w:themeTint="A6" w:val="595959"/>
-    </w:rPr>
-  </w:style>
-  <w:style w:styleId="Heading8" w:type="paragraph">
+      <w:rFonts w:eastAsiaTheme="majorEastAsia" w:cstheme="majorBidi"/>
+      <w:color w:val="595959" w:themeColor="text1" w:themeTint="A6"/>
+    </w:rPr>
+  </w:style>
+  <w:style w:type="paragraph" w:styleId="Heading8">
     <w:name w:val="heading 8"/>
     <w:basedOn w:val="Normal"/>
     <w:next w:val="BodyText"/>
@@ -3891,13 +3504,13 @@
       <w:outlineLvl w:val="7"/>
     </w:pPr>
     <w:rPr>
-      <w:rFonts w:cstheme="majorBidi" w:eastAsiaTheme="majorEastAsia"/>
+      <w:rFonts w:eastAsiaTheme="majorEastAsia" w:cstheme="majorBidi"/>
       <w:i/>
       <w:iCs/>
-      <w:color w:themeColor="text1" w:themeTint="D8" w:val="272727"/>
-    </w:rPr>
-  </w:style>
-  <w:style w:styleId="Heading9" w:type="paragraph">
+      <w:color w:val="272727" w:themeColor="text1" w:themeTint="D8"/>
+    </w:rPr>
+  </w:style>
+  <w:style w:type="paragraph" w:styleId="Heading9">
     <w:name w:val="heading 9"/>
     <w:basedOn w:val="Normal"/>
     <w:next w:val="BodyText"/>
@@ -3914,24 +3527,202 @@
       <w:outlineLvl w:val="8"/>
     </w:pPr>
     <w:rPr>
-      <w:rFonts w:cstheme="majorBidi" w:eastAsiaTheme="majorEastAsia"/>
-      <w:color w:themeColor="text1" w:themeTint="D8" w:val="272727"/>
-    </w:rPr>
-  </w:style>
-  <w:style w:customStyle="1" w:styleId="Heading1Char" w:type="character">
+      <w:rFonts w:eastAsiaTheme="majorEastAsia" w:cstheme="majorBidi"/>
+      <w:color w:val="272727" w:themeColor="text1" w:themeTint="D8"/>
+    </w:rPr>
+  </w:style>
+  <w:style w:type="character" w:default="1" w:styleId="DefaultParagraphFont">
+    <w:name w:val="Default Paragraph Font"/>
+    <w:uiPriority w:val="1"/>
+    <w:semiHidden/>
+    <w:unhideWhenUsed/>
+  </w:style>
+  <w:style w:type="table" w:default="1" w:styleId="TableNormal">
+    <w:name w:val="Normal Table"/>
+    <w:uiPriority w:val="99"/>
+    <w:semiHidden/>
+    <w:unhideWhenUsed/>
+    <w:tblPr>
+      <w:tblInd w:w="0" w:type="dxa"/>
+      <w:tblCellMar>
+        <w:top w:w="0" w:type="dxa"/>
+        <w:left w:w="108" w:type="dxa"/>
+        <w:bottom w:w="0" w:type="dxa"/>
+        <w:right w:w="108" w:type="dxa"/>
+      </w:tblCellMar>
+    </w:tblPr>
+  </w:style>
+  <w:style w:type="numbering" w:default="1" w:styleId="NoList">
+    <w:name w:val="No List"/>
+    <w:uiPriority w:val="99"/>
+    <w:semiHidden/>
+    <w:unhideWhenUsed/>
+  </w:style>
+  <w:style w:type="paragraph" w:styleId="BodyText">
+    <w:name w:val="Body Text"/>
+    <w:basedOn w:val="Normal"/>
+    <w:qFormat/>
+    <w:pPr>
+      <w:spacing w:before="180" w:after="180"/>
+    </w:pPr>
+  </w:style>
+  <w:style w:type="paragraph" w:customStyle="1" w:styleId="FirstParagraph">
+    <w:name w:val="First Paragraph"/>
+    <w:basedOn w:val="BodyText"/>
+    <w:next w:val="BodyText"/>
+    <w:qFormat/>
+  </w:style>
+  <w:style w:type="paragraph" w:customStyle="1" w:styleId="Compact">
+    <w:name w:val="Compact"/>
+    <w:basedOn w:val="BodyText"/>
+    <w:qFormat/>
+    <w:pPr>
+      <w:spacing w:before="36" w:after="36"/>
+    </w:pPr>
+  </w:style>
+  <w:style w:type="paragraph" w:styleId="Title">
+    <w:name w:val="Title"/>
+    <w:basedOn w:val="Normal"/>
+    <w:next w:val="BodyText"/>
+    <w:link w:val="TitleChar"/>
+    <w:uiPriority w:val="10"/>
+    <w:qFormat/>
+    <w:rsid w:val="00A10FD9"/>
+    <w:pPr>
+      <w:spacing w:after="80"/>
+      <w:contextualSpacing/>
+      <w:jc w:val="center"/>
+    </w:pPr>
+    <w:rPr>
+      <w:rFonts w:asciiTheme="majorHAnsi" w:eastAsiaTheme="majorEastAsia" w:hAnsiTheme="majorHAnsi" w:cstheme="majorBidi"/>
+      <w:sz w:val="56"/>
+      <w:szCs w:val="56"/>
+    </w:rPr>
+  </w:style>
+  <w:style w:type="character" w:customStyle="1" w:styleId="TitleChar">
+    <w:name w:val="Title Char"/>
+    <w:basedOn w:val="DefaultParagraphFont"/>
+    <w:link w:val="Title"/>
+    <w:uiPriority w:val="10"/>
+    <w:rsid w:val="00A10FD9"/>
+    <w:rPr>
+      <w:rFonts w:asciiTheme="majorHAnsi" w:eastAsiaTheme="majorEastAsia" w:hAnsiTheme="majorHAnsi" w:cstheme="majorBidi"/>
+      <w:sz w:val="56"/>
+      <w:szCs w:val="56"/>
+    </w:rPr>
+  </w:style>
+  <w:style w:type="paragraph" w:styleId="Subtitle">
+    <w:name w:val="Subtitle"/>
+    <w:basedOn w:val="Title"/>
+    <w:next w:val="BodyText"/>
+    <w:link w:val="SubtitleChar"/>
+    <w:uiPriority w:val="11"/>
+    <w:qFormat/>
+    <w:rsid w:val="00A10FD9"/>
+    <w:pPr>
+      <w:numPr>
+        <w:ilvl w:val="1"/>
+      </w:numPr>
+    </w:pPr>
+    <w:rPr>
+      <w:spacing w:val="15"/>
+      <w:sz w:val="28"/>
+      <w:szCs w:val="28"/>
+    </w:rPr>
+  </w:style>
+  <w:style w:type="character" w:customStyle="1" w:styleId="SubtitleChar">
+    <w:name w:val="Subtitle Char"/>
+    <w:basedOn w:val="DefaultParagraphFont"/>
+    <w:link w:val="Subtitle"/>
+    <w:uiPriority w:val="11"/>
+    <w:rsid w:val="00A10FD9"/>
+    <w:rPr>
+      <w:rFonts w:eastAsiaTheme="majorEastAsia" w:cstheme="majorBidi"/>
+      <w:color w:val="595959" w:themeColor="text1" w:themeTint="A6"/>
+      <w:spacing w:val="15"/>
+      <w:sz w:val="28"/>
+      <w:szCs w:val="28"/>
+    </w:rPr>
+  </w:style>
+  <w:style w:type="paragraph" w:customStyle="1" w:styleId="Author">
+    <w:name w:val="Author"/>
+    <w:basedOn w:val="Title"/>
+    <w:next w:val="BodyText"/>
+    <w:qFormat/>
+    <w:pPr>
+      <w:keepNext/>
+      <w:keepLines/>
+    </w:pPr>
+    <w:rPr>
+      <w:sz w:val="24"/>
+      <w:szCs w:val="24"/>
+    </w:rPr>
+  </w:style>
+  <w:style w:type="paragraph" w:styleId="Date">
+    <w:name w:val="Date"/>
+    <w:basedOn w:val="Title"/>
+    <w:next w:val="BodyText"/>
+    <w:qFormat/>
+    <w:pPr>
+      <w:keepNext/>
+      <w:keepLines/>
+    </w:pPr>
+    <w:rPr>
+      <w:sz w:val="24"/>
+      <w:szCs w:val="24"/>
+    </w:rPr>
+  </w:style>
+  <w:style w:type="paragraph" w:customStyle="1" w:styleId="AbstractTitle">
+    <w:name w:val="Abstract Title"/>
+    <w:basedOn w:val="Normal"/>
+    <w:next w:val="Abstract"/>
+    <w:qFormat/>
+    <w:pPr>
+      <w:keepNext/>
+      <w:keepLines/>
+      <w:spacing w:before="300" w:after="0"/>
+      <w:jc w:val="center"/>
+    </w:pPr>
+    <w:rPr>
+      <w:b/>
+      <w:sz w:val="20"/>
+      <w:szCs w:val="20"/>
+    </w:rPr>
+  </w:style>
+  <w:style w:type="paragraph" w:customStyle="1" w:styleId="Abstract">
+    <w:name w:val="Abstract"/>
+    <w:basedOn w:val="Normal"/>
+    <w:next w:val="BodyText"/>
+    <w:qFormat/>
+    <w:pPr>
+      <w:keepNext/>
+      <w:keepLines/>
+      <w:spacing w:before="100" w:after="300"/>
+    </w:pPr>
+    <w:rPr>
+      <w:sz w:val="20"/>
+      <w:szCs w:val="20"/>
+    </w:rPr>
+  </w:style>
+  <w:style w:type="paragraph" w:styleId="Bibliography">
+    <w:name w:val="Bibliography"/>
+    <w:basedOn w:val="Normal"/>
+    <w:qFormat/>
+  </w:style>
+  <w:style w:type="character" w:customStyle="1" w:styleId="Heading1Char">
     <w:name w:val="Heading 1 Char"/>
     <w:basedOn w:val="DefaultParagraphFont"/>
     <w:link w:val="Heading1"/>
     <w:uiPriority w:val="9"/>
     <w:rsid w:val="00A10FD9"/>
     <w:rPr>
-      <w:rFonts w:asciiTheme="majorHAnsi" w:cstheme="majorBidi" w:eastAsiaTheme="majorEastAsia" w:hAnsiTheme="majorHAnsi"/>
-      <w:color w:themeColor="accent1" w:themeShade="BF" w:val="0F4761"/>
+      <w:rFonts w:asciiTheme="majorHAnsi" w:eastAsiaTheme="majorEastAsia" w:hAnsiTheme="majorHAnsi" w:cstheme="majorBidi"/>
+      <w:color w:val="0F4761" w:themeColor="accent1" w:themeShade="BF"/>
       <w:sz w:val="40"/>
       <w:szCs w:val="40"/>
     </w:rPr>
   </w:style>
-  <w:style w:customStyle="1" w:styleId="Heading2Char" w:type="character">
+  <w:style w:type="character" w:customStyle="1" w:styleId="Heading2Char">
     <w:name w:val="Heading 2 Char"/>
     <w:basedOn w:val="DefaultParagraphFont"/>
     <w:link w:val="Heading2"/>
@@ -3939,13 +3730,13 @@
     <w:semiHidden/>
     <w:rsid w:val="00A10FD9"/>
     <w:rPr>
-      <w:rFonts w:asciiTheme="majorHAnsi" w:cstheme="majorBidi" w:eastAsiaTheme="majorEastAsia" w:hAnsiTheme="majorHAnsi"/>
-      <w:color w:themeColor="accent1" w:themeShade="BF" w:val="0F4761"/>
+      <w:rFonts w:asciiTheme="majorHAnsi" w:eastAsiaTheme="majorEastAsia" w:hAnsiTheme="majorHAnsi" w:cstheme="majorBidi"/>
+      <w:color w:val="0F4761" w:themeColor="accent1" w:themeShade="BF"/>
       <w:sz w:val="32"/>
       <w:szCs w:val="32"/>
     </w:rPr>
   </w:style>
-  <w:style w:customStyle="1" w:styleId="Heading3Char" w:type="character">
+  <w:style w:type="character" w:customStyle="1" w:styleId="Heading3Char">
     <w:name w:val="Heading 3 Char"/>
     <w:basedOn w:val="DefaultParagraphFont"/>
     <w:link w:val="Heading3"/>
@@ -3953,13 +3744,13 @@
     <w:semiHidden/>
     <w:rsid w:val="00A10FD9"/>
     <w:rPr>
-      <w:rFonts w:cstheme="majorBidi" w:eastAsiaTheme="majorEastAsia"/>
-      <w:color w:themeColor="accent1" w:themeShade="BF" w:val="0F4761"/>
+      <w:rFonts w:eastAsiaTheme="majorEastAsia" w:cstheme="majorBidi"/>
+      <w:color w:val="0F4761" w:themeColor="accent1" w:themeShade="BF"/>
       <w:sz w:val="28"/>
       <w:szCs w:val="28"/>
     </w:rPr>
   </w:style>
-  <w:style w:customStyle="1" w:styleId="Heading4Char" w:type="character">
+  <w:style w:type="character" w:customStyle="1" w:styleId="Heading4Char">
     <w:name w:val="Heading 4 Char"/>
     <w:basedOn w:val="DefaultParagraphFont"/>
     <w:link w:val="Heading4"/>
@@ -3967,13 +3758,13 @@
     <w:semiHidden/>
     <w:rsid w:val="00A10FD9"/>
     <w:rPr>
-      <w:rFonts w:cstheme="majorBidi" w:eastAsiaTheme="majorEastAsia"/>
+      <w:rFonts w:eastAsiaTheme="majorEastAsia" w:cstheme="majorBidi"/>
       <w:i/>
       <w:iCs/>
-      <w:color w:themeColor="accent1" w:themeShade="BF" w:val="0F4761"/>
-    </w:rPr>
-  </w:style>
-  <w:style w:customStyle="1" w:styleId="Heading5Char" w:type="character">
+      <w:color w:val="0F4761" w:themeColor="accent1" w:themeShade="BF"/>
+    </w:rPr>
+  </w:style>
+  <w:style w:type="character" w:customStyle="1" w:styleId="Heading5Char">
     <w:name w:val="Heading 5 Char"/>
     <w:basedOn w:val="DefaultParagraphFont"/>
     <w:link w:val="Heading5"/>
@@ -3981,11 +3772,11 @@
     <w:semiHidden/>
     <w:rsid w:val="00A10FD9"/>
     <w:rPr>
-      <w:rFonts w:cstheme="majorBidi" w:eastAsiaTheme="majorEastAsia"/>
-      <w:color w:themeColor="accent1" w:themeShade="BF" w:val="0F4761"/>
-    </w:rPr>
-  </w:style>
-  <w:style w:customStyle="1" w:styleId="Heading6Char" w:type="character">
+      <w:rFonts w:eastAsiaTheme="majorEastAsia" w:cstheme="majorBidi"/>
+      <w:color w:val="0F4761" w:themeColor="accent1" w:themeShade="BF"/>
+    </w:rPr>
+  </w:style>
+  <w:style w:type="character" w:customStyle="1" w:styleId="Heading6Char">
     <w:name w:val="Heading 6 Char"/>
     <w:basedOn w:val="DefaultParagraphFont"/>
     <w:link w:val="Heading6"/>
@@ -3993,13 +3784,13 @@
     <w:semiHidden/>
     <w:rsid w:val="00A10FD9"/>
     <w:rPr>
-      <w:rFonts w:cstheme="majorBidi" w:eastAsiaTheme="majorEastAsia"/>
+      <w:rFonts w:eastAsiaTheme="majorEastAsia" w:cstheme="majorBidi"/>
       <w:i/>
       <w:iCs/>
-      <w:color w:themeColor="text1" w:themeTint="A6" w:val="595959"/>
-    </w:rPr>
-  </w:style>
-  <w:style w:customStyle="1" w:styleId="Heading7Char" w:type="character">
+      <w:color w:val="595959" w:themeColor="text1" w:themeTint="A6"/>
+    </w:rPr>
+  </w:style>
+  <w:style w:type="character" w:customStyle="1" w:styleId="Heading7Char">
     <w:name w:val="Heading 7 Char"/>
     <w:basedOn w:val="DefaultParagraphFont"/>
     <w:link w:val="Heading7"/>
@@ -4007,11 +3798,11 @@
     <w:semiHidden/>
     <w:rsid w:val="00A10FD9"/>
     <w:rPr>
-      <w:rFonts w:cstheme="majorBidi" w:eastAsiaTheme="majorEastAsia"/>
-      <w:color w:themeColor="text1" w:themeTint="A6" w:val="595959"/>
-    </w:rPr>
-  </w:style>
-  <w:style w:customStyle="1" w:styleId="Heading8Char" w:type="character">
+      <w:rFonts w:eastAsiaTheme="majorEastAsia" w:cstheme="majorBidi"/>
+      <w:color w:val="595959" w:themeColor="text1" w:themeTint="A6"/>
+    </w:rPr>
+  </w:style>
+  <w:style w:type="character" w:customStyle="1" w:styleId="Heading8Char">
     <w:name w:val="Heading 8 Char"/>
     <w:basedOn w:val="DefaultParagraphFont"/>
     <w:link w:val="Heading8"/>
@@ -4019,13 +3810,13 @@
     <w:semiHidden/>
     <w:rsid w:val="00A10FD9"/>
     <w:rPr>
-      <w:rFonts w:cstheme="majorBidi" w:eastAsiaTheme="majorEastAsia"/>
+      <w:rFonts w:eastAsiaTheme="majorEastAsia" w:cstheme="majorBidi"/>
       <w:i/>
       <w:iCs/>
-      <w:color w:themeColor="text1" w:themeTint="D8" w:val="272727"/>
-    </w:rPr>
-  </w:style>
-  <w:style w:customStyle="1" w:styleId="Heading9Char" w:type="character">
+      <w:color w:val="272727" w:themeColor="text1" w:themeTint="D8"/>
+    </w:rPr>
+  </w:style>
+  <w:style w:type="character" w:customStyle="1" w:styleId="Heading9Char">
     <w:name w:val="Heading 9 Char"/>
     <w:basedOn w:val="DefaultParagraphFont"/>
     <w:link w:val="Heading9"/>
@@ -4033,11 +3824,11 @@
     <w:semiHidden/>
     <w:rsid w:val="00A10FD9"/>
     <w:rPr>
-      <w:rFonts w:cstheme="majorBidi" w:eastAsiaTheme="majorEastAsia"/>
-      <w:color w:themeColor="text1" w:themeTint="D8" w:val="272727"/>
-    </w:rPr>
-  </w:style>
-  <w:style w:styleId="BlockText" w:type="paragraph">
+      <w:rFonts w:eastAsiaTheme="majorEastAsia" w:cstheme="majorBidi"/>
+      <w:color w:val="272727" w:themeColor="text1" w:themeTint="D8"/>
+    </w:rPr>
+  </w:style>
+  <w:style w:type="paragraph" w:styleId="BlockText">
     <w:name w:val="Block Text"/>
     <w:basedOn w:val="BodyText"/>
     <w:next w:val="BodyText"/>
@@ -4045,19 +3836,18 @@
     <w:unhideWhenUsed/>
     <w:qFormat/>
     <w:pPr>
-      <w:spacing w:after="100" w:before="100"/>
-      <w:ind w:firstLine="0" w:left="480" w:right="480"/>
+      <w:spacing w:before="100" w:after="100"/>
+      <w:ind w:left="480" w:right="480"/>
     </w:pPr>
   </w:style>
-  <w:style w:styleId="FootnoteText" w:type="paragraph">
-    <w:name w:val="Footnote Text"/>
+  <w:style w:type="paragraph" w:styleId="FootnoteText">
+    <w:name w:val="footnote text"/>
     <w:basedOn w:val="Normal"/>
-    <w:next w:val="FootnoteText"/>
     <w:uiPriority w:val="9"/>
     <w:unhideWhenUsed/>
     <w:qFormat/>
   </w:style>
-  <w:style w:styleId="FootnoteBlockText" w:type="paragraph">
+  <w:style w:type="paragraph" w:customStyle="1" w:styleId="FootnoteBlockText">
     <w:name w:val="Footnote Block Text"/>
     <w:basedOn w:val="FootnoteText"/>
     <w:next w:val="FootnoteText"/>
@@ -4065,40 +3855,35 @@
     <w:unhideWhenUsed/>
     <w:qFormat/>
     <w:pPr>
-      <w:spacing w:after="100" w:before="100"/>
-      <w:ind w:firstLine="0" w:left="480" w:right="480"/>
+      <w:spacing w:before="100" w:after="100"/>
+      <w:ind w:left="480" w:right="480"/>
     </w:pPr>
   </w:style>
-  <w:style w:default="1" w:styleId="DefaultParagraphFont" w:type="character">
-    <w:name w:val="Default Paragraph Font"/>
-    <w:semiHidden/>
-    <w:unhideWhenUsed/>
-  </w:style>
-  <w:style w:default="1" w:styleId="Table" w:type="table">
+  <w:style w:type="table" w:customStyle="1" w:styleId="Table">
     <w:name w:val="Table"/>
-    <w:basedOn w:val="TableNormal"/>
     <w:semiHidden/>
     <w:unhideWhenUsed/>
     <w:qFormat/>
     <w:tblPr>
-      <w:tblInd w:type="dxa" w:w="0"/>
+      <w:tblInd w:w="0" w:type="dxa"/>
       <w:tblCellMar>
-        <w:top w:type="dxa" w:w="0"/>
-        <w:left w:type="dxa" w:w="108"/>
-        <w:bottom w:type="dxa" w:w="0"/>
-        <w:right w:type="dxa" w:w="108"/>
+        <w:top w:w="0" w:type="dxa"/>
+        <w:left w:w="108" w:type="dxa"/>
+        <w:bottom w:w="0" w:type="dxa"/>
+        <w:right w:w="108" w:type="dxa"/>
       </w:tblCellMar>
     </w:tblPr>
     <w:tblStylePr w:type="firstRow">
+      <w:tblPr/>
       <w:tcPr>
         <w:tcBorders>
-          <w:bottom w:val="single"/>
+          <w:bottom w:val="single" w:sz="0" w:space="0" w:color="auto"/>
         </w:tcBorders>
         <w:vAlign w:val="bottom"/>
       </w:tcPr>
     </w:tblStylePr>
   </w:style>
-  <w:style w:customStyle="1" w:styleId="DefinitionTerm" w:type="paragraph">
+  <w:style w:type="paragraph" w:customStyle="1" w:styleId="DefinitionTerm">
     <w:name w:val="Definition Term"/>
     <w:basedOn w:val="Normal"/>
     <w:next w:val="Definition"/>
@@ -4111,75 +3896,76 @@
       <w:b/>
     </w:rPr>
   </w:style>
-  <w:style w:customStyle="1" w:styleId="Definition" w:type="paragraph">
+  <w:style w:type="paragraph" w:customStyle="1" w:styleId="Definition">
     <w:name w:val="Definition"/>
     <w:basedOn w:val="Normal"/>
   </w:style>
-  <w:style w:styleId="Caption" w:type="paragraph">
-    <w:name w:val="Caption"/>
+  <w:style w:type="paragraph" w:styleId="Caption">
+    <w:name w:val="caption"/>
     <w:basedOn w:val="Normal"/>
-    <w:link w:val="BodyTextChar"/>
+    <w:link w:val="CaptionChar"/>
     <w:pPr>
-      <w:spacing w:after="120" w:before="0"/>
+      <w:spacing w:after="120"/>
     </w:pPr>
     <w:rPr>
       <w:i/>
     </w:rPr>
   </w:style>
-  <w:style w:customStyle="1" w:styleId="TableCaption" w:type="paragraph">
+  <w:style w:type="paragraph" w:customStyle="1" w:styleId="TableCaption">
     <w:name w:val="Table Caption"/>
     <w:basedOn w:val="Caption"/>
     <w:pPr>
       <w:keepNext/>
     </w:pPr>
   </w:style>
-  <w:style w:customStyle="1" w:styleId="ImageCaption" w:type="paragraph">
+  <w:style w:type="paragraph" w:customStyle="1" w:styleId="ImageCaption">
     <w:name w:val="Image Caption"/>
     <w:basedOn w:val="Caption"/>
   </w:style>
-  <w:style w:customStyle="1" w:styleId="Figure" w:type="paragraph">
+  <w:style w:type="paragraph" w:customStyle="1" w:styleId="Figure">
     <w:name w:val="Figure"/>
     <w:basedOn w:val="Normal"/>
   </w:style>
-  <w:style w:customStyle="1" w:styleId="CaptionedFigure" w:type="paragraph">
+  <w:style w:type="paragraph" w:customStyle="1" w:styleId="CaptionedFigure">
     <w:name w:val="Captioned Figure"/>
     <w:basedOn w:val="Figure"/>
     <w:pPr>
       <w:keepNext/>
     </w:pPr>
   </w:style>
-  <w:style w:customStyle="1" w:styleId="BodyTextChar" w:type="character">
-    <w:name w:val="Body Text Char"/>
+  <w:style w:type="character" w:customStyle="1" w:styleId="CaptionChar">
+    <w:name w:val="Caption Char"/>
     <w:basedOn w:val="DefaultParagraphFont"/>
-    <w:link w:val="BodyText"/>
-  </w:style>
-  <w:style w:customStyle="1" w:styleId="VerbatimChar" w:type="character">
+    <w:link w:val="Caption"/>
+  </w:style>
+  <w:style w:type="character" w:customStyle="1" w:styleId="VerbatimChar">
     <w:name w:val="Verbatim Char"/>
-    <w:basedOn w:val="BodyTextChar"/>
+    <w:basedOn w:val="CaptionChar"/>
+    <w:link w:val="SourceCode"/>
     <w:rPr>
       <w:rFonts w:ascii="Consolas" w:hAnsi="Consolas"/>
       <w:sz w:val="22"/>
     </w:rPr>
   </w:style>
-  <w:style w:customStyle="1" w:styleId="SectionNumber" w:type="character">
+  <w:style w:type="character" w:customStyle="1" w:styleId="SectionNumber">
     <w:name w:val="Section Number"/>
-    <w:basedOn w:val="BodyTextChar"/>
-  </w:style>
-  <w:style w:styleId="FootnoteReference" w:type="character">
-    <w:name w:val="Footnote Reference"/>
-    <w:basedOn w:val="BodyTextChar"/>
+    <w:basedOn w:val="CaptionChar"/>
+  </w:style>
+  <w:style w:type="character" w:styleId="FootnoteReference">
+    <w:name w:val="footnote reference"/>
+    <w:basedOn w:val="CaptionChar"/>
     <w:rPr>
       <w:vertAlign w:val="superscript"/>
     </w:rPr>
   </w:style>
-  <w:style w:styleId="Hyperlink" w:type="character">
+  <w:style w:type="character" w:styleId="Hyperlink">
     <w:name w:val="Hyperlink"/>
-    <w:basedOn w:val="BodyTextChar"/>
-    <w:rPr>
-      <w:color w:themeColor="accent1" w:val="4F81BD"/>
-    </w:rPr>
-  </w:style>
-  <w:style w:styleId="TOCHeading" w:type="paragraph">
+    <w:basedOn w:val="CaptionChar"/>
+    <w:rPr>
+      <w:color w:val="156082" w:themeColor="accent1"/>
+    </w:rPr>
+  </w:style>
+  <w:style w:type="paragraph" w:styleId="TOCHeading">
     <w:name w:val="TOC Heading"/>
     <w:basedOn w:val="Heading1"/>
     <w:next w:val="BodyText"/>
@@ -4190,246 +3976,305 @@
       <w:spacing w:before="240" w:line="259" w:lineRule="auto"/>
       <w:outlineLvl w:val="9"/>
     </w:pPr>
-    <w:rPr>
-      <w:rFonts w:asciiTheme="majorHAnsi" w:cstheme="majorBidi" w:eastAsiaTheme="majorEastAsia" w:hAnsiTheme="majorHAnsi"/>
-      <w:b w:val="0"/>
-      <w:bCs w:val="0"/>
-      <w:color w:themeColor="accent1" w:themeShade="BF" w:val="365F91"/>
-    </w:rPr>
   </w:style>
   <w:style w:type="paragraph" w:customStyle="1" w:styleId="SourceCode">
     <w:name w:val="Source Code"/>
     <w:basedOn w:val="Normal"/>
     <w:link w:val="VerbatimChar"/>
     <w:pPr>
-      <w:wordWrap w:val="off"/>
+      <w:wordWrap w:val="0"/>
     </w:pPr>
   </w:style>
   <w:style w:type="character" w:customStyle="1" w:styleId="KeywordTok">
     <w:name w:val="KeywordTok"/>
     <w:basedOn w:val="VerbatimChar"/>
     <w:rPr>
+      <w:rFonts w:ascii="Consolas" w:hAnsi="Consolas"/>
       <w:b/>
       <w:color w:val="007020"/>
+      <w:sz w:val="22"/>
     </w:rPr>
   </w:style>
   <w:style w:type="character" w:customStyle="1" w:styleId="DataTypeTok">
     <w:name w:val="DataTypeTok"/>
     <w:basedOn w:val="VerbatimChar"/>
     <w:rPr>
+      <w:rFonts w:ascii="Consolas" w:hAnsi="Consolas"/>
       <w:color w:val="902000"/>
+      <w:sz w:val="22"/>
     </w:rPr>
   </w:style>
   <w:style w:type="character" w:customStyle="1" w:styleId="DecValTok">
     <w:name w:val="DecValTok"/>
     <w:basedOn w:val="VerbatimChar"/>
     <w:rPr>
-      <w:color w:val="40a070"/>
+      <w:rFonts w:ascii="Consolas" w:hAnsi="Consolas"/>
+      <w:color w:val="40A070"/>
+      <w:sz w:val="22"/>
     </w:rPr>
   </w:style>
   <w:style w:type="character" w:customStyle="1" w:styleId="BaseNTok">
     <w:name w:val="BaseNTok"/>
     <w:basedOn w:val="VerbatimChar"/>
     <w:rPr>
-      <w:color w:val="40a070"/>
+      <w:rFonts w:ascii="Consolas" w:hAnsi="Consolas"/>
+      <w:color w:val="40A070"/>
+      <w:sz w:val="22"/>
     </w:rPr>
   </w:style>
   <w:style w:type="character" w:customStyle="1" w:styleId="FloatTok">
     <w:name w:val="FloatTok"/>
     <w:basedOn w:val="VerbatimChar"/>
     <w:rPr>
-      <w:color w:val="40a070"/>
+      <w:rFonts w:ascii="Consolas" w:hAnsi="Consolas"/>
+      <w:color w:val="40A070"/>
+      <w:sz w:val="22"/>
     </w:rPr>
   </w:style>
   <w:style w:type="character" w:customStyle="1" w:styleId="ConstantTok">
     <w:name w:val="ConstantTok"/>
     <w:basedOn w:val="VerbatimChar"/>
     <w:rPr>
+      <w:rFonts w:ascii="Consolas" w:hAnsi="Consolas"/>
       <w:color w:val="880000"/>
+      <w:sz w:val="22"/>
     </w:rPr>
   </w:style>
   <w:style w:type="character" w:customStyle="1" w:styleId="CharTok">
     <w:name w:val="CharTok"/>
     <w:basedOn w:val="VerbatimChar"/>
     <w:rPr>
-      <w:color w:val="4070a0"/>
+      <w:rFonts w:ascii="Consolas" w:hAnsi="Consolas"/>
+      <w:color w:val="4070A0"/>
+      <w:sz w:val="22"/>
     </w:rPr>
   </w:style>
   <w:style w:type="character" w:customStyle="1" w:styleId="SpecialCharTok">
     <w:name w:val="SpecialCharTok"/>
     <w:basedOn w:val="VerbatimChar"/>
     <w:rPr>
-      <w:color w:val="4070a0"/>
+      <w:rFonts w:ascii="Consolas" w:hAnsi="Consolas"/>
+      <w:color w:val="4070A0"/>
+      <w:sz w:val="22"/>
     </w:rPr>
   </w:style>
   <w:style w:type="character" w:customStyle="1" w:styleId="StringTok">
     <w:name w:val="StringTok"/>
     <w:basedOn w:val="VerbatimChar"/>
     <w:rPr>
-      <w:color w:val="4070a0"/>
+      <w:rFonts w:ascii="Consolas" w:hAnsi="Consolas"/>
+      <w:color w:val="4070A0"/>
+      <w:sz w:val="22"/>
     </w:rPr>
   </w:style>
   <w:style w:type="character" w:customStyle="1" w:styleId="VerbatimStringTok">
     <w:name w:val="VerbatimStringTok"/>
     <w:basedOn w:val="VerbatimChar"/>
     <w:rPr>
-      <w:color w:val="4070a0"/>
+      <w:rFonts w:ascii="Consolas" w:hAnsi="Consolas"/>
+      <w:color w:val="4070A0"/>
+      <w:sz w:val="22"/>
     </w:rPr>
   </w:style>
   <w:style w:type="character" w:customStyle="1" w:styleId="SpecialStringTok">
     <w:name w:val="SpecialStringTok"/>
     <w:basedOn w:val="VerbatimChar"/>
     <w:rPr>
-      <w:color w:val="bb6688"/>
+      <w:rFonts w:ascii="Consolas" w:hAnsi="Consolas"/>
+      <w:color w:val="BB6688"/>
+      <w:sz w:val="22"/>
     </w:rPr>
   </w:style>
   <w:style w:type="character" w:customStyle="1" w:styleId="ImportTok">
     <w:name w:val="ImportTok"/>
     <w:basedOn w:val="VerbatimChar"/>
     <w:rPr>
+      <w:rFonts w:ascii="Consolas" w:hAnsi="Consolas"/>
       <w:b/>
       <w:color w:val="008000"/>
+      <w:sz w:val="22"/>
     </w:rPr>
   </w:style>
   <w:style w:type="character" w:customStyle="1" w:styleId="CommentTok">
     <w:name w:val="CommentTok"/>
     <w:basedOn w:val="VerbatimChar"/>
     <w:rPr>
+      <w:rFonts w:ascii="Consolas" w:hAnsi="Consolas"/>
       <w:i/>
-      <w:color w:val="60a0b0"/>
+      <w:color w:val="60A0B0"/>
+      <w:sz w:val="22"/>
     </w:rPr>
   </w:style>
   <w:style w:type="character" w:customStyle="1" w:styleId="DocumentationTok">
     <w:name w:val="DocumentationTok"/>
     <w:basedOn w:val="VerbatimChar"/>
     <w:rPr>
+      <w:rFonts w:ascii="Consolas" w:hAnsi="Consolas"/>
       <w:i/>
-      <w:color w:val="ba2121"/>
+      <w:color w:val="BA2121"/>
+      <w:sz w:val="22"/>
     </w:rPr>
   </w:style>
   <w:style w:type="character" w:customStyle="1" w:styleId="AnnotationTok">
     <w:name w:val="AnnotationTok"/>
     <w:basedOn w:val="VerbatimChar"/>
     <w:rPr>
+      <w:rFonts w:ascii="Consolas" w:hAnsi="Consolas"/>
       <w:b/>
       <w:i/>
-      <w:color w:val="60a0b0"/>
+      <w:color w:val="60A0B0"/>
+      <w:sz w:val="22"/>
     </w:rPr>
   </w:style>
   <w:style w:type="character" w:customStyle="1" w:styleId="CommentVarTok">
     <w:name w:val="CommentVarTok"/>
     <w:basedOn w:val="VerbatimChar"/>
     <w:rPr>
+      <w:rFonts w:ascii="Consolas" w:hAnsi="Consolas"/>
       <w:b/>
       <w:i/>
-      <w:color w:val="60a0b0"/>
+      <w:color w:val="60A0B0"/>
+      <w:sz w:val="22"/>
     </w:rPr>
   </w:style>
   <w:style w:type="character" w:customStyle="1" w:styleId="OtherTok">
     <w:name w:val="OtherTok"/>
     <w:basedOn w:val="VerbatimChar"/>
     <w:rPr>
+      <w:rFonts w:ascii="Consolas" w:hAnsi="Consolas"/>
       <w:color w:val="007020"/>
+      <w:sz w:val="22"/>
     </w:rPr>
   </w:style>
   <w:style w:type="character" w:customStyle="1" w:styleId="FunctionTok">
     <w:name w:val="FunctionTok"/>
     <w:basedOn w:val="VerbatimChar"/>
     <w:rPr>
-      <w:color w:val="06287e"/>
+      <w:rFonts w:ascii="Consolas" w:hAnsi="Consolas"/>
+      <w:color w:val="06287E"/>
+      <w:sz w:val="22"/>
     </w:rPr>
   </w:style>
   <w:style w:type="character" w:customStyle="1" w:styleId="VariableTok">
     <w:name w:val="VariableTok"/>
     <w:basedOn w:val="VerbatimChar"/>
     <w:rPr>
-      <w:color w:val="19177c"/>
+      <w:rFonts w:ascii="Consolas" w:hAnsi="Consolas"/>
+      <w:color w:val="19177C"/>
+      <w:sz w:val="22"/>
     </w:rPr>
   </w:style>
   <w:style w:type="character" w:customStyle="1" w:styleId="ControlFlowTok">
     <w:name w:val="ControlFlowTok"/>
     <w:basedOn w:val="VerbatimChar"/>
     <w:rPr>
+      <w:rFonts w:ascii="Consolas" w:hAnsi="Consolas"/>
       <w:b/>
       <w:color w:val="007020"/>
+      <w:sz w:val="22"/>
     </w:rPr>
   </w:style>
   <w:style w:type="character" w:customStyle="1" w:styleId="OperatorTok">
     <w:name w:val="OperatorTok"/>
     <w:basedOn w:val="VerbatimChar"/>
     <w:rPr>
+      <w:rFonts w:ascii="Consolas" w:hAnsi="Consolas"/>
       <w:color w:val="666666"/>
+      <w:sz w:val="22"/>
     </w:rPr>
   </w:style>
   <w:style w:type="character" w:customStyle="1" w:styleId="BuiltInTok">
     <w:name w:val="BuiltInTok"/>
     <w:basedOn w:val="VerbatimChar"/>
     <w:rPr>
+      <w:rFonts w:ascii="Consolas" w:hAnsi="Consolas"/>
       <w:color w:val="008000"/>
+      <w:sz w:val="22"/>
     </w:rPr>
   </w:style>
   <w:style w:type="character" w:customStyle="1" w:styleId="ExtensionTok">
     <w:name w:val="ExtensionTok"/>
     <w:basedOn w:val="VerbatimChar"/>
-    <w:rPr/>
+    <w:rPr>
+      <w:rFonts w:ascii="Consolas" w:hAnsi="Consolas"/>
+      <w:sz w:val="22"/>
+    </w:rPr>
   </w:style>
   <w:style w:type="character" w:customStyle="1" w:styleId="PreprocessorTok">
     <w:name w:val="PreprocessorTok"/>
     <w:basedOn w:val="VerbatimChar"/>
     <w:rPr>
-      <w:color w:val="bc7a00"/>
+      <w:rFonts w:ascii="Consolas" w:hAnsi="Consolas"/>
+      <w:color w:val="BC7A00"/>
+      <w:sz w:val="22"/>
     </w:rPr>
   </w:style>
   <w:style w:type="character" w:customStyle="1" w:styleId="AttributeTok">
     <w:name w:val="AttributeTok"/>
     <w:basedOn w:val="VerbatimChar"/>
     <w:rPr>
-      <w:color w:val="7d9029"/>
+      <w:rFonts w:ascii="Consolas" w:hAnsi="Consolas"/>
+      <w:color w:val="7D9029"/>
+      <w:sz w:val="22"/>
     </w:rPr>
   </w:style>
   <w:style w:type="character" w:customStyle="1" w:styleId="RegionMarkerTok">
     <w:name w:val="RegionMarkerTok"/>
     <w:basedOn w:val="VerbatimChar"/>
-    <w:rPr/>
+    <w:rPr>
+      <w:rFonts w:ascii="Consolas" w:hAnsi="Consolas"/>
+      <w:sz w:val="22"/>
+    </w:rPr>
   </w:style>
   <w:style w:type="character" w:customStyle="1" w:styleId="InformationTok">
     <w:name w:val="InformationTok"/>
     <w:basedOn w:val="VerbatimChar"/>
     <w:rPr>
+      <w:rFonts w:ascii="Consolas" w:hAnsi="Consolas"/>
       <w:b/>
       <w:i/>
-      <w:color w:val="60a0b0"/>
+      <w:color w:val="60A0B0"/>
+      <w:sz w:val="22"/>
     </w:rPr>
   </w:style>
   <w:style w:type="character" w:customStyle="1" w:styleId="WarningTok">
     <w:name w:val="WarningTok"/>
     <w:basedOn w:val="VerbatimChar"/>
     <w:rPr>
+      <w:rFonts w:ascii="Consolas" w:hAnsi="Consolas"/>
       <w:b/>
       <w:i/>
-      <w:color w:val="60a0b0"/>
+      <w:color w:val="60A0B0"/>
+      <w:sz w:val="22"/>
     </w:rPr>
   </w:style>
   <w:style w:type="character" w:customStyle="1" w:styleId="AlertTok">
     <w:name w:val="AlertTok"/>
     <w:basedOn w:val="VerbatimChar"/>
     <w:rPr>
+      <w:rFonts w:ascii="Consolas" w:hAnsi="Consolas"/>
       <w:b/>
-      <w:color w:val="ff0000"/>
+      <w:color w:val="FF0000"/>
+      <w:sz w:val="22"/>
     </w:rPr>
   </w:style>
   <w:style w:type="character" w:customStyle="1" w:styleId="ErrorTok">
     <w:name w:val="ErrorTok"/>
     <w:basedOn w:val="VerbatimChar"/>
     <w:rPr>
+      <w:rFonts w:ascii="Consolas" w:hAnsi="Consolas"/>
       <w:b/>
-      <w:color w:val="ff0000"/>
+      <w:color w:val="FF0000"/>
+      <w:sz w:val="22"/>
     </w:rPr>
   </w:style>
   <w:style w:type="character" w:customStyle="1" w:styleId="NormalTok">
     <w:name w:val="NormalTok"/>
     <w:basedOn w:val="VerbatimChar"/>
-    <w:rPr/>
+    <w:rPr>
+      <w:rFonts w:ascii="Consolas" w:hAnsi="Consolas"/>
+      <w:sz w:val="22"/>
+    </w:rPr>
   </w:style>
 </w:styles>
 </file>
